--- a/本科毕业论文-正式排版稿.docx
+++ b/本科毕业论文-正式排版稿.docx
@@ -1064,7 +1064,7 @@
           <w:rFonts w:ascii="宋体" w:hAnsi="宋体"/>
           <w:sz w:val="24"/>
         </w:rPr>
-        <w:t>本文以去哪儿旅游评论场景为研究背景，结合当前项目文件夹中的旅游评论数据集、数据库设计和景区推荐系统原型，围绕开题报告提出的“数据挖掘—模型构建—实证验证”逻辑开展研究。首先梳理旅游大数据、文本挖掘、情感分析和推荐系统相关理论；其次基于30000条旅游评论样本，对评论数据进行结构化整理和特征建模，从评分分布、季节差异、城市覆盖、出游类型、复游意愿和主题词匹配等维</w:t>
+        <w:t>本文以去哪儿旅游评论场景为研究背景，结合当前项目文件夹中的旅游评论数据集、数据库设计和景区推荐系统原型，围绕开题报告提出的“数据挖掘—模型构建—实证验证”逻辑开展研究。首先梳理旅游大数据、文本挖掘、情感分析和推荐系统相关理论；其次基于30000条旅游评论样本，对评论数据进行结构化整理和特征建模，从评分分布、季节差异、城市覆盖、出游类型、复游意愿、SnowNLP情感倾向和LDA主题模型等维度开展评论挖掘分析，提取游客需求、体验偏好和潜在服务短板；在推荐建模环节，本文不再单纯采用“评分阈值+推荐指数阈值”的硬规则，而是构建融合评分归一化、推荐指数、复游意愿率、好评率和有用票归一化的综合推荐指数，并将排名靠前的景区作为“值得推荐”的监督标签；同时加入情感均值、情感方差、负面评论占比、主题分布、评论数量、评论长度、词频覆盖度和文本信息熵等评论深度挖掘特征，采用随机森林、决策树和逻辑回归三种模型进行比较，并在系统展示中形成综合融合推荐、分场景群体推荐和自然语言推荐理由。</w:t>
       </w:r>
       <w:proofErr w:type="gramStart"/>
       <w:r>
@@ -1072,7 +1072,6 @@
           <w:rFonts w:ascii="宋体" w:hAnsi="宋体"/>
           <w:sz w:val="24"/>
         </w:rPr>
-        <w:t>度开展</w:t>
       </w:r>
       <w:proofErr w:type="gramEnd"/>
       <w:r>
@@ -1080,7 +1079,6 @@
           <w:rFonts w:ascii="宋体" w:hAnsi="宋体"/>
           <w:sz w:val="24"/>
         </w:rPr>
-        <w:t>评论挖掘分析，提取游客需求、体验偏好和潜在服务短板；在推荐建模环节，以评分和推荐指数构造“是否值得推荐”的监督标签，并选取城市、省份、出游类型、季节、出游月份、游玩时长、人均花费、复游意愿和有用票等变量作为模型输入特征；再次采用随机森林、决策树和逻辑回归三种模型对景区推荐进行比较分析，并实现了基于Flask与MySQL的旅游评论挖掘与景区推荐系统原型。</w:t>
       </w:r>
     </w:p>
     <w:p>
@@ -1097,7 +1095,7 @@
           <w:rFonts w:ascii="宋体" w:hAnsi="宋体"/>
           <w:sz w:val="24"/>
         </w:rPr>
-        <w:t>研究表明：在线旅游评论能够较为有效地反映游客体验结构和消费偏好，评分、推荐意愿、出游类型、季节、花费和有用票等变量对景区推荐具有较高参考价值；相较于决策树和逻辑回归，随机森林在综合推荐稳定性方面更具优势；将评论挖掘结果嵌入景区推荐系统，有助于提升旅游信息服务的针对性与可解释性。本文对在线旅游平台评论数据挖掘、景区数字化运营以及旅游消费辅助决策具有一定参考意义。</w:t>
+        <w:t>研究表明：在线旅游评论能够较为有效地反映游客体验结构和消费偏好，评分、推荐意愿、出游类型、季节、花费、复游意愿、有用票以及评论文本情感等变量对景区推荐具有较高参考价值；SnowNLP能够为评论情感倾向提供文本层面的量化依据，LDA主题模型能够从评论语料中提取较具解释性的游客体验主题；在推荐环节，多维综合推荐指数降低了单一阈值带来的主观性，评论深度挖掘特征增强了“旅游评论挖掘”与推荐模型之间的关联，分场景群体推荐能够区分亲子游、文化深度游、周末短途游和摄影打卡等不同出游需求，自然语言推荐理由进一步提升了推荐结果的可解释性和用户体验。本文对在线旅游平台评论数据挖掘、景区数字化运营以及旅游消费辅助决策具有一定参考意义。</w:t>
       </w:r>
     </w:p>
     <w:p>
@@ -7465,14 +7463,12 @@
         <w:rPr>
           <w:rFonts w:ascii="宋体" w:hAnsi="宋体"/>
         </w:rPr>
-        <w:t>本文将旅游评论文本挖掘与景区推荐机制进行关联研究，有助于拓展旅游大数据在游客行为分析中的应用视角。一方面，本文从评论数据中提取评分、推荐指数、花</w:t>
-      </w:r>
-      <w:r>
-        <w:rPr>
-          <w:rFonts w:ascii="宋体" w:hAnsi="宋体"/>
-        </w:rPr>
-        <w:lastRenderedPageBreak/>
-        <w:t>费、游玩天数、出游类型、季节和有用票等变量，构建景区推荐特征体系，有助于丰富在线旅游评论研究从“情感识别”走向“推荐应用”的分析链条。另一方面，本文在推荐模型中引入评论衍生变量，探索评论挖掘结果向管理决策支持转化的路径，对完善旅游评论研究的应用框架具有一定理论价值。</w:t>
+        <w:t>本文将旅游评论文本挖掘与景区推荐机制进行关联研究，有助于拓展旅游大数据在游客行为分析中的应用视角。一方面，本文从评论数据中提取评分、推荐指数、花费、游玩天数、出游类型、季节、有用票、情感得分、主题分布和文本统计特征等变量，构建景区推荐特征体系，有助于丰富在线旅游评论研究从“情感识别”走向“推荐应用”的分析链条。另一方面，本文在推荐模型中引入综合推荐指数、评论深度挖掘特征和分场景群体推荐思路，探索评论挖掘结果向管理决策支持和游客出行辅助转化的路径，对完善旅游评论研究的应用框架具有一定理论价值。</w:t>
+      </w:r>
+      <w:r>
+        <w:rPr>
+          <w:rFonts w:ascii="宋体" w:hAnsi="宋体"/>
+        </w:rPr>
       </w:r>
     </w:p>
     <w:p>
@@ -7509,35 +7505,31 @@
         <w:rPr>
           <w:rFonts w:ascii="宋体" w:hAnsi="宋体"/>
         </w:rPr>
-        <w:t>进一步来看，本文的实践价值还体现在研究成果的可展示性和</w:t>
+        <w:t>进一步来看，本文的实践价值还体现在研究成果的可展示性和可迁移性方面。通过将评论统计分析、情感倾向判断、LDA主题建模、群体性推荐模型和推荐理由生成嵌入Web系统，研究结果不再停留在文字描述层面，而是能够通过仪表盘、分析图表、综合榜单、分场景榜单和推荐理由进行直观呈现。对于平台运营者而言，这种方式有助于快速识别不同城市、不同出游类型和不同季节下的游客评价差异；对于景区管理者而言，可以结合低情感得分评论、高有用票评论、复游意愿变化和主题分布，判断游客体验中的薄弱环节；对于游客而言，推荐结果不仅展示评论数、均评分、好评率和人均花费等统计依据，还给出自然语言推荐理由，有助于提升推荐结果的透明度和可理解性。</w:t>
       </w:r>
       <w:proofErr w:type="gramStart"/>
       <w:r>
         <w:rPr>
           <w:rFonts w:ascii="宋体" w:hAnsi="宋体"/>
         </w:rPr>
-        <w:t>可</w:t>
       </w:r>
       <w:proofErr w:type="gramEnd"/>
       <w:r>
         <w:rPr>
           <w:rFonts w:ascii="宋体" w:hAnsi="宋体"/>
         </w:rPr>
-        <w:t>迁移性方面。通过将评论统计分析、情感倾向判断、主题归类和推荐模型嵌入Web系统，研究结果不再停留在文字描述层面，而是能够通过仪表盘、分析图表和推荐列表进行直观呈现。对于平台运营者而言，这种方式有助于快速识别不同城市、不同出游类型和不同季节下的游客评价差异；对于景区管理者而言，可以结合低分评论、高有用票评论和</w:t>
       </w:r>
       <w:proofErr w:type="gramStart"/>
       <w:r>
         <w:rPr>
           <w:rFonts w:ascii="宋体" w:hAnsi="宋体"/>
         </w:rPr>
-        <w:t>复游</w:t>
       </w:r>
       <w:proofErr w:type="gramEnd"/>
       <w:r>
         <w:rPr>
           <w:rFonts w:ascii="宋体" w:hAnsi="宋体"/>
         </w:rPr>
-        <w:t>意愿变化，判断游客体验中的薄弱环节；对于游客而言，推荐结果附带评论数、均评分、好评率和人均花费等统计依据，有助于提升推荐结果的透明度。虽然当前系统仍属于演示型原型，但其“数据整理—评论挖掘—模型推荐—结果展示”的流程具有一定可复制性，可为同类在线旅游平台的数据应用提供参考。</w:t>
       </w:r>
     </w:p>
     <w:p>
@@ -7750,7 +7742,7 @@
         <w:rPr>
           <w:rFonts w:ascii="宋体" w:hAnsi="宋体"/>
         </w:rPr>
-        <w:t>本文的研究内容主要包括四个方面：一是梳理旅游大数据、文本挖掘、情感分析和推荐系统相关理论，回应开题报告中关于评论挖掘与景区推荐结合的研究设想；二是基于项目中的去哪儿旅游评论数据集，对评论样本进行字段规范、类型转换和结构化整理，并采用评分映射与关键词匹配的方式，对评论的情感倾向、主题特征、游客需求和服务痛点进行轻量化挖掘；三是以评论衍生变量构建景区推荐模型，并比较随机森林、决策树和逻辑回归三种方法的适用性，验证评论数据用于推荐建模的可行性；四是结合项目代码与数据库结构，设计并实现旅游评论挖掘与景区推荐系统原型，形成可演示、可复现的实证研究成果。</w:t>
+        <w:t>本文的研究内容主要包括四个方面：一是梳理旅游大数据、文本挖掘、情感分析和推荐系统相关理论，回应开题报告中关于评论挖掘与景区推荐结合的研究设想；二是基于项目中的去哪儿旅游评论数据集，对评论样本进行字段规范、类型转换和结构化整理，并采用SnowNLP情感倾向计算与LDA主题建模方法，对评论的情感倾向、主题特征、游客需求和服务痛点进行挖掘；三是以景区为聚合单位构建推荐模型，使用评分归一化、推荐指数、复游意愿率、好评率和有用票归一化形成综合推荐指数，并加入情感、主题和文本统计特征训练随机森林、决策树和逻辑回归模型；四是结合项目代码与数据库结构，设计并实现包含综合融合推荐、分场景群体推荐和推荐理由生成的旅游评论挖掘与景区推荐系统原型，形成可演示、可复现的实证研究成果。</w:t>
       </w:r>
     </w:p>
     <w:p>
@@ -7776,14 +7768,12 @@
         <w:rPr>
           <w:rFonts w:ascii="宋体" w:hAnsi="宋体"/>
         </w:rPr>
-        <w:t>本文主要采用文献研究法、数据挖掘法、模型构建法、实证分析法、比较分析法和系统设计法。文献研究法用于梳理国内外研究成果与理论基础；数据挖掘法用于对去哪儿旅游评论数据进行清洗、整理、情感标注和主题归类；模型构建法用于基于评论衍生变量构建景区推荐模型；实证分析法用于结合样本数据验证模型输出效果；比</w:t>
-      </w:r>
-      <w:r>
-        <w:rPr>
-          <w:rFonts w:ascii="宋体" w:hAnsi="宋体"/>
-        </w:rPr>
-        <w:lastRenderedPageBreak/>
-        <w:t>较分析法用于比较不同推荐模型的优劣；系统设计法用于将研究结果落地为可运行的演示系统。这与开题报告中提出的“文献研究—数据挖掘—模型构建—实证验证—案例应用”的研究思路基本一致。</w:t>
+        <w:t>本文主要采用文献研究法、数据挖掘法、模型构建法、实证分析法、比较分析法和系统设计法。文献研究法用于梳理国内外研究成果与理论基础；数据挖掘法用于对去哪儿旅游评论数据进行清洗、整理、情感标注、主题建模和文本统计特征提取；模型构建法用于基于综合推荐指数与评论衍生变量构建景区群体性推荐模型；实证分析法用于结合样本数据验证模型输出效果；比较分析法用于比较不同推荐模型的优劣；系统设计法用于将研究结果落地为可运行的演示系统。这与开题报告中提出的“文献研究—数据挖掘—模型构建—实证验证—案例应用”的研究思路基本一致。</w:t>
+      </w:r>
+      <w:r>
+        <w:rPr>
+          <w:rFonts w:ascii="宋体" w:hAnsi="宋体"/>
+        </w:rPr>
       </w:r>
     </w:p>
     <w:p>
@@ -7809,7 +7799,7 @@
         <w:rPr>
           <w:rFonts w:ascii="宋体" w:hAnsi="宋体"/>
         </w:rPr>
-        <w:t>技术路线可概括为：去哪儿评论数据获取与整理→数据清洗与数据库设计→评论特征提取→情感倾向判断与主题归类→景区推荐模型构建与比较→Web系统实现→实证结果分析与建议输出。该路线既体现了从问题提出到问题分析再到问题解决的逻辑，也与开题报告中“数据挖掘—模型构建—实证验证”的研究框架相衔接。</w:t>
+        <w:t>技术路线可概括为：去哪儿评论数据获取与整理→数据清洗与数据库设计→评论特征提取→SnowNLP情感分析与LDA主题建模→多维综合推荐指数构造→景区级推荐模型训练与比较→分场景群体推荐与推荐理由生成→Web系统实现→实证结果分析与建议输出。该路线既体现了从问题提出到问题分析再到问题解决的逻辑，也与开题报告中“数据挖掘—模型构建—实证验证”的研究框架相衔接。</w:t>
       </w:r>
     </w:p>
     <w:p>
@@ -7913,7 +7903,7 @@
         <w:rPr>
           <w:rFonts w:ascii="宋体" w:hAnsi="宋体"/>
         </w:rPr>
-        <w:t>文本挖掘是从非结构化文本中提取有价值信息的过程，常见方法包括分词、词频统计、主题识别、情感分类和语义关联分析[6]。情感分析则是在文本挖掘基础上识别评论中的主观倾向，通常包括积极、中性和消极三类[5]。在旅游研究中，情感分析不仅可以反映游客总体满意度，还可以识别服务、环境、交通和价格等不同维度的体验差异。本文在系统实现中采用基于评分映射的轻量情感分类思路，即将评分4分及以上视为积极，3分视为中性，2分及以下视为消极。</w:t>
+        <w:t>文本挖掘是从非结构化文本中提取有价值信息的过程，常见方法包括分词、词频统计、主题识别、情感分类和语义关联分析[6]。情感分析则是在文本挖掘基础上识别评论中的主观倾向，通常包括积极、中性和消极三类[5]。在旅游研究中，情感分析不仅可以反映游客总体满意度，还可以识别服务、环境、交通和价格等不同维度的体验差异。本文在系统实现中采用SnowNLP对评论文本进行情感倾向计算，并依据情感得分将评论划分为积极、中性和消极三类；当评论文本为空或无法解析时，再以评分映射作为补充回退规则，从而兼顾文本语义利用和系统稳定性。</w:t>
       </w:r>
     </w:p>
     <w:p>
@@ -8089,21 +8079,19 @@
         <w:rPr>
           <w:rFonts w:ascii="宋体" w:hAnsi="宋体"/>
         </w:rPr>
-        <w:t>从研究适配性看，该数据</w:t>
+        <w:t>从研究适配性看，该数据集既包含景点名称、城市、省份、出游类型和季节等基础属性，也包含评分、推荐指数、复游意愿、人均花费、有用票和评论文本等评价属性，能够较好支撑开题报告中提出的评论挖掘与推荐建模任务。基础属性有助于描述样本覆盖范围和旅游场景差异，评价属性则有助于识别游客满意度、消费特征和潜在推荐价值。与此同时，评论文本可通过SnowNLP获得情感倾向得分，并可通过jieba分词和LDA主题模型提取潜在体验主题，从而为自然景观、历史文化、亲子休闲、城市交通和综合体验等主题解释提供依据。由此可见，本文使用的数据不仅能够满足描述性统计分析，也能够支撑情感判断、主题挖掘和推荐模型构建。</w:t>
       </w:r>
       <w:proofErr w:type="gramStart"/>
       <w:r>
         <w:rPr>
           <w:rFonts w:ascii="宋体" w:hAnsi="宋体"/>
         </w:rPr>
-        <w:t>集既包含景点</w:t>
       </w:r>
       <w:proofErr w:type="gramEnd"/>
       <w:r>
         <w:rPr>
           <w:rFonts w:ascii="宋体" w:hAnsi="宋体"/>
         </w:rPr>
-        <w:t>名称、城市、省份、出游类型和季节等基础属性，也包含评分、推荐指数、复游意愿、人均花费、有用票和评论文本等评价属性，能够较好支撑开题报告中提出的评论挖掘与推荐建模任务。基础属性有助于描述样本覆盖范围和旅游场景差异，评价属性则有助于识别游客满意度、消费特征和潜在推荐价值。与此同时，评论文本虽然没有采用深度语义模型进行复杂处理，但仍可通过关键词归类方式提取自然风光、历史文化、亲子休闲和城市漫游等体验主题。由此可见，本文使用的数据不仅能够满足描述性统计分析，也能够支撑情感判断、主题归类和推荐模型构建。</w:t>
       </w:r>
     </w:p>
     <w:p>
@@ -8144,7 +8132,7 @@
         <w:rPr>
           <w:rFonts w:ascii="宋体" w:hAnsi="宋体"/>
         </w:rPr>
-        <w:t>根据项目数据结构，本文选取的核心字段包括：评论编号、景点名称、城市、省份、出游类型、季节、出游月份、游玩天数、人均花费、是否复游、评分、评论文本、推荐指数和有用票。其中，评分、评论文本和推荐指数主要用于游客感知分析、情感判断及推荐标签构造；城市、省份、出游类型、季节、出游月份、游玩天数、人均花费、是否复游和有用票等字段主要用于推荐模型输入。上述字段既能够反映评论内容特征，也能够增强推荐结果的统计解释力。</w:t>
+        <w:t>根据项目数据结构，本文选取的核心字段包括：评论编号、景点名称、城市、省份、出游类型、季节、出游月份、游玩天数、人均花费、是否复游、评分、评论文本、推荐指数和有用票。其中，评分、推荐指数、复游意愿、好评率和有用票用于构建多维综合推荐指数；评论文本用于提取SnowNLP情感均值、情感方差、负面评论占比、LDA主题分布、平均评论长度、高频词覆盖度和文本信息熵等深度挖掘特征；城市、省份、出游类型、季节、出游月份、游玩天数和人均花费等字段用于刻画景区的基础场景属性。上述字段既能够反映评论内容特征，也能够增强推荐结果的统计解释力。</w:t>
       </w:r>
     </w:p>
     <w:p>
@@ -8519,15 +8507,8 @@
             <w:tcW w:w="2929" w:type="dxa"/>
           </w:tcPr>
           <w:p>
-            <w:pPr>
-              <w:spacing w:line="276" w:lineRule="auto"/>
-              <w:jc w:val="center"/>
-            </w:pPr>
             <w:r>
-              <w:rPr>
-                <w:rFonts w:ascii="宋体" w:hAnsi="宋体"/>
-              </w:rPr>
-              <w:t>用于主题归类、情感判断和服务痛点识别</w:t>
+              <w:t>用于SnowNLP情感分析、LDA主题分布、文本统计特征和服务痛点识别</w:t>
             </w:r>
           </w:p>
         </w:tc>
@@ -8593,50 +8574,43 @@
         <w:rPr>
           <w:rFonts w:ascii="宋体" w:hAnsi="宋体"/>
         </w:rPr>
-        <w:lastRenderedPageBreak/>
-        <w:t>在数据导入过程中，项目代码对CSV字段进行了表头规范化、</w:t>
+        <w:t>在数据导入过程中，项目代码对CSV字段进行了表头规范化、缺失值处理和类型转换，包括将出游月份、游玩天数和评分转换为整数，将人均花费转换为浮点型，将推荐指数中的百分号剥离并归一化处理。对于开题报告中提出的去噪、情感标注和文本预处理任务，本文在系统原型中采用结构化清洗与文本挖掘结合的实现方式：一方面通过字段清洗和类型转换保证结构化数据质量；另一方面对评论文本进行分词、停用词过滤、SnowNLP情感分析、LDA主题建模和文本统计特征计算，并按景区聚合为推荐模型输入，从而在保证系统可演示性的基础上增强评论语义信息的利用。数据库层面采用MySQL建立`travel_review`表和`user_account`表，前者用于存储评论数据，后者用于系统登录与个人信息管理。</w:t>
       </w:r>
       <w:proofErr w:type="gramStart"/>
       <w:r>
         <w:rPr>
           <w:rFonts w:ascii="宋体" w:hAnsi="宋体"/>
         </w:rPr>
-        <w:t>缺失值处理</w:t>
       </w:r>
       <w:proofErr w:type="gramEnd"/>
       <w:r>
         <w:rPr>
           <w:rFonts w:ascii="宋体" w:hAnsi="宋体"/>
         </w:rPr>
-        <w:t>和类型转换，包括将出游月份、游玩天数和评分转换为整数，将人均花费转换为浮点型，将推荐指数中的百分号剥离并归一化处理。对于开题报告中提出的去噪、情感标注和文本预处理任务，本文在系统原型中采用轻量化实现方式：一方面通过字段清洗和类型转换保证结构化数据质量；另一方面通过评分映射完成情感标注，通过关键词词表完成主题归类，以便在本科论文范围内实现稳定、可解释、可演示的数据挖掘流程。数据库层面采用MySQL建立`</w:t>
       </w:r>
       <w:proofErr w:type="spellStart"/>
       <w:r>
         <w:rPr>
           <w:rFonts w:ascii="宋体" w:hAnsi="宋体"/>
         </w:rPr>
-        <w:t>travel_review</w:t>
       </w:r>
       <w:proofErr w:type="spellEnd"/>
       <w:r>
         <w:rPr>
           <w:rFonts w:ascii="宋体" w:hAnsi="宋体"/>
         </w:rPr>
-        <w:t>`表和`</w:t>
       </w:r>
       <w:proofErr w:type="spellStart"/>
       <w:r>
         <w:rPr>
           <w:rFonts w:ascii="宋体" w:hAnsi="宋体"/>
         </w:rPr>
-        <w:t>user_account</w:t>
       </w:r>
       <w:proofErr w:type="spellEnd"/>
       <w:r>
         <w:rPr>
           <w:rFonts w:ascii="宋体" w:hAnsi="宋体"/>
         </w:rPr>
-        <w:t>`表，前者用于存储评论数据，后者用于系统登录与个人信息管理。</w:t>
       </w:r>
     </w:p>
     <w:p>
@@ -9024,7 +8998,7 @@
         <w:rPr>
           <w:rFonts w:ascii="宋体" w:hAnsi="宋体"/>
         </w:rPr>
-        <w:t>本文借鉴项目后端逻辑，将“评分不低于4分且推荐指数不低于8%”的评论样本标记为“值得推荐”，其余样本标记为“非优先推荐”。这一标签构造方法兼顾了评分表现与主观推荐倾向，能够形成较明确的监督学习目标。</w:t>
+        <w:t>本文在推荐标签构造上由“规则式阈值”转向“多维综合评分”。具体而言，系统先计算评分归一化值、推荐指数、复游意愿率、好评率和有用票归一化值，并按照综合推荐得分=0.25×评分归一化+0.20×推荐指数+0.20×复游意愿率+0.20×好评率+0.15×有用票归一化的方式形成景区级综合推荐指数。该权重设置参考层次分析法的思想，将游客显性评价、主观推荐意愿、复游倾向、整体口碑和评论参考价值共同纳入评价。随后按照综合推荐指数对景区排序，将排名靠前约40%的景区标记为“值得推荐”，其余景区作为对比样本。相较于仅依赖评分与推荐指数的硬阈值规则，该方法能够降低单一阈值依赖，更符合群体性推荐中“质量排序优先于简单分类”的任务特点。</w:t>
       </w:r>
     </w:p>
     <w:p>
@@ -9053,35 +9027,31 @@
         <w:rPr>
           <w:rFonts w:ascii="宋体" w:hAnsi="宋体"/>
         </w:rPr>
-        <w:t>项目后端采用Flask框架实现业务逻辑，数据库使用MySQL存储评论数据与用户信息，前端通过HTML模板、</w:t>
+        <w:t>项目后端采用Flask框架实现业务逻辑，数据库使用MySQL存储评论数据与用户信息，前端通过HTML模板、ECharts和基础样式文件实现可视化展示。系统定位为可运行的演示型原型，主要包含登录、仪表盘、数据展示、评论分析、景区推荐和个人信息六个模块。仪表盘模块展示评论总数、景点数量、覆盖城市数和平均评分等指标；数据展示模块支持分页浏览评论数据；评论分析模块展示评分分布、季节占比、月度趋势、主题归类、情感结果、城市排行及散点关系等内容；景区推荐模块输出综合融合推荐榜单、亲子游/文化深度游/周末短途游/摄影打卡等分场景群体推荐榜单，并为推荐景区生成自然语言推荐理由。</w:t>
       </w:r>
       <w:proofErr w:type="spellStart"/>
       <w:r>
         <w:rPr>
           <w:rFonts w:ascii="宋体" w:hAnsi="宋体"/>
         </w:rPr>
-        <w:t>ECharts</w:t>
       </w:r>
       <w:proofErr w:type="spellEnd"/>
       <w:r>
         <w:rPr>
           <w:rFonts w:ascii="宋体" w:hAnsi="宋体"/>
         </w:rPr>
-        <w:t>和基础样式文件实现可视化展示。系统定位为可运行的演示型原型，主要包含登录、仪表盘、数据展示、评论分析、景区推荐和个人信息六个模块。仪表盘模块展示评论总数、景点数量、覆盖城市数和平均评分等指标；数据展示模块</w:t>
       </w:r>
       <w:proofErr w:type="gramStart"/>
       <w:r>
         <w:rPr>
           <w:rFonts w:ascii="宋体" w:hAnsi="宋体"/>
         </w:rPr>
-        <w:t>支持分</w:t>
       </w:r>
       <w:proofErr w:type="gramEnd"/>
       <w:r>
         <w:rPr>
           <w:rFonts w:ascii="宋体" w:hAnsi="宋体"/>
         </w:rPr>
-        <w:t>页浏览评论数据；评论分析模块展示评分分布、季节占比、月度趋势、主题归类、情感结果、城市排行及散点关系等内容；景区推荐模块输出三种模型的推荐结果及其统计依据。</w:t>
       </w:r>
     </w:p>
     <w:p>
@@ -9264,28 +9234,24 @@
         <w:rPr>
           <w:rFonts w:ascii="宋体" w:hAnsi="宋体"/>
         </w:rPr>
-        <w:t>项目中采用“评分映射法”对情感进行轻量分类，即评分4分及以上定义为积极、3分定义为中性、2分及以下定义为消极。该方法虽然不如深度语义模型精细，但能与评分系统形成稳定对应关系，并减少训练复杂度。结合样本整体评分特点可以推断，积极情感</w:t>
+        <w:t>项目中采用SnowNLP对评论文本进行情感倾向计算。SnowNLP能够根据中文评论语句返回0到1之间的情感得分，数值越高表示评论越偏积极。系统将情感得分大于等于0.6的评论划分为积极，小于等于0.4的评论划分为消极，其余评论划分为中性；对于评论文本为空或解析异常的样本，则回退使用评分映射规则，以保证分析结果的完整性和系统运行的稳定性。结合样本整体评分特点和文本情感结果可以推断，积极情感评论占比较高，中性和消极评论相对较少。这说明大多数游客在公开评论中倾向于表达较为正向的景区感知，但少量负向评论更能暴露拥挤、卫生、价格、服务和交通等方面的问题，因此在景区管理中应重视低情感得分评论的诊断价值[8][11]。</w:t>
       </w:r>
       <w:proofErr w:type="gramStart"/>
       <w:r>
         <w:rPr>
           <w:rFonts w:ascii="宋体" w:hAnsi="宋体"/>
         </w:rPr>
-        <w:t>评论占比较</w:t>
       </w:r>
       <w:proofErr w:type="gramEnd"/>
       <w:r>
         <w:rPr>
           <w:rFonts w:ascii="宋体" w:hAnsi="宋体"/>
         </w:rPr>
-        <w:t>高，中性和消极评论相对较少。这说明大多数游客在公开评论中倾向于表达较为正向的景区感知，但少量低分评论更能暴露拥挤、卫生、价格、</w:t>
-      </w:r>
-      <w:r>
-        <w:rPr>
-          <w:rFonts w:ascii="宋体" w:hAnsi="宋体"/>
-        </w:rPr>
-        <w:lastRenderedPageBreak/>
-        <w:t>服务和交通等方面的问题，因此在景区管理中应重视低分评论的诊断价值[8][11]。</w:t>
+      </w:r>
+      <w:r>
+        <w:rPr>
+          <w:rFonts w:ascii="宋体" w:hAnsi="宋体"/>
+        </w:rPr>
       </w:r>
     </w:p>
     <w:p>
@@ -9296,7 +9262,7 @@
         <w:rPr>
           <w:rFonts w:ascii="宋体" w:hAnsi="宋体"/>
         </w:rPr>
-        <w:t>需要指出的是，评分映射法虽较为简化，但与平台评分体系一致，便于在本科论文研究中实现和解释。因此，本文采用这一方法，主要是出于可操作性与展示效果的综合考虑。</w:t>
+        <w:t>与单纯依赖评分映射相比，SnowNLP情感分析能够进一步利用评论文本中的语义倾向，使系统不仅关注评分结果，也关注游客在自然语言表达中的满意度信号。该方法不需要额外人工标注训练集，较适合本科论文系统原型在稳定性、可解释性和实现成本之间取得平衡。</w:t>
       </w:r>
     </w:p>
     <w:p>
@@ -9322,7 +9288,7 @@
         <w:rPr>
           <w:rFonts w:ascii="宋体" w:hAnsi="宋体"/>
         </w:rPr>
-        <w:t>项目中通过关键词匹配方式将评论主题划分为自然风光、历史文化、亲子休闲、城市漫游和其他体验五类，并结合评分、复游意愿、花费和有用票等字段识别游客需求和景区服务短板。尽管这种方法相较于LDA等主题模型更为简化，但优点在于结果直观、实现稳定、便于系统集成。从评论文本样本可以发现，包含“山、湖、海、森林、公园、景区”等词汇的评论多聚焦资源环境和景观体验；包含“博物馆、古、寺、遗址、文化、城墙”等词汇的评论更偏向历史文化感知；包含“亲子、家人、动物园、孩子、乐园”等词汇的评论与家庭出游场景密切相关；包含“夜景、打卡、拍照、地铁”等词汇的评论则体现出城市漫游和社交分享属性。若某类景点评分较低、复游意愿偏弱或有用票较高，则说明游客在相关场景中可能集中表达了交通、拥挤、卫生、服务或价格方面的不满，这也与开题报告中“挖掘游客隐性需求与景区服务痛点”的目标保持一致。</w:t>
+        <w:t>项目中采用LDA主题模型对评论文本进行主题挖掘。具体而言，系统先使用jieba对中文评论进行分词，并过滤常见停用词、数字和过短词，再通过词袋矩阵训练LDA模型，将评论语料划分为若干潜在主题。每个主题由权重较高的关键词进行解释，例如系统以“主题1：关键词1/关键词2/关键词3”的形式在页面中展示主题名称，使主题结果既保留模型生成特征，又便于用户理解。从评论文本样本可以发现，LDA主题通常能够围绕自然景观、历史文化、亲子休闲、城市交通、拍照打卡和综合体验等维度形成聚类。若某一主题下景点评分较低、复游意愿偏弱或有用票较高，则说明游客在相关体验场景中可能集中表达了交通、拥挤、卫生、服务或价格方面的不满，这也与开题报告中“挖掘游客隐性需求与景区服务痛点”的目标保持一致。</w:t>
       </w:r>
     </w:p>
     <w:p>
@@ -9599,36 +9565,31 @@
         <w:rPr>
           <w:rFonts w:ascii="宋体" w:hAnsi="宋体"/>
         </w:rPr>
-        <w:t>本文选取随机森林、决策树和逻辑回归三种模型进行比较。其原因在于：第一，三种模型均为常见监督学习分类方法，适合本科论文实现；第二，三者分别代表集成学习、树模型和线性模型，便于比较不同算法对旅游评论推荐任务的适应性；第三，项目中已完成对应代码实现，能够与系统输出保持一致。开题报告中曾提出结合协同过滤、内容推荐等传统推荐思路构建个性化模型，但在实际研究过程中，当前数据</w:t>
+        <w:t>本文选取随机森林、决策树和逻辑回归三种模型进行比较。其原因在于：第一，三种模型均为常见监督学习分类方法，适合本科论文实现；第二，三者分别代表集成学习、树模型和线性模型，便于比较不同算法对旅游评论推荐任务的适应性；第三，项目中已完成对应代码实现，能够与系统输出保持一致。开题报告中曾提出结合协同过滤、内容推荐等传统推荐思路构建个性化模型，但在实际研究过程中，当前数据集主要包含评论文本、评分和景区属性信息，缺少连续用户行为、收藏、浏览、下单等个体行为矩阵。因此，本文将推荐任务转化为基于评论衍生特征和综合推荐指数的监督分类与排序问题，以机器学习模型实现面向景区的群体性推荐。该方法不依赖用户历史行为，而是通过评论挖掘识别不同出游场景下的景区质量特征，为具有相似偏好的游客群体提供差异化推荐方案。</w:t>
       </w:r>
       <w:proofErr w:type="gramStart"/>
       <w:r>
         <w:rPr>
           <w:rFonts w:ascii="宋体" w:hAnsi="宋体"/>
         </w:rPr>
-        <w:t>集主要</w:t>
       </w:r>
       <w:proofErr w:type="gramEnd"/>
       <w:r>
         <w:rPr>
           <w:rFonts w:ascii="宋体" w:hAnsi="宋体"/>
         </w:rPr>
-        <w:t>包含评论文本、评分和景区属性信息，缺少连续用户行为、收藏、浏览、下单等个体行为矩阵。因此，本文将推荐任务转化为基于评论衍生特征的监督分类与排序问题，以机器学习模型实现面向景区的群体性推荐，这可以视为在现有数据条件下对开</w:t>
       </w:r>
       <w:proofErr w:type="gramStart"/>
       <w:r>
         <w:rPr>
           <w:rFonts w:ascii="宋体" w:hAnsi="宋体"/>
         </w:rPr>
-        <w:lastRenderedPageBreak/>
-        <w:t>题方案</w:t>
       </w:r>
       <w:proofErr w:type="gramEnd"/>
       <w:r>
         <w:rPr>
           <w:rFonts w:ascii="宋体" w:hAnsi="宋体"/>
         </w:rPr>
-        <w:t>的可实现化调整。</w:t>
       </w:r>
     </w:p>
     <w:p>
@@ -9694,7 +9655,7 @@
         <w:rPr>
           <w:rFonts w:ascii="宋体" w:hAnsi="宋体"/>
         </w:rPr>
-        <w:t>结合项目推荐逻辑和旅游评论特征可知，随机森林在处理多变量非线性关系方面更具优势，更适合当前场景下的景区推荐任务。与之相比，决策树的优点是规则清晰、可解释性较强，但容易受局部样本影响而产生过拟合；逻辑回归结构简单、计算效率较高，但对复杂非线性关系的刻画能力相对有限。因此，在综合效果上，随机森林通常更适合作为系统中的主推荐模型，而决策树和逻辑回归则可作为对比模型和辅助验证工具。</w:t>
+        <w:t>结合项目推荐逻辑和旅游评论特征可知，随机森林、决策树和逻辑回归分别从集成学习、树模型和线性模型角度刻画景区“值得推荐”的概率。单一模型能够提供清晰的比较依据，但不同模型对非线性关系、局部规则和线性边界的敏感程度并不相同。因此，系统在保留三种模型对比结果的基础上，进一步构建综合融合推荐分，将三模型平均预测概率与多维综合推荐指数共同纳入排序。同时，模型输入不再局限于城市、省份、出游类型、季节、出游月份、游玩天数、人均花费、是否复游和有用票等元数据，而是加入情感均值、情感方差、负面评论占比、LDA主题分布、评论数量、平均评论长度、高频词覆盖度和文本信息熵等评论深度挖掘特征，使推荐模型更充分地体现“旅游评论挖掘”的研究主题。</w:t>
       </w:r>
     </w:p>
     <w:p>
@@ -9730,7 +9691,7 @@
         <w:rPr>
           <w:rFonts w:ascii="宋体" w:hAnsi="宋体"/>
         </w:rPr>
-        <w:t>从机制解释角度看，随机森林的优势不仅在于预测能力较强，更在于其能够综合多个变量形成更稳健的判断。旅游评论数据本身具有较强异质性，例如同一景点在不同季节、不同出游类型和不同消费水平下，游客评价可能存在较大差异。树模型和集成学习模型更擅长处理这种条件差异与特征交互，因此更适合用于旅游场景下的综合推荐。</w:t>
+        <w:t>从机制解释角度看，综合融合推荐并不是简单替代监督学习模型，而是在模型预测结果之外补充景点层面的统计质量信号和文本语义信号。旅游评论数据本身具有较强异质性，例如同一景点在不同季节、不同出游类型和不同消费水平下，游客评价可能存在较大差异。将模型概率、综合推荐指数、情感特征、主题特征和文本统计特征结合起来，可以兼顾机器学习预测能力、景点总体口碑表现和评论内容丰富度，更适合系统最终展示和用户辅助决策。</w:t>
       </w:r>
     </w:p>
     <w:p>
@@ -9912,15 +9873,8 @@
             <w:tcW w:w="2197" w:type="dxa"/>
           </w:tcPr>
           <w:p>
-            <w:pPr>
-              <w:spacing w:line="276" w:lineRule="auto"/>
-              <w:jc w:val="center"/>
-            </w:pPr>
             <w:r>
-              <w:rPr>
-                <w:rFonts w:ascii="宋体" w:hAnsi="宋体"/>
-              </w:rPr>
-              <w:t>适合作为系统主推荐模型</w:t>
+              <w:t>适合作为融合推荐的重要概率输入</w:t>
             </w:r>
           </w:p>
         </w:tc>
@@ -9982,15 +9936,8 @@
             <w:tcW w:w="2197" w:type="dxa"/>
           </w:tcPr>
           <w:p>
-            <w:pPr>
-              <w:spacing w:line="276" w:lineRule="auto"/>
-              <w:jc w:val="center"/>
-            </w:pPr>
             <w:r>
-              <w:rPr>
-                <w:rFonts w:ascii="宋体" w:hAnsi="宋体"/>
-              </w:rPr>
-              <w:t>适合作为对比模型和规则展示工具</w:t>
+              <w:t>适合作为规则解释和模型对比工具</w:t>
             </w:r>
           </w:p>
         </w:tc>
@@ -10052,14 +9999,7 @@
             <w:tcW w:w="2197" w:type="dxa"/>
           </w:tcPr>
           <w:p>
-            <w:pPr>
-              <w:spacing w:line="276" w:lineRule="auto"/>
-              <w:jc w:val="center"/>
-            </w:pPr>
             <w:r>
-              <w:rPr>
-                <w:rFonts w:ascii="宋体" w:hAnsi="宋体"/>
-              </w:rPr>
               <w:t>适合作为基线模型与辅助验证工具</w:t>
             </w:r>
           </w:p>
@@ -10098,7 +10038,7 @@
           <w:rFonts w:ascii="宋体" w:hAnsi="宋体"/>
           <w:sz w:val="24"/>
         </w:rPr>
-        <w:t>综合表5-1可以发现，三种模型在本文研究中各有价值，但若从推荐稳定性、特征适配能力和系统展示效果综合考虑，随机森林更适合作为景区推荐模块的核心模型。</w:t>
+        <w:t>综合表5-1可以发现，三种模型在本文研究中各有价值。若从系统最终排序角度看，综合融合推荐分更适合作为景区推荐模块的主展示结果；随机森林、决策树和逻辑回归则可作为模型对比和推荐依据解释的辅助结果。在群体性推荐产出上，系统进一步根据亲子主题、历史文化主题、短途游玩天数、花费水平和拍照打卡相关词等特征形成分场景榜单，使推荐结果能够区分不同出游需求。</w:t>
       </w:r>
     </w:p>
     <w:p>
@@ -10213,14 +10153,12 @@
         <w:rPr>
           <w:rFonts w:ascii="宋体" w:hAnsi="宋体"/>
         </w:rPr>
-        <w:t>尽管本文构建的推荐模型具有一定实用性，但仍存在局限。第一，情感识别主要通过评分映射实现，尚未充分利用评论文本中的细粒度语义信息。第二，推荐标签采用规则方式构造，仍存在一定主观阈值依赖。第三，当前模型更多反映“总体优质景</w:t>
-      </w:r>
-      <w:r>
-        <w:rPr>
-          <w:rFonts w:ascii="宋体" w:hAnsi="宋体"/>
-        </w:rPr>
-        <w:lastRenderedPageBreak/>
-        <w:t>点”而非“个体游客偏好推荐”，与开题报告中设想的高度个性化推荐相比，个体偏好适配能力仍有提升空间。第四，数据虽然覆盖面较广，但仍主要是平台评论数据，缺少浏览、收藏、下单等行为数据的融合。第五，开题报告中提出的实时爬虫和“砖家点评”专项分析，在最终论文中主要转化为对已整理去哪儿评论样本的实证分析和系统原型实现，后续仍可在数据采集来源和平台特色评价字段上继续深化。</w:t>
+        <w:t>尽管本文构建的推荐模型具有一定实用性，但仍存在局限。第一，SnowNLP能够利用评论文本情感信息，但仍属于通用中文情感分析工具，对旅游场景中的细粒度服务维度识别仍有提升空间。第二，LDA主题模型依赖分词质量和主题数设定，主题解释仍需要结合高权重词进行人工理解。第三，综合推荐指数的权重目前采用层次分析法思路下的固定设置，后续可进一步引入熵权法或专家打分进行校准。第四，当前模型更多反映“具有共同偏好的游客群体推荐”而非“个体游客偏好推荐”，与高度个性化推荐相比，个体行为适配能力仍有提升空间。第五，数据虽然覆盖面较广，但仍主要是平台评论数据，缺少浏览、收藏、下单等行为数据的融合。第六，推荐理由采用模板填充方式生成，表达较稳定但灵活性有限，后续可尝试接入大语言模型生成更自然的推荐解释。</w:t>
+      </w:r>
+      <w:r>
+        <w:rPr>
+          <w:rFonts w:ascii="宋体" w:hAnsi="宋体"/>
+        </w:rPr>
       </w:r>
     </w:p>
     <w:p>
@@ -10381,21 +10319,19 @@
         <w:rPr>
           <w:rFonts w:ascii="宋体" w:hAnsi="宋体"/>
         </w:rPr>
-        <w:t>系统通过</w:t>
+        <w:t>系统通过ECharts展示评分分布、季节占比、月度趋势、情感分布、LDA主题结果、城市排行、花费与有用票散点关系等图表，实现了旅游评论数据的可视化表达。其中，情感结果主要基于SnowNLP文本情感得分生成，主题结果主要基于jieba分词和LDA主题模型生成，整体上兼顾文本语义利用、结果解释性和系统集成稳定性。上述情感和主题结果不仅用于数据分析页面展示，也进一步进入推荐模型，形成情感均值、情感方差、负面评论占比和主题分布等景区画像特征。</w:t>
       </w:r>
       <w:proofErr w:type="spellStart"/>
       <w:r>
         <w:rPr>
           <w:rFonts w:ascii="宋体" w:hAnsi="宋体"/>
         </w:rPr>
-        <w:t>ECharts</w:t>
       </w:r>
       <w:proofErr w:type="spellEnd"/>
       <w:r>
         <w:rPr>
           <w:rFonts w:ascii="宋体" w:hAnsi="宋体"/>
         </w:rPr>
-        <w:t>展示评分分布、季节占比、月度趋势、情感分布、主题归类、城市排行、花费与有用票散点关系等图表，实现了旅游评论数据的可视化表达。其中，情感结果主要基于评分映射生成，主题结果主要基于关键词匹配归类生成，整体上强调实现简洁、结果直观和便于系统集成。</w:t>
       </w:r>
     </w:p>
     <w:p>
@@ -10421,21 +10357,19 @@
         <w:rPr>
           <w:rFonts w:ascii="宋体" w:hAnsi="宋体"/>
         </w:rPr>
-        <w:t>系统整合随机森林、决策树和逻辑回归三种模型的推荐结果，并展示每种模型的评价指标和推荐依据，使用户可以从不同角度理解景区推荐结果。考虑到演示系统的运行效率与页面响应需求，系统在候选</w:t>
+        <w:t>系统整合随机森林、决策树和逻辑回归三种模型的推荐结果，并展示每种模型的评价指标和推荐依据，使用户可以从不同角度理解景区推荐结果。在此基础上，系统新增综合融合推荐列表，将三模型平均预测概率与综合推荐指数纳入统一评分，用于形成更稳定的Top10景区排序；同时输出适合亲子游、文化深度游、高性价比短途游和摄影打卡等分场景Top20榜单，用于区分不同出游需求。为增强可解释性，系统还根据主题画像、情感均值、复游率、均花费和负面评论占比生成模板化自然语言推荐理由，例如“游客文本情感评价较高、复游意愿突出、消费亲民且评分较高”等，从而由单纯统计依据展示升级为可解释推荐。</w:t>
       </w:r>
       <w:proofErr w:type="gramStart"/>
       <w:r>
         <w:rPr>
           <w:rFonts w:ascii="宋体" w:hAnsi="宋体"/>
         </w:rPr>
-        <w:t>集选择</w:t>
       </w:r>
       <w:proofErr w:type="gramEnd"/>
       <w:r>
         <w:rPr>
           <w:rFonts w:ascii="宋体" w:hAnsi="宋体"/>
         </w:rPr>
-        <w:t>上采用了窗口化处理方式，用于展示模型比较和推荐输出逻辑。</w:t>
       </w:r>
     </w:p>
     <w:p>
@@ -10739,7 +10673,7 @@
         <w:rPr>
           <w:rFonts w:ascii="宋体" w:hAnsi="宋体"/>
         </w:rPr>
-        <w:t>第三，在当前研究设定下，以评分和推荐指数构造推荐标签，并结合花费、游玩时长、出游类型、季节、复游意愿和有用票等变量构建推荐模型具有较好的可行性。随机森林、决策树和逻辑回归均可用于景区推荐任务，但随机森林在综合稳定性方面更具优势。</w:t>
+        <w:t>第三，在当前研究设定下，以多维综合推荐指数构造监督标签，并结合花费、游玩时长、出游类型、季节、复游意愿、有用票、评论文本情感、LDA主题分布和文本统计特征等变量构建推荐模型具有较好的可行性。随机森林、决策树和逻辑回归均可用于景区推荐任务，而综合融合推荐分结合模型概率与综合推荐指数后，更适合系统最终排序与演示展示。</w:t>
       </w:r>
     </w:p>
     <w:p>
@@ -10750,7 +10684,7 @@
         <w:rPr>
           <w:rFonts w:ascii="宋体" w:hAnsi="宋体"/>
         </w:rPr>
-        <w:t>第四，将评论统计分析、轻量情感判断、主题归类与推荐模型嵌入Flask与MySQL构建的Web系统原型中，可以实现从数据展示、分析挖掘到推荐输出的基本流程，基本完成开题报告中“评论挖掘—分析—推荐应用”闭环的预期目标，为旅游评论数据的应用展示提供了可运行示例。</w:t>
+        <w:t>第四，将评论统计分析、SnowNLP情感判断、LDA主题建模、文本统计特征、群体性推荐模型和推荐理由生成嵌入Flask与MySQL构建的Web系统原型中，可以实现从数据展示、分析挖掘到推荐输出的基本流程。系统不仅能够输出统一综合榜单，还能够面向亲子游、文化深度游、周末短途游和摄影打卡等群体生成差异化推荐列表，基本完成开题报告中“评论挖掘—分析—推荐应用”闭环的预期目标，为旅游评论数据的应用展示提供了可运行示例。</w:t>
       </w:r>
     </w:p>
     <w:p>
@@ -10783,7 +10717,7 @@
         <w:rPr>
           <w:rFonts w:ascii="宋体" w:hAnsi="宋体"/>
         </w:rPr>
-        <w:t>本文仍存在一定不足：一是数据来源主要为平台评论，尚未融合用户行为数据和多模态信息；二是情感分类方式较为简化，对文本深层语义的挖掘仍不充分；三是推荐模型更偏向群体性优选，个性化推荐能力仍待加强。未来研究可在以下方面进一步拓展：一是引入深度学习和大语言模型开展细粒度评论理解；二是融合多平台评论和行为数据，构建跨平台旅游推荐框架；三是将知识图谱、时空约束和个体偏好引入景区推荐，提高推荐结果的场景适配性和智能化水平。</w:t>
+        <w:t>本文仍存在一定不足：一是数据来源主要为平台评论，尚未融合用户行为数据和多模态信息；二是情感分析、主题建模和文本统计特征虽然提升了评论挖掘深度，但对服务、交通、价格、拥挤度等细粒度维度的识别仍可继续加强；三是推荐模型更偏向群体性优选，个性化推荐能力仍待加强；四是推荐理由目前采用模板填充法生成，尚未引入大语言模型等生成式方法。未来研究可在以下方面进一步拓展：一是引入深度学习和大语言模型开展细粒度评论理解与推荐理由生成；二是融合多平台评论和行为数据，构建跨平台旅游推荐框架；三是将知识图谱、时空约束和个体偏好引入景区推荐，提高推荐结果的场景适配性和智能化水平。</w:t>
       </w:r>
     </w:p>
     <w:p>

--- a/本科毕业论文-正式排版稿.docx
+++ b/本科毕业论文-正式排版稿.docx
@@ -66,7 +66,7 @@
           <w:noProof/>
         </w:rPr>
         <w:drawing>
-          <wp:anchor distT="0" distB="0" distL="114300" distR="114300" simplePos="0" relativeHeight="251659264" behindDoc="0" locked="0" layoutInCell="1" allowOverlap="1" wp14:anchorId="0B9DDB07" wp14:editId="3EA2593A">
+          <wp:anchor distT="0" distB="0" distL="114300" distR="114300" simplePos="0" relativeHeight="251659264" behindDoc="0" locked="0" layoutInCell="1" allowOverlap="1" wp14:anchorId="414E188A" wp14:editId="6C103375">
             <wp:simplePos x="0" y="0"/>
             <wp:positionH relativeFrom="column">
               <wp:align>center</wp:align>
@@ -148,7 +148,6 @@
       <w:pPr>
         <w:jc w:val="center"/>
         <w:rPr>
-          <w:rFonts w:hint="eastAsia"/>
           <w:b/>
           <w:spacing w:val="100"/>
           <w:sz w:val="84"/>
@@ -160,7 +159,7 @@
           <w:noProof/>
         </w:rPr>
         <w:drawing>
-          <wp:inline distT="0" distB="0" distL="0" distR="0" wp14:anchorId="2ABA227D" wp14:editId="41C9D480">
+          <wp:inline distT="0" distB="0" distL="0" distR="0" wp14:anchorId="4492FABA" wp14:editId="55A988B6">
             <wp:extent cx="1141200" cy="1141200"/>
             <wp:effectExtent l="0" t="0" r="1905" b="1905"/>
             <wp:docPr id="4" name="图片 4"/>
@@ -232,7 +231,6 @@
       <w:pPr>
         <w:jc w:val="center"/>
         <w:rPr>
-          <w:rFonts w:hint="eastAsia"/>
           <w:b/>
           <w:sz w:val="44"/>
           <w:szCs w:val="44"/>
@@ -1060,25 +1058,85 @@
         <w:ind w:firstLine="482"/>
       </w:pPr>
       <w:r>
-        <w:rPr>
-          <w:rFonts w:ascii="宋体" w:hAnsi="宋体"/>
-          <w:sz w:val="24"/>
-        </w:rPr>
-        <w:t>本文以去哪儿旅游评论场景为研究背景，结合当前项目文件夹中的旅游评论数据集、数据库设计和景区推荐系统原型，围绕开题报告提出的“数据挖掘—模型构建—实证验证”逻辑开展研究。首先梳理旅游大数据、文本挖掘、情感分析和推荐系统相关理论；其次基于30000条旅游评论样本，对评论数据进行结构化整理和特征建模，从评分分布、季节差异、城市覆盖、出游类型、复游意愿、SnowNLP情感倾向和LDA主题模型等维度开展评论挖掘分析，提取游客需求、体验偏好和潜在服务短板；在推荐建模环节，本文不再单纯采用“评分阈值+推荐指数阈值”的硬规则，而是构建融合评分归一化、推荐指数、复游意愿率、好评率和有用票归一化的综合推荐指数，并将排名靠前的景区作为“值得推荐”的监督标签；同时加入情感均值、情感方差、负面评论占比、主题分布、评论数量、评论长度、词频覆盖度和文本信息熵等评论深度挖掘特征，采用随机森林、决策树和逻辑回归三种模型进行比较，并在系统展示中形成综合融合推荐、分场景群体推荐和自然语言推荐理由。</w:t>
-      </w:r>
-      <w:proofErr w:type="gramStart"/>
-      <w:r>
-        <w:rPr>
-          <w:rFonts w:ascii="宋体" w:hAnsi="宋体"/>
-          <w:sz w:val="24"/>
-        </w:rPr>
-      </w:r>
-      <w:proofErr w:type="gramEnd"/>
-      <w:r>
-        <w:rPr>
-          <w:rFonts w:ascii="宋体" w:hAnsi="宋体"/>
-          <w:sz w:val="24"/>
-        </w:rPr>
+        <w:t>本文以去哪儿旅游评论场景为研究背景，结合当前项目文件夹中的旅游评论数据集、数据库设计和景区推荐系统原型，围绕开题报告提出的</w:t>
+      </w:r>
+      <w:r>
+        <w:t>“</w:t>
+      </w:r>
+      <w:r>
+        <w:t>数据挖掘</w:t>
+      </w:r>
+      <w:r>
+        <w:t>—</w:t>
+      </w:r>
+      <w:r>
+        <w:t>模型构建</w:t>
+      </w:r>
+      <w:r>
+        <w:t>—</w:t>
+      </w:r>
+      <w:r>
+        <w:t>实证验证</w:t>
+      </w:r>
+      <w:r>
+        <w:t>”</w:t>
+      </w:r>
+      <w:r>
+        <w:t>逻辑开展研究。首先梳理旅游大数据、文本挖掘、情感分析和推荐系统相关理论；其次基于</w:t>
+      </w:r>
+      <w:r>
+        <w:t>30000</w:t>
+      </w:r>
+      <w:r>
+        <w:t>条旅游评论样本，对评论数据进行结构化整理和特征建模，从评分分布、季节差异、城市覆盖、出游类型、复游意愿、</w:t>
+      </w:r>
+      <w:r>
+        <w:t>SnowNLP</w:t>
+      </w:r>
+      <w:r>
+        <w:t>情感倾向和</w:t>
+      </w:r>
+      <w:r>
+        <w:t>LDA</w:t>
+      </w:r>
+      <w:r>
+        <w:t>主题模型等维度开展评论挖掘分析，提取游客需求、体验偏好和潜在服务短板；在推荐建模环节，本文不再单纯采用</w:t>
+      </w:r>
+      <w:r>
+        <w:t>“</w:t>
+      </w:r>
+      <w:r>
+        <w:t>评分阈值</w:t>
+      </w:r>
+      <w:r>
+        <w:t>+</w:t>
+      </w:r>
+      <w:r>
+        <w:t>推荐指数阈值</w:t>
+      </w:r>
+      <w:r>
+        <w:t>”</w:t>
+      </w:r>
+      <w:r>
+        <w:t>的硬规则，而是构建融合评分归一化、推荐指数、复游意愿率、好评率和有用票归一化的综合推荐指数，并将排名靠前的景区作为</w:t>
+      </w:r>
+      <w:r>
+        <w:t>“</w:t>
+      </w:r>
+      <w:r>
+        <w:t>值得推荐</w:t>
+      </w:r>
+      <w:r>
+        <w:t>”</w:t>
+      </w:r>
+      <w:r>
+        <w:t>的监督标签；同时加入情感均值、情感方差、负面评论占比、主题分布、评论数量、评论长度、词频覆盖度和文本信息熵等评论深度挖掘特征，采用随机森林、决策树和逻辑回归三种模型进行比较，并在系统展示中形成综合融合推荐、基于</w:t>
+      </w:r>
+      <w:r>
+        <w:t xml:space="preserve"> LDA </w:t>
+      </w:r>
+      <w:r>
+        <w:t>五主题的分主题推荐和自然语言推荐理由。</w:t>
       </w:r>
     </w:p>
     <w:p>
@@ -1086,25 +1144,48 @@
         <w:spacing w:line="300" w:lineRule="auto"/>
         <w:ind w:firstLine="482"/>
         <w:rPr>
-          <w:rFonts w:ascii="宋体" w:hAnsi="宋体"/>
+          <w:rFonts w:ascii="宋体" w:hAnsi="宋体" w:hint="eastAsia"/>
           <w:sz w:val="24"/>
         </w:rPr>
       </w:pPr>
       <w:r>
-        <w:rPr>
-          <w:rFonts w:ascii="宋体" w:hAnsi="宋体"/>
-          <w:sz w:val="24"/>
-        </w:rPr>
-        <w:t>研究表明：在线旅游评论能够较为有效地反映游客体验结构和消费偏好，评分、推荐意愿、出游类型、季节、花费、复游意愿、有用票以及评论文本情感等变量对景区推荐具有较高参考价值；SnowNLP能够为评论情感倾向提供文本层面的量化依据，LDA主题模型能够从评论语料中提取较具解释性的游客体验主题；在推荐环节，多维综合推荐指数降低了单一阈值带来的主观性，评论深度挖掘特征增强了“旅游评论挖掘”与推荐模型之间的关联，分场景群体推荐能够区分亲子游、文化深度游、周末短途游和摄影打卡等不同出游需求，自然语言推荐理由进一步提升了推荐结果的可解释性和用户体验。本文对在线旅游平台评论数据挖掘、景区数字化运营以及旅游消费辅助决策具有一定参考意义。</w:t>
+        <w:t>研究表明：在线旅游评论能够较为有效地反映游客体验结构和消费偏好，评分、推荐意愿、出游类型、季节、花费、复游意愿、有用票以及评论文本情感等变量对景区推荐具有较高参考价值；</w:t>
+      </w:r>
+      <w:r>
+        <w:t>SnowNLP</w:t>
+      </w:r>
+      <w:r>
+        <w:t>能够为评论情感倾向提供文本层面的量化依据，</w:t>
+      </w:r>
+      <w:r>
+        <w:t>LDA</w:t>
+      </w:r>
+      <w:r>
+        <w:t>主题模型能够从评论语料中提取较具解释性的游客体验主题；在推荐环节，多维综合推荐指数降低了单一阈值带来的主观性，评论深度挖掘特征增强了</w:t>
+      </w:r>
+      <w:r>
+        <w:t>“</w:t>
+      </w:r>
+      <w:r>
+        <w:t>旅游评论挖掘</w:t>
+      </w:r>
+      <w:r>
+        <w:t>”</w:t>
+      </w:r>
+      <w:r>
+        <w:t>与推荐模型之间的关联，基于</w:t>
+      </w:r>
+      <w:r>
+        <w:t xml:space="preserve"> LDA </w:t>
+      </w:r>
+      <w:r>
+        <w:t>五主题的分主题推荐能够依据交通配套与打卡体验、景区特色与游览体验、历史文化体验、区位交通与到达便利、环境服务与休闲消费等主题差异区分景区体验特征，自然语言推荐理由进一步提升了推荐结果的可解释性和用户体验。本文对在线旅游平台评论数据挖掘、景区数字化运营以及旅游消费辅助决策具有一定参考意义。</w:t>
       </w:r>
     </w:p>
     <w:p>
       <w:pPr>
         <w:spacing w:line="300" w:lineRule="auto"/>
         <w:ind w:firstLine="482"/>
-        <w:rPr>
-          <w:rFonts w:hint="eastAsia"/>
-        </w:rPr>
       </w:pPr>
     </w:p>
     <w:p>
@@ -1262,52 +1343,20 @@
           <w:rFonts w:eastAsia="Times New Roman"/>
           <w:sz w:val="24"/>
         </w:rPr>
-        <w:t xml:space="preserve">Taking the Qunar review scenario as the research background, this paper combines the tourism review dataset, database design, and recommendation system prototype in the current project folder, and conducts the study based on the three-stage logic of “raising problems, analyzing problems, and solving problems”. First, </w:t>
-      </w:r>
-      <w:proofErr w:type="gramStart"/>
+        <w:t>Taking the Qunar review scenario as the research background, this paper combines the tourism review dataset, database design, and recommendation system prototype in the current project folder, and conducts the study based on the three-stage logic of “raising problems, analyzing problems, and solving problems”. First, on the basis of reviewing relevant theories of tourism big data, text mining, sentiment analysis, and recommendation systems, this paper analyzes the application logic of online tourism reviews in scenic spot evaluation and recommendation. Second, based on a dataset containing 30,000 tourism reviews, this paper conducts structured analysis from the dimensions of rating distribution, seasonal differences, city coverage, travel types, revisit intention, and topic matching. In the recommendation modeling stage, ratings and recommendation index are used to construct the supervised label, while variables such as city, province, travel type, season, travel month, trip days, per capita cost, revisit intention, and helpful votes are used as model features. Third, Random Forest, Decision Tree, and Logistic Regression models are applied and compared, and a tourism review mining and scenic recommendation system prototype based on Flask and MySQL is designed and implemented.</w:t>
+      </w:r>
+    </w:p>
+    <w:p>
+      <w:pPr>
+        <w:spacing w:line="300" w:lineRule="auto"/>
+        <w:ind w:firstLine="480"/>
+      </w:pPr>
       <w:r>
         <w:rPr>
           <w:rFonts w:eastAsia="Times New Roman"/>
           <w:sz w:val="24"/>
         </w:rPr>
-        <w:t>on the basis of</w:t>
-      </w:r>
-      <w:proofErr w:type="gramEnd"/>
-      <w:r>
-        <w:rPr>
-          <w:rFonts w:eastAsia="Times New Roman"/>
-          <w:sz w:val="24"/>
-        </w:rPr>
-        <w:t xml:space="preserve"> reviewing relevant theories of tourism big data, text mining, sentiment analysis, and recommendation systems, this paper analyzes the application logic of online tourism reviews in scenic spot evaluation and recommendation. Second, based on a dataset containing 30,000 tourism reviews, this paper conducts structured analysis from the dimensions of rating distribution, seasonal differences, city coverage, travel types, revisit intention, and topic matching. In the recommendation modeling stage, ratings and recommendation index are used to construct the supervised label, while variables such as city, province, travel type, season, travel month, trip days, per capita cost, revisit intention, and helpful votes are used as model features. Third, Random Forest, Decision Tree, and Logistic Regression models are applied and compared, and a tourism review mining and scenic recommendation system prototype based on Flask and MySQL is designed and implemented.</w:t>
-      </w:r>
-    </w:p>
-    <w:p>
-      <w:pPr>
-        <w:spacing w:line="300" w:lineRule="auto"/>
-        <w:ind w:firstLine="480"/>
-      </w:pPr>
-      <w:r>
-        <w:rPr>
-          <w:rFonts w:eastAsia="Times New Roman"/>
-          <w:sz w:val="24"/>
-        </w:rPr>
-        <w:t xml:space="preserve">The results show that online tourism reviews can effectively reflect tourists’ experience structure and consumption preferences. Ratings and recommendation </w:t>
-      </w:r>
-      <w:proofErr w:type="gramStart"/>
-      <w:r>
-        <w:rPr>
-          <w:rFonts w:eastAsia="Times New Roman"/>
-          <w:sz w:val="24"/>
-        </w:rPr>
-        <w:t>intention</w:t>
-      </w:r>
-      <w:proofErr w:type="gramEnd"/>
-      <w:r>
-        <w:rPr>
-          <w:rFonts w:eastAsia="Times New Roman"/>
-          <w:sz w:val="24"/>
-        </w:rPr>
-        <w:t xml:space="preserve"> are useful for constructing recommendation labels, while variables such as travel type, season, cost, revisit intention, and helpful votes provide valuable support for scenic spot recommendation. Compared with Decision Tree and Logistic Regression, Random Forest performs better in handling multidimensional features and maintaining recommendation stability. Embedding statistical analysis, lightweight sentiment judgment, topic categorization, and recommendation models into a scenic recommendation system prototype helps improve the pertinence and presentation effect of tourism information services.</w:t>
+        <w:t>The results show that online tourism reviews can effectively reflect tourists’ experience structure and consumption preferences. Ratings and recommendation intention are useful for constructing recommendation labels, while variables such as travel type, season, cost, revisit intention, and helpful votes provide valuable support for scenic spot recommendation. Compared with Decision Tree and Logistic Regression, Random Forest performs better in handling multidimensional features and maintaining recommendation stability. Embedding statistical analysis, lightweight sentiment judgment, topic categorization, and recommendation models into a scenic recommendation system prototype helps improve the pertinence and presentation effect of tourism information services.</w:t>
       </w:r>
     </w:p>
     <w:p>
@@ -7304,7 +7353,7 @@
       <w:pPr>
         <w:spacing w:afterLines="100" w:after="312" w:line="360" w:lineRule="auto"/>
         <w:rPr>
-          <w:rFonts w:eastAsia="黑体" w:hint="eastAsia"/>
+          <w:rFonts w:eastAsia="黑体"/>
           <w:b/>
           <w:sz w:val="30"/>
         </w:rPr>
@@ -7409,35 +7458,7 @@
         <w:rPr>
           <w:rFonts w:ascii="宋体" w:hAnsi="宋体"/>
         </w:rPr>
-        <w:t>国家持续推进智慧旅游和</w:t>
-      </w:r>
-      <w:proofErr w:type="gramStart"/>
-      <w:r>
-        <w:rPr>
-          <w:rFonts w:ascii="宋体" w:hAnsi="宋体"/>
-        </w:rPr>
-        <w:t>数字文旅建设</w:t>
-      </w:r>
-      <w:proofErr w:type="gramEnd"/>
-      <w:r>
-        <w:rPr>
-          <w:rFonts w:ascii="宋体" w:hAnsi="宋体"/>
-        </w:rPr>
-        <w:t>，要求通过数据技术提升旅游治理和服务质量，这为旅游评论数据挖掘提供了明确的政策背景[1][2]。在线旅游平台长期沉淀了大量评论、评分和用户反馈信息，去哪儿网等平台的评论内容能够从景区环境、服务、交通、消费和</w:t>
-      </w:r>
-      <w:proofErr w:type="gramStart"/>
-      <w:r>
-        <w:rPr>
-          <w:rFonts w:ascii="宋体" w:hAnsi="宋体"/>
-        </w:rPr>
-        <w:t>复游</w:t>
-      </w:r>
-      <w:proofErr w:type="gramEnd"/>
-      <w:r>
-        <w:rPr>
-          <w:rFonts w:ascii="宋体" w:hAnsi="宋体"/>
-        </w:rPr>
-        <w:t>意愿等方面反映游客真实体验[4]。从游客角度看，面对数量众多、类型复杂的旅游目的地，用户普遍存在信息过载、筛选成本高和决策依据分散的问题。 从景区和平台角度看，评论数据中包含游客偏好、隐性需求和服务短板，如果能够被有效挖掘，就可以为景区改进服务、平台优化推荐和游客理性决策提供支持。基于政策推动、技术可行性、平台数据基础和现实消费痛点，本文选择“大数据背景下旅游评论挖掘及景区推荐研究——以去哪儿为例”作为研究题目。</w:t>
+        <w:t>国家持续推进智慧旅游和数字文旅建设，要求通过数据技术提升旅游治理和服务质量，这为旅游评论数据挖掘提供了明确的政策背景[1][2]。在线旅游平台长期沉淀了大量评论、评分和用户反馈信息，去哪儿网等平台的评论内容能够从景区环境、服务、交通、消费和复游意愿等方面反映游客真实体验[4]。从游客角度看，面对数量众多、类型复杂的旅游目的地，用户普遍存在信息过载、筛选成本高和决策依据分散的问题。 从景区和平台角度看，评论数据中包含游客偏好、隐性需求和服务短板，如果能够被有效挖掘，就可以为景区改进服务、平台优化推荐和游客理性决策提供支持。基于政策推动、技术可行性、平台数据基础和现实消费痛点，本文选择“大数据背景下旅游评论挖掘及景区推荐研究——以去哪儿为例”作为研究题目。</w:t>
       </w:r>
     </w:p>
     <w:p>
@@ -7460,15 +7481,41 @@
         <w:pStyle w:val="af7"/>
       </w:pPr>
       <w:r>
-        <w:rPr>
-          <w:rFonts w:ascii="宋体" w:hAnsi="宋体"/>
-        </w:rPr>
-        <w:t>本文将旅游评论文本挖掘与景区推荐机制进行关联研究，有助于拓展旅游大数据在游客行为分析中的应用视角。一方面，本文从评论数据中提取评分、推荐指数、花费、游玩天数、出游类型、季节、有用票、情感得分、主题分布和文本统计特征等变量，构建景区推荐特征体系，有助于丰富在线旅游评论研究从“情感识别”走向“推荐应用”的分析链条。另一方面，本文在推荐模型中引入综合推荐指数、评论深度挖掘特征和分场景群体推荐思路，探索评论挖掘结果向管理决策支持和游客出行辅助转化的路径，对完善旅游评论研究的应用框架具有一定理论价值。</w:t>
-      </w:r>
-      <w:r>
-        <w:rPr>
-          <w:rFonts w:ascii="宋体" w:hAnsi="宋体"/>
-        </w:rPr>
+        <w:t>本文将旅游评论文本挖掘与景区推荐机制进行关联研究，有助于拓展旅游大数据在游客行为分析中的应用视角。一方面，本文从评论数据中提取评分、推荐指数、花</w:t>
+      </w:r>
+      <w:r>
+        <w:lastRenderedPageBreak/>
+        <w:t>费、游玩天数、出游类型、季节、有用票、情感得分、主题分布和文本统计特征等变量，构建景区推荐特征体系，有助于丰富在线旅游评论研究从</w:t>
+      </w:r>
+      <w:r>
+        <w:t>“</w:t>
+      </w:r>
+      <w:r>
+        <w:t>情感识别</w:t>
+      </w:r>
+      <w:r>
+        <w:t>”</w:t>
+      </w:r>
+      <w:r>
+        <w:t>走向</w:t>
+      </w:r>
+      <w:r>
+        <w:t>“</w:t>
+      </w:r>
+      <w:r>
+        <w:t>推荐应用</w:t>
+      </w:r>
+      <w:r>
+        <w:t>”</w:t>
+      </w:r>
+      <w:r>
+        <w:t>的分析链条。另一方面，本文在推荐模型中引入综合推荐指数、评论深度挖掘特征和基于</w:t>
+      </w:r>
+      <w:r>
+        <w:t xml:space="preserve"> LDA </w:t>
+      </w:r>
+      <w:r>
+        <w:t>五主题的分主题推荐思路，探索评论挖掘结果向管理决策支持和游客出行辅助转化的路径，对完善旅游评论研究的应用框架具有一定理论价值。</w:t>
       </w:r>
     </w:p>
     <w:p>
@@ -7502,34 +7549,25 @@
         <w:pStyle w:val="af7"/>
       </w:pPr>
       <w:r>
-        <w:rPr>
-          <w:rFonts w:ascii="宋体" w:hAnsi="宋体"/>
-        </w:rPr>
-        <w:t>进一步来看，本文的实践价值还体现在研究成果的可展示性和可迁移性方面。通过将评论统计分析、情感倾向判断、LDA主题建模、群体性推荐模型和推荐理由生成嵌入Web系统，研究结果不再停留在文字描述层面，而是能够通过仪表盘、分析图表、综合榜单、分场景榜单和推荐理由进行直观呈现。对于平台运营者而言，这种方式有助于快速识别不同城市、不同出游类型和不同季节下的游客评价差异；对于景区管理者而言，可以结合低情感得分评论、高有用票评论、复游意愿变化和主题分布，判断游客体验中的薄弱环节；对于游客而言，推荐结果不仅展示评论数、均评分、好评率和人均花费等统计依据，还给出自然语言推荐理由，有助于提升推荐结果的透明度和可理解性。</w:t>
-      </w:r>
-      <w:proofErr w:type="gramStart"/>
-      <w:r>
-        <w:rPr>
-          <w:rFonts w:ascii="宋体" w:hAnsi="宋体"/>
-        </w:rPr>
-      </w:r>
-      <w:proofErr w:type="gramEnd"/>
-      <w:r>
-        <w:rPr>
-          <w:rFonts w:ascii="宋体" w:hAnsi="宋体"/>
-        </w:rPr>
-      </w:r>
-      <w:proofErr w:type="gramStart"/>
-      <w:r>
-        <w:rPr>
-          <w:rFonts w:ascii="宋体" w:hAnsi="宋体"/>
-        </w:rPr>
-      </w:r>
-      <w:proofErr w:type="gramEnd"/>
-      <w:r>
-        <w:rPr>
-          <w:rFonts w:ascii="宋体" w:hAnsi="宋体"/>
-        </w:rPr>
+        <w:t>进一步来看，本文的实践价值还体现在研究成果的可展示性和可迁移性方面。通过将评论统计分析、情感倾向判断、</w:t>
+      </w:r>
+      <w:r>
+        <w:t>LDA</w:t>
+      </w:r>
+      <w:r>
+        <w:t>主题建模、基于</w:t>
+      </w:r>
+      <w:r>
+        <w:t xml:space="preserve"> LDA </w:t>
+      </w:r>
+      <w:r>
+        <w:t>五主题的分主题推荐模型和推荐理由生成嵌入</w:t>
+      </w:r>
+      <w:r>
+        <w:t>Web</w:t>
+      </w:r>
+      <w:r>
+        <w:t>系统，研究结果不再停留在文字描述层面，而是能够通过仪表盘、分析图表、综合榜单、分主题榜单和推荐理由进行直观呈现。对于平台运营者而言，这种方式有助于快速识别不同城市、不同出游类型和不同季节下的游客评价差异；对于景区管理者而言，可以结合低情感得分评论、高有用票评论、复游意愿变化和主题分布，判断游客体验中的薄弱环节；对于游客而言，推荐结果不仅展示评论数、均评分、好评率和人均花费等统计依据，还给出自然语言推荐理由，有助于提升推荐结果的透明度和可理解性。</w:t>
       </w:r>
     </w:p>
     <w:p>
@@ -7570,46 +7608,25 @@
         <w:rPr>
           <w:rFonts w:ascii="宋体" w:hAnsi="宋体"/>
         </w:rPr>
-        <w:t>国内关于旅游评论挖掘的研究主要集中在三个方面。第一，围绕在线评论的情感识别与满意</w:t>
-      </w:r>
-      <w:proofErr w:type="gramStart"/>
+        <w:t>国内关于旅游评论挖掘的研究主要集中在三个方面。第一，围绕在线评论的情感识别与满意度分析展开，学者普遍认为游客评论是衡量景区服务质量和游客感知的重要数据来源，可通过词频统计、情感倾向计算和语义网络分析等方法揭示游客关注重点[5][6]。第二，围绕景区形象感知与主题提取展开，一些学者借助ROST CM、LDA主题模型、情感词典和深度学习模型识别游客体验结构，分析资源吸引力、交通便利性、环境卫生和服务水平等因素对满意度的影响[7][8]。第三，围绕推荐系统与旅游消费行为展开，相关研究开始将协同过滤、内容推荐、知识图谱和机器学习方法应用于旅游推荐中，但对评论文本及其结构化衍生变量的利用程度仍有限[9][10]。</w:t>
+      </w:r>
+    </w:p>
+    <w:p>
+      <w:pPr>
+        <w:pStyle w:val="af7"/>
+      </w:pPr>
       <w:r>
         <w:rPr>
           <w:rFonts w:ascii="宋体" w:hAnsi="宋体"/>
         </w:rPr>
-        <w:t>度分析</w:t>
-      </w:r>
-      <w:proofErr w:type="gramEnd"/>
+        <w:t>近三年，国内研究更加重视多源数据融合和深度学习方法的应用，也开始从Ctrip、去哪儿等平台获取评论数据分析不同旅游场景中的游客感知差异[8][11]。但总体来看，仍存在三点不足：一是较多研究聚焦单一景区或单一文本任务，缺乏“评论挖掘—推荐决策—系统实现”的完整链条；二是研究结果多停留在统计解释层面，</w:t>
+      </w:r>
       <w:r>
         <w:rPr>
           <w:rFonts w:ascii="宋体" w:hAnsi="宋体"/>
         </w:rPr>
-        <w:t>展开，学者普遍认为游客评论是衡量景区服务质量和游客感知的重要数据来源，可通过词频统计、情感倾向计算和语义网络分析等方法揭示游客关注重点[5][6]。第二，围绕景区形象感知与主题提取展开，一些学者借助ROST CM、LDA主题模型、情感词典和深度学习模型识别游客体验结构，分析资源吸引力、交通便利性、环境卫生和服务水平等因素对满意度的影响[7][8]。第三，围绕推荐系统与旅游消费行为展开，相关研究开始将协同过滤、内容推荐、知识图谱和机器学习方法应用于旅游推荐中，但对评论文本及其结构化衍生变量的利用程度仍有限[9][10]。</w:t>
-      </w:r>
-    </w:p>
-    <w:p>
-      <w:pPr>
-        <w:pStyle w:val="af7"/>
-      </w:pPr>
-      <w:r>
-        <w:rPr>
-          <w:rFonts w:ascii="宋体" w:hAnsi="宋体"/>
-        </w:rPr>
-        <w:t>近三年，国内研究更加重视多</w:t>
-      </w:r>
-      <w:proofErr w:type="gramStart"/>
-      <w:r>
-        <w:rPr>
-          <w:rFonts w:ascii="宋体" w:hAnsi="宋体"/>
-        </w:rPr>
-        <w:t>源数据</w:t>
-      </w:r>
-      <w:proofErr w:type="gramEnd"/>
-      <w:r>
-        <w:rPr>
-          <w:rFonts w:ascii="宋体" w:hAnsi="宋体"/>
-        </w:rPr>
-        <w:t>融合和深度学习方法的应用，也开始从Ctrip、去哪儿等平台获取评论数据分析不同旅游场景中的游客感知差异[8][11]。但总体来看，仍存在三点不足：一是较多研究聚焦单一景区或单一文本任务，缺乏“评论挖掘—推荐决策—系统实现”的完整链条；二是研究结果多停留在统计解释层面，缺乏面向平台服务的落地应用；三是对评论中的结构化属性变量关注不足。</w:t>
+        <w:lastRenderedPageBreak/>
+        <w:t>缺乏面向平台服务的落地应用；三是对评论中的结构化属性变量关注不足。</w:t>
       </w:r>
     </w:p>
     <w:p>
@@ -7623,7 +7640,6 @@
           <w:rFonts w:ascii="黑体" w:hAnsi="黑体"/>
           <w:b/>
         </w:rPr>
-        <w:lastRenderedPageBreak/>
         <w:t>2. 国外研究现状</w:t>
       </w:r>
       <w:bookmarkEnd w:id="10"/>
@@ -7636,35 +7652,7 @@
         <w:rPr>
           <w:rFonts w:ascii="宋体" w:hAnsi="宋体"/>
         </w:rPr>
-        <w:t>国外研究较早关注在线旅游评论在旅游需求预测、游客满意</w:t>
-      </w:r>
-      <w:proofErr w:type="gramStart"/>
-      <w:r>
-        <w:rPr>
-          <w:rFonts w:ascii="宋体" w:hAnsi="宋体"/>
-        </w:rPr>
-        <w:t>度分析</w:t>
-      </w:r>
-      <w:proofErr w:type="gramEnd"/>
-      <w:r>
-        <w:rPr>
-          <w:rFonts w:ascii="宋体" w:hAnsi="宋体"/>
-        </w:rPr>
-        <w:t>和推荐系统中的作用。</w:t>
-      </w:r>
-      <w:proofErr w:type="spellStart"/>
-      <w:r>
-        <w:rPr>
-          <w:rFonts w:ascii="宋体" w:hAnsi="宋体"/>
-        </w:rPr>
-        <w:t>Buhalis</w:t>
-      </w:r>
-      <w:proofErr w:type="spellEnd"/>
-      <w:r>
-        <w:rPr>
-          <w:rFonts w:ascii="宋体" w:hAnsi="宋体"/>
-        </w:rPr>
-        <w:t>等学者指出，数字平台和智能技术正在重构旅游服务供给方式，评论数据已成为理解游客行为和优化服务的重要来源[12]。在情感分析方面，国外研究从传统词典法逐步转向深度学习和大语言模型方法，以提升评论情感识别和主题抽取的精度[13][14]。在推荐系统方面，相关研究不仅考虑评分和历史偏好，还将季节性、热门程度、可持续性指标和评论情感作为推荐依据，以增强推荐结果的个性化和解释性[15][16]。</w:t>
+        <w:t>国外研究较早关注在线旅游评论在旅游需求预测、游客满意度分析和推荐系统中的作用。Buhalis等学者指出，数字平台和智能技术正在重构旅游服务供给方式，评论数据已成为理解游客行为和优化服务的重要来源[12]。在情感分析方面，国外研究从传统词典法逐步转向深度学习和大语言模型方法，以提升评论情感识别和主题抽取的精度[13][14]。在推荐系统方面，相关研究不仅考虑评分和历史偏好，还将季节性、热门程度、可持续性指标和评论情感作为推荐依据，以增强推荐结果的个性化和解释性[15][16]。</w:t>
       </w:r>
     </w:p>
     <w:p>
@@ -7739,10 +7727,25 @@
         <w:pStyle w:val="af7"/>
       </w:pPr>
       <w:r>
-        <w:rPr>
-          <w:rFonts w:ascii="宋体" w:hAnsi="宋体"/>
-        </w:rPr>
-        <w:t>本文的研究内容主要包括四个方面：一是梳理旅游大数据、文本挖掘、情感分析和推荐系统相关理论，回应开题报告中关于评论挖掘与景区推荐结合的研究设想；二是基于项目中的去哪儿旅游评论数据集，对评论样本进行字段规范、类型转换和结构化整理，并采用SnowNLP情感倾向计算与LDA主题建模方法，对评论的情感倾向、主题特征、游客需求和服务痛点进行挖掘；三是以景区为聚合单位构建推荐模型，使用评分归一化、推荐指数、复游意愿率、好评率和有用票归一化形成综合推荐指数，并加入情感、主题和文本统计特征训练随机森林、决策树和逻辑回归模型；四是结合项目代码与数据库结构，设计并实现包含综合融合推荐、分场景群体推荐和推荐理由生成的旅游评论挖掘与景区推荐系统原型，形成可演示、可复现的实证研究成果。</w:t>
+        <w:t>本文的研究内容主要包括四个方面：一是梳理旅游大数据、文本挖掘、情感分析和推荐系统相关理论，回应开题报告中关于评论挖掘与景区推荐结合的研究设想；二是基于项目中的去哪儿旅游评论数据集，对评论样本进行字段规范、类型转换和结构化整理，并采用</w:t>
+      </w:r>
+      <w:r>
+        <w:t>SnowNLP</w:t>
+      </w:r>
+      <w:r>
+        <w:t>情感倾向计算与</w:t>
+      </w:r>
+      <w:r>
+        <w:t>LDA</w:t>
+      </w:r>
+      <w:r>
+        <w:t>主题建模方法，对评论的情感倾向、主题特征、游客需求和服务痛点进行挖掘；三是以景区为聚合单位构建推荐模型，使用评分归一化、推荐指数、复游意愿率、好评率和有用票归一化形成综合推荐指数，并加入情感、主题和文本统计特征训练随机森林、决策树和逻辑回归模型；四是结合项目代码与数据库结构，设计并实现包含综合融合推荐、基于</w:t>
+      </w:r>
+      <w:r>
+        <w:t xml:space="preserve"> LDA </w:t>
+      </w:r>
+      <w:r>
+        <w:t>五主题的分主题推荐和推荐理由生成的旅游评论挖掘与景区推荐系统原型，形成可演示、可复现的实证研究成果。</w:t>
       </w:r>
     </w:p>
     <w:p>
@@ -7768,12 +7771,8 @@
         <w:rPr>
           <w:rFonts w:ascii="宋体" w:hAnsi="宋体"/>
         </w:rPr>
+        <w:lastRenderedPageBreak/>
         <w:t>本文主要采用文献研究法、数据挖掘法、模型构建法、实证分析法、比较分析法和系统设计法。文献研究法用于梳理国内外研究成果与理论基础；数据挖掘法用于对去哪儿旅游评论数据进行清洗、整理、情感标注、主题建模和文本统计特征提取；模型构建法用于基于综合推荐指数与评论衍生变量构建景区群体性推荐模型；实证分析法用于结合样本数据验证模型输出效果；比较分析法用于比较不同推荐模型的优劣；系统设计法用于将研究结果落地为可运行的演示系统。这与开题报告中提出的“文献研究—数据挖掘—模型构建—实证验证—案例应用”的研究思路基本一致。</w:t>
-      </w:r>
-      <w:r>
-        <w:rPr>
-          <w:rFonts w:ascii="宋体" w:hAnsi="宋体"/>
-        </w:rPr>
       </w:r>
     </w:p>
     <w:p>
@@ -7796,10 +7795,91 @@
         <w:pStyle w:val="af7"/>
       </w:pPr>
       <w:r>
-        <w:rPr>
-          <w:rFonts w:ascii="宋体" w:hAnsi="宋体"/>
-        </w:rPr>
-        <w:t>技术路线可概括为：去哪儿评论数据获取与整理→数据清洗与数据库设计→评论特征提取→SnowNLP情感分析与LDA主题建模→多维综合推荐指数构造→景区级推荐模型训练与比较→分场景群体推荐与推荐理由生成→Web系统实现→实证结果分析与建议输出。该路线既体现了从问题提出到问题分析再到问题解决的逻辑，也与开题报告中“数据挖掘—模型构建—实证验证”的研究框架相衔接。</w:t>
+        <w:t>技术路线可概括为：去哪儿评论数据获取与整理</w:t>
+      </w:r>
+      <w:r>
+        <w:t>→</w:t>
+      </w:r>
+      <w:r>
+        <w:t>数据清洗与数据库设计</w:t>
+      </w:r>
+      <w:r>
+        <w:t>→</w:t>
+      </w:r>
+      <w:r>
+        <w:t>评论特征提取</w:t>
+      </w:r>
+      <w:r>
+        <w:t>→SnowNLP</w:t>
+      </w:r>
+      <w:r>
+        <w:t>情感分析与</w:t>
+      </w:r>
+      <w:r>
+        <w:t>LDA</w:t>
+      </w:r>
+      <w:r>
+        <w:t>主题建模</w:t>
+      </w:r>
+      <w:r>
+        <w:t>→</w:t>
+      </w:r>
+      <w:r>
+        <w:t>多维综合推荐指数构造</w:t>
+      </w:r>
+      <w:r>
+        <w:t>→</w:t>
+      </w:r>
+      <w:r>
+        <w:t>景区级推荐模型训练与比较</w:t>
+      </w:r>
+      <w:r>
+        <w:t>→</w:t>
+      </w:r>
+      <w:r>
+        <w:t>基于</w:t>
+      </w:r>
+      <w:r>
+        <w:t xml:space="preserve"> LDA </w:t>
+      </w:r>
+      <w:r>
+        <w:t>五主题的分主题推荐与推荐理由生成</w:t>
+      </w:r>
+      <w:r>
+        <w:t>→Web</w:t>
+      </w:r>
+      <w:r>
+        <w:t>系统实现</w:t>
+      </w:r>
+      <w:r>
+        <w:t>→</w:t>
+      </w:r>
+      <w:r>
+        <w:t>实证结果分析与建议输出。该路线既体现了从问题提出到问题分析再到问题解决的逻辑，也与开题报告中</w:t>
+      </w:r>
+      <w:r>
+        <w:t>“</w:t>
+      </w:r>
+      <w:r>
+        <w:t>数据挖掘</w:t>
+      </w:r>
+      <w:r>
+        <w:t>—</w:t>
+      </w:r>
+      <w:r>
+        <w:t>模型构建</w:t>
+      </w:r>
+      <w:r>
+        <w:t>—</w:t>
+      </w:r>
+      <w:r>
+        <w:t>实证验证</w:t>
+      </w:r>
+      <w:r>
+        <w:t>”</w:t>
+      </w:r>
+      <w:r>
+        <w:t>的研究框架相衔接。</w:t>
       </w:r>
     </w:p>
     <w:p>
@@ -7821,22 +7901,19 @@
       <w:pPr>
         <w:pStyle w:val="af7"/>
         <w:rPr>
+          <w:rFonts w:ascii="宋体" w:hAnsi="宋体" w:hint="eastAsia"/>
+        </w:rPr>
+      </w:pPr>
+      <w:r>
+        <w:rPr>
           <w:rFonts w:ascii="宋体" w:hAnsi="宋体"/>
         </w:rPr>
-      </w:pPr>
-      <w:r>
-        <w:rPr>
-          <w:rFonts w:ascii="宋体" w:hAnsi="宋体"/>
-        </w:rPr>
         <w:t>一是研究对象上，本文以国内在线旅游平台评论场景为基础，结合真实项目数据开展分析，增强了研究的现实针对性。二是研究路径上，本文不是单纯做评论情感分析，而是将评论挖掘与景区推荐模型相结合，形成较完整的应用链条。三是成果形式上，本文不仅进行理论与实证分析，还基于Flask和MySQL实现了可演示的系统原型，提升了研究的落地性。</w:t>
       </w:r>
     </w:p>
     <w:p>
       <w:pPr>
         <w:pStyle w:val="af7"/>
-        <w:rPr>
-          <w:rFonts w:hint="eastAsia"/>
-        </w:rPr>
       </w:pPr>
     </w:p>
     <w:p>
@@ -7903,7 +7980,14 @@
         <w:rPr>
           <w:rFonts w:ascii="宋体" w:hAnsi="宋体"/>
         </w:rPr>
-        <w:t>文本挖掘是从非结构化文本中提取有价值信息的过程，常见方法包括分词、词频统计、主题识别、情感分类和语义关联分析[6]。情感分析则是在文本挖掘基础上识别评论中的主观倾向，通常包括积极、中性和消极三类[5]。在旅游研究中，情感分析不仅可以反映游客总体满意度，还可以识别服务、环境、交通和价格等不同维度的体验差异。本文在系统实现中采用SnowNLP对评论文本进行情感倾向计算，并依据情感得分将评论划分为积极、中性和消极三类；当评论文本为空或无法解析时，再以评分映射作为补充回退规则，从而兼顾文本语义利用和系统稳定性。</w:t>
+        <w:t>文本挖掘是从非结构化文本中提取有价值信息的过程，常见方法包括分词、词频统计、主题识别、情感分类和语义关联分析[6]。情感分析则是在文本挖掘基础上识</w:t>
+      </w:r>
+      <w:r>
+        <w:rPr>
+          <w:rFonts w:ascii="宋体" w:hAnsi="宋体"/>
+        </w:rPr>
+        <w:lastRenderedPageBreak/>
+        <w:t>别评论中的主观倾向，通常包括积极、中性和消极三类[5]。在旅游研究中，情感分析不仅可以反映游客总体满意度，还可以识别服务、环境、交通和价格等不同维度的体验差异。本文在系统实现中采用SnowNLP对评论文本进行情感倾向计算，并依据情感得分将评论划分为积极、中性和消极三类；当评论文本为空或无法解析时，再以评分映射作为补充回退规则，从而兼顾文本语义利用和系统稳定性。</w:t>
       </w:r>
     </w:p>
     <w:p>
@@ -7917,7 +8001,6 @@
           <w:rFonts w:ascii="黑体" w:hAnsi="黑体"/>
           <w:b/>
         </w:rPr>
-        <w:lastRenderedPageBreak/>
         <w:t>（三）推荐系统理论</w:t>
       </w:r>
       <w:bookmarkEnd w:id="20"/>
@@ -7952,22 +8035,19 @@
       <w:pPr>
         <w:pStyle w:val="af7"/>
         <w:rPr>
+          <w:rFonts w:ascii="宋体" w:hAnsi="宋体" w:hint="eastAsia"/>
+        </w:rPr>
+      </w:pPr>
+      <w:r>
+        <w:rPr>
           <w:rFonts w:ascii="宋体" w:hAnsi="宋体"/>
         </w:rPr>
-      </w:pPr>
-      <w:r>
-        <w:rPr>
-          <w:rFonts w:ascii="宋体" w:hAnsi="宋体"/>
-        </w:rPr>
         <w:t>在线旅游评论可以从三个层面支撑景区推荐。其一，评论评分和推荐意愿可直接反映游客满意度与口碑传播潜力。其二，评论文本与结构化字段可揭示游客适配场景，如亲子出游、周末短途、文化打卡和深度游等，为景区画像提供依据。其三，有用票、复游意愿、花费水平和季节分布等变量能够为推荐结果提供补充解释。由此可见，旅游评论挖掘既是认知游客偏好的过程，也是构建可解释景区推荐的重要前提。</w:t>
       </w:r>
     </w:p>
     <w:p>
       <w:pPr>
         <w:pStyle w:val="af7"/>
-        <w:rPr>
-          <w:rFonts w:hint="eastAsia"/>
-        </w:rPr>
       </w:pPr>
     </w:p>
     <w:p>
@@ -8008,90 +8088,36 @@
         <w:rPr>
           <w:rFonts w:ascii="宋体" w:hAnsi="宋体"/>
         </w:rPr>
-        <w:t>本文所使用的数据来源于当前项目文件夹中的去哪儿旅游评论数据集`travel_reviews_30000.csv`，并与数据库文件`r0703.sql`、后端程序`app.py`和前端页面模板共同构成本研究的实证基础。开题报告中原计划通过Python爬虫获取去哪儿平台评论数据；在论文实施阶段，考虑到</w:t>
-      </w:r>
-      <w:proofErr w:type="gramStart"/>
+        <w:t>本文所使用的数据来源于当前项目文件夹中的去哪儿旅游评论数据集`travel_reviews_30000.csv`，并与数据库文件`r0703.sql`、后端程序`app.py`和前端页面模板共同构成本研究的实证基础。开题报告中原计划通过Python爬虫获取去哪儿平台评论数据；在论文实施阶段，考虑到平台反爬机制、研究周期和系统复现性，本文采用已经整理完成的去哪儿评论样本作为数据获取与预处理后的实证数据基础，并重点围绕评论字段、评分信息、推荐指数和文本内容开展分析。数据集共包含30000条旅游评论，覆盖9915个景点、378个城市和31个省级行政区，具有较强的地区覆盖性和样本多样性。通过对样本进行描述性统计可知，评论平均评分约为4.45分，平均人均花费约为809.25元，平均游玩时长约为2.65天。季节分布相对均衡，</w:t>
+      </w:r>
       <w:r>
         <w:rPr>
           <w:rFonts w:ascii="宋体" w:hAnsi="宋体"/>
         </w:rPr>
-        <w:t>平台反爬机制</w:t>
-      </w:r>
-      <w:proofErr w:type="gramEnd"/>
+        <w:lastRenderedPageBreak/>
+        <w:t>其中冬季评论7535条、春季7514条、秋季7497条、夏季7454条，说明样本不存在明显的季节性失衡问题。</w:t>
+      </w:r>
+    </w:p>
+    <w:p>
+      <w:pPr>
+        <w:pStyle w:val="af7"/>
+      </w:pPr>
       <w:r>
         <w:rPr>
           <w:rFonts w:ascii="宋体" w:hAnsi="宋体"/>
         </w:rPr>
-        <w:t>、研究周期和系统复现性，本文采用已经整理完成的去哪儿评论样本作为数据获取与预处理后的实证数据基础，并重点围绕评论字段、评分信息、推荐指数和文本内容开展分析。数据集共包含30000条旅游评论，覆盖9915个景点、378个城市和31个省级行政区，具有较强的地区覆盖性和样本多样性。通过对样本进行描述性统计可知，评论平均</w:t>
-      </w:r>
-      <w:proofErr w:type="gramStart"/>
+        <w:t>从出游类型看，周末短途、亲子出游、城市漫游、拍照旅行、文化打卡和深度游等类型分布较为接近，表明数据较好地覆盖了大众旅游中的主流消费场景。从城市样本分布看，本溪、葫芦岛、伊春、黔西南、随州、济源、佳木斯、宁德、赣州、西安等城市评论数量相对靠前，但总体未表现出单一城市高度集中的特征。这为后续推荐模型构建提供了较为均衡的数据基础。</w:t>
+      </w:r>
+    </w:p>
+    <w:p>
+      <w:pPr>
+        <w:pStyle w:val="af7"/>
+      </w:pPr>
       <w:r>
         <w:rPr>
           <w:rFonts w:ascii="宋体" w:hAnsi="宋体"/>
         </w:rPr>
-        <w:t>评分约</w:t>
-      </w:r>
-      <w:proofErr w:type="gramEnd"/>
-      <w:r>
-        <w:rPr>
-          <w:rFonts w:ascii="宋体" w:hAnsi="宋体"/>
-        </w:rPr>
-        <w:t>为4.45分，平均人均花费约为809.25元，平均游玩时长约为2.65天。季节分布相对均衡，其中冬季评论7535条、春季7514条、秋季7497条、夏季7454条，说明样本不存在明显的季节性失衡问题。</w:t>
-      </w:r>
-    </w:p>
-    <w:p>
-      <w:pPr>
-        <w:pStyle w:val="af7"/>
-      </w:pPr>
-      <w:r>
-        <w:rPr>
-          <w:rFonts w:ascii="宋体" w:hAnsi="宋体"/>
-        </w:rPr>
-        <w:t>从出游类型看，周末短途、亲子出游、城市漫游、拍照旅行、文化打卡和深度游等类型分布较为接近，表明数据较好地覆盖了大众旅游中的主流消费场景。从城市样本分布看，本溪、葫芦岛、伊春、黔西南、随州、济源、佳木斯、宁德、赣州、西安等城市评论数量相对靠前，但总体未表现出</w:t>
-      </w:r>
-      <w:proofErr w:type="gramStart"/>
-      <w:r>
-        <w:rPr>
-          <w:rFonts w:ascii="宋体" w:hAnsi="宋体"/>
-        </w:rPr>
-        <w:t>单一城市</w:t>
-      </w:r>
-      <w:proofErr w:type="gramEnd"/>
-      <w:r>
-        <w:rPr>
-          <w:rFonts w:ascii="宋体" w:hAnsi="宋体"/>
-        </w:rPr>
-        <w:t>高度集中的特征。这为后续推荐</w:t>
-      </w:r>
-      <w:r>
-        <w:rPr>
-          <w:rFonts w:ascii="宋体" w:hAnsi="宋体"/>
-        </w:rPr>
-        <w:lastRenderedPageBreak/>
-        <w:t>模型构建提供了较为均衡的数据基础。</w:t>
-      </w:r>
-    </w:p>
-    <w:p>
-      <w:pPr>
-        <w:pStyle w:val="af7"/>
-      </w:pPr>
-      <w:r>
-        <w:rPr>
-          <w:rFonts w:ascii="宋体" w:hAnsi="宋体"/>
-        </w:rPr>
         <w:t>从研究适配性看，该数据集既包含景点名称、城市、省份、出游类型和季节等基础属性，也包含评分、推荐指数、复游意愿、人均花费、有用票和评论文本等评价属性，能够较好支撑开题报告中提出的评论挖掘与推荐建模任务。基础属性有助于描述样本覆盖范围和旅游场景差异，评价属性则有助于识别游客满意度、消费特征和潜在推荐价值。与此同时，评论文本可通过SnowNLP获得情感倾向得分，并可通过jieba分词和LDA主题模型提取潜在体验主题，从而为自然景观、历史文化、亲子休闲、城市交通和综合体验等主题解释提供依据。由此可见，本文使用的数据不仅能够满足描述性统计分析，也能够支撑情感判断、主题挖掘和推荐模型构建。</w:t>
-      </w:r>
-      <w:proofErr w:type="gramStart"/>
-      <w:r>
-        <w:rPr>
-          <w:rFonts w:ascii="宋体" w:hAnsi="宋体"/>
-        </w:rPr>
-      </w:r>
-      <w:proofErr w:type="gramEnd"/>
-      <w:r>
-        <w:rPr>
-          <w:rFonts w:ascii="宋体" w:hAnsi="宋体"/>
-        </w:rPr>
       </w:r>
     </w:p>
     <w:p>
@@ -8163,7 +8189,6 @@
       <w:pPr>
         <w:jc w:val="center"/>
         <w:rPr>
-          <w:rFonts w:hint="eastAsia"/>
           <w:szCs w:val="21"/>
         </w:rPr>
       </w:pPr>
@@ -8462,7 +8487,14 @@
               <w:rPr>
                 <w:rFonts w:ascii="宋体" w:hAnsi="宋体"/>
               </w:rPr>
-              <w:t>用于识别口碑传播倾向与再次消费意愿</w:t>
+              <w:t>用于识别口碑传播倾向与再</w:t>
+            </w:r>
+            <w:r>
+              <w:rPr>
+                <w:rFonts w:ascii="宋体" w:hAnsi="宋体"/>
+              </w:rPr>
+              <w:lastRenderedPageBreak/>
+              <w:t>次消费意愿</w:t>
             </w:r>
           </w:p>
         </w:tc>
@@ -8481,6 +8513,7 @@
               <w:rPr>
                 <w:rFonts w:ascii="宋体" w:hAnsi="宋体"/>
               </w:rPr>
+              <w:lastRenderedPageBreak/>
               <w:t>文本内容变量</w:t>
             </w:r>
           </w:p>
@@ -8508,7 +8541,19 @@
           </w:tcPr>
           <w:p>
             <w:r>
-              <w:t>用于SnowNLP情感分析、LDA主题分布、文本统计特征和服务痛点识别</w:t>
+              <w:t>用于</w:t>
+            </w:r>
+            <w:r>
+              <w:t>SnowNLP</w:t>
+            </w:r>
+            <w:r>
+              <w:t>情感分析、</w:t>
+            </w:r>
+            <w:r>
+              <w:t>LDA</w:t>
+            </w:r>
+            <w:r>
+              <w:t>主题分布、文本统计特征和服务痛点识别</w:t>
             </w:r>
           </w:p>
         </w:tc>
@@ -8517,138 +8562,101 @@
     <w:p>
       <w:pPr>
         <w:rPr>
+          <w:rFonts w:ascii="宋体" w:hAnsi="宋体" w:hint="eastAsia"/>
+          <w:sz w:val="24"/>
+        </w:rPr>
+      </w:pPr>
+    </w:p>
+    <w:p>
+      <w:pPr>
+        <w:rPr>
+          <w:rFonts w:ascii="宋体" w:hAnsi="宋体" w:hint="eastAsia"/>
+          <w:sz w:val="24"/>
+        </w:rPr>
+      </w:pPr>
+      <w:r>
+        <w:rPr>
           <w:rFonts w:ascii="宋体" w:hAnsi="宋体"/>
           <w:sz w:val="24"/>
         </w:rPr>
-      </w:pPr>
-    </w:p>
-    <w:p>
-      <w:pPr>
+        <w:t>表3-</w:t>
+      </w:r>
+      <w:r>
         <w:rPr>
           <w:rFonts w:ascii="宋体" w:hAnsi="宋体" w:hint="eastAsia"/>
           <w:sz w:val="24"/>
         </w:rPr>
-      </w:pPr>
+        <w:t>1</w:t>
+      </w:r>
       <w:r>
         <w:rPr>
           <w:rFonts w:ascii="宋体" w:hAnsi="宋体"/>
           <w:sz w:val="24"/>
         </w:rPr>
-        <w:t>表3-</w:t>
+        <w:t>表明，本文并非仅围绕评论文本本身展开分析，而是将结构化字段与文本信息结合起来，共同服务于评论挖掘、景区画像和推荐建模三个环节。</w:t>
+      </w:r>
+    </w:p>
+    <w:p>
+      <w:pPr>
+        <w:pStyle w:val="a3"/>
+        <w:ind w:firstLine="482"/>
+      </w:pPr>
+      <w:bookmarkStart w:id="26" w:name="_Toc228191898"/>
+      <w:r>
+        <w:rPr>
+          <w:rFonts w:ascii="黑体" w:hAnsi="黑体"/>
+          <w:b/>
+        </w:rPr>
+        <w:t>2. 数据清洗</w:t>
+      </w:r>
+      <w:bookmarkEnd w:id="26"/>
+    </w:p>
+    <w:p>
+      <w:pPr>
+        <w:pStyle w:val="af7"/>
+      </w:pPr>
+      <w:r>
+        <w:rPr>
+          <w:rFonts w:ascii="宋体" w:hAnsi="宋体"/>
+        </w:rPr>
+        <w:t>在数据导入过程中，项目代码对CSV字段进行了表头规范化、缺失值处理和类型转换，包括将出游月份、游玩天数和评分转换为整数，将人均花费转换为浮点型，将推荐指数中的百分号剥离并归一化处理。对于开题报告中提出的去噪、情感标注和文本预处理任务，本文在系统原型中采用结构化清洗与文本挖掘结合的实现方式：一方面通过字段清洗和类型转换保证结构化数据质量；另一方面对评论文本进行分词、停用词过滤、SnowNLP情感分析、LDA主题建模和文本统计特征计算，并按景区聚合为推荐模型输入，从而在保证系统可演示性的基础上增强评论语义信息的利用。数据库层面采用MySQL建立`travel_review`表和`user_account`表，前者用于存储评论数据，后者用于系统登录与个人信息管理。</w:t>
+      </w:r>
+    </w:p>
+    <w:p>
+      <w:r>
+        <w:rPr>
+          <w:rFonts w:ascii="宋体" w:hAnsi="宋体"/>
+          <w:sz w:val="24"/>
+        </w:rPr>
+        <w:t>为使样本基础和数据覆盖范围表达得更为直观，本文将核心样本信息整理如表3-</w:t>
       </w:r>
       <w:r>
         <w:rPr>
           <w:rFonts w:ascii="宋体" w:hAnsi="宋体" w:hint="eastAsia"/>
           <w:sz w:val="24"/>
         </w:rPr>
-        <w:t>1</w:t>
+        <w:t>2</w:t>
       </w:r>
       <w:r>
         <w:rPr>
           <w:rFonts w:ascii="宋体" w:hAnsi="宋体"/>
           <w:sz w:val="24"/>
         </w:rPr>
-        <w:t>表明，本文并非仅围绕评论文本本身展开分析，而是将结构化字段与文本信息结合起来，共同服务于评论挖掘、景区画像和推荐建模三个环节。</w:t>
-      </w:r>
-    </w:p>
-    <w:p>
-      <w:pPr>
-        <w:pStyle w:val="a3"/>
-        <w:ind w:firstLine="482"/>
-      </w:pPr>
-      <w:bookmarkStart w:id="26" w:name="_Toc228191898"/>
-      <w:r>
-        <w:rPr>
-          <w:rFonts w:ascii="黑体" w:hAnsi="黑体"/>
-          <w:b/>
-        </w:rPr>
-        <w:t>2. 数据清洗</w:t>
-      </w:r>
-      <w:bookmarkEnd w:id="26"/>
-    </w:p>
-    <w:p>
-      <w:pPr>
-        <w:pStyle w:val="af7"/>
-      </w:pPr>
-      <w:r>
-        <w:rPr>
-          <w:rFonts w:ascii="宋体" w:hAnsi="宋体"/>
-        </w:rPr>
-        <w:t>在数据导入过程中，项目代码对CSV字段进行了表头规范化、缺失值处理和类型转换，包括将出游月份、游玩天数和评分转换为整数，将人均花费转换为浮点型，将推荐指数中的百分号剥离并归一化处理。对于开题报告中提出的去噪、情感标注和文本预处理任务，本文在系统原型中采用结构化清洗与文本挖掘结合的实现方式：一方面通过字段清洗和类型转换保证结构化数据质量；另一方面对评论文本进行分词、停用词过滤、SnowNLP情感分析、LDA主题建模和文本统计特征计算，并按景区聚合为推荐模型输入，从而在保证系统可演示性的基础上增强评论语义信息的利用。数据库层面采用MySQL建立`travel_review`表和`user_account`表，前者用于存储评论数据，后者用于系统登录与个人信息管理。</w:t>
-      </w:r>
-      <w:proofErr w:type="gramStart"/>
-      <w:r>
-        <w:rPr>
-          <w:rFonts w:ascii="宋体" w:hAnsi="宋体"/>
-        </w:rPr>
-      </w:r>
-      <w:proofErr w:type="gramEnd"/>
-      <w:r>
-        <w:rPr>
-          <w:rFonts w:ascii="宋体" w:hAnsi="宋体"/>
-        </w:rPr>
-      </w:r>
-      <w:proofErr w:type="spellStart"/>
-      <w:r>
-        <w:rPr>
-          <w:rFonts w:ascii="宋体" w:hAnsi="宋体"/>
-        </w:rPr>
-      </w:r>
-      <w:proofErr w:type="spellEnd"/>
-      <w:r>
-        <w:rPr>
-          <w:rFonts w:ascii="宋体" w:hAnsi="宋体"/>
-        </w:rPr>
-      </w:r>
-      <w:proofErr w:type="spellStart"/>
-      <w:r>
-        <w:rPr>
-          <w:rFonts w:ascii="宋体" w:hAnsi="宋体"/>
-        </w:rPr>
-      </w:r>
-      <w:proofErr w:type="spellEnd"/>
-      <w:r>
-        <w:rPr>
-          <w:rFonts w:ascii="宋体" w:hAnsi="宋体"/>
-        </w:rPr>
-      </w:r>
-    </w:p>
-    <w:p>
-      <w:r>
-        <w:rPr>
-          <w:rFonts w:ascii="宋体" w:hAnsi="宋体"/>
-          <w:sz w:val="24"/>
-        </w:rPr>
-        <w:t>为使样本基础和数据覆盖范围表达得更为直观，本文将核心样本信息整理如表3-</w:t>
-      </w:r>
-      <w:r>
+        <w:t>所示。</w:t>
+      </w:r>
+    </w:p>
+    <w:p>
+      <w:pPr>
         <w:rPr>
           <w:rFonts w:ascii="宋体" w:hAnsi="宋体" w:hint="eastAsia"/>
           <w:sz w:val="24"/>
         </w:rPr>
-        <w:t>2</w:t>
-      </w:r>
-      <w:r>
-        <w:rPr>
-          <w:rFonts w:ascii="宋体" w:hAnsi="宋体"/>
-          <w:sz w:val="24"/>
-        </w:rPr>
-        <w:t>所示。</w:t>
-      </w:r>
-    </w:p>
-    <w:p>
-      <w:pPr>
-        <w:rPr>
-          <w:rFonts w:ascii="宋体" w:hAnsi="宋体" w:hint="eastAsia"/>
-          <w:sz w:val="24"/>
-        </w:rPr>
       </w:pPr>
     </w:p>
     <w:p>
       <w:pPr>
         <w:jc w:val="center"/>
         <w:rPr>
-          <w:rFonts w:hint="eastAsia"/>
           <w:szCs w:val="21"/>
         </w:rPr>
       </w:pPr>
@@ -8941,37 +8949,37 @@
     <w:p>
       <w:pPr>
         <w:rPr>
+          <w:rFonts w:ascii="宋体" w:hAnsi="宋体" w:hint="eastAsia"/>
+          <w:sz w:val="24"/>
+        </w:rPr>
+      </w:pPr>
+    </w:p>
+    <w:p>
+      <w:pPr>
+        <w:rPr>
+          <w:rFonts w:ascii="宋体" w:hAnsi="宋体" w:hint="eastAsia"/>
+          <w:sz w:val="24"/>
+        </w:rPr>
+      </w:pPr>
+      <w:r>
+        <w:rPr>
           <w:rFonts w:ascii="宋体" w:hAnsi="宋体"/>
           <w:sz w:val="24"/>
         </w:rPr>
-      </w:pPr>
-    </w:p>
-    <w:p>
-      <w:pPr>
+        <w:t>从表3-</w:t>
+      </w:r>
+      <w:r>
+        <w:rPr>
+          <w:rFonts w:ascii="宋体" w:hAnsi="宋体" w:hint="eastAsia"/>
+          <w:sz w:val="24"/>
+        </w:rPr>
+        <w:t>2</w:t>
+      </w:r>
+      <w:r>
         <w:rPr>
           <w:rFonts w:ascii="宋体" w:hAnsi="宋体"/>
           <w:sz w:val="24"/>
         </w:rPr>
-      </w:pPr>
-      <w:r>
-        <w:rPr>
-          <w:rFonts w:ascii="宋体" w:hAnsi="宋体"/>
-          <w:sz w:val="24"/>
-        </w:rPr>
-        <w:t>从表3-</w:t>
-      </w:r>
-      <w:r>
-        <w:rPr>
-          <w:rFonts w:ascii="宋体" w:hAnsi="宋体" w:hint="eastAsia"/>
-          <w:sz w:val="24"/>
-        </w:rPr>
-        <w:t>2</w:t>
-      </w:r>
-      <w:r>
-        <w:rPr>
-          <w:rFonts w:ascii="宋体" w:hAnsi="宋体"/>
-          <w:sz w:val="24"/>
-        </w:rPr>
         <w:t>可以看出，本研究所使用的评论数据在样本规模、景点覆盖范围和空间分布层面都具有较好的代表性，这为后续评论挖掘和景区推荐分析提供了较为扎实的数据基础。</w:t>
       </w:r>
     </w:p>
@@ -8998,7 +9006,14 @@
         <w:rPr>
           <w:rFonts w:ascii="宋体" w:hAnsi="宋体"/>
         </w:rPr>
-        <w:t>本文在推荐标签构造上由“规则式阈值”转向“多维综合评分”。具体而言，系统先计算评分归一化值、推荐指数、复游意愿率、好评率和有用票归一化值，并按照综合推荐得分=0.25×评分归一化+0.20×推荐指数+0.20×复游意愿率+0.20×好评率+0.15×有用票归一化的方式形成景区级综合推荐指数。该权重设置参考层次分析法的思想，将游客显性评价、主观推荐意愿、复游倾向、整体口碑和评论参考价值共同纳入评价。随后按照综合推荐指数对景区排序，将排名靠前约40%的景区标记为“值得推荐”，其余景区作为对比样本。相较于仅依赖评分与推荐指数的硬阈值规则，该方法能够降低单一阈值依赖，更符合群体性推荐中“质量排序优先于简单分类”的任务特点。</w:t>
+        <w:t>本文在推荐标签构造上由“规则式阈值”转向“多维综合评分”。具体而言，系统先计算评分归一化值、推荐指数、复游意愿率、好评率和有用票归一化值，并按照综合推荐得分=0.25×评分归一化+0.20×推荐指数+0.20×复游意愿率+0.20×好评率+0.15×有用票归一化的方式形成景区级综合推荐指数。该权重设置参考层次分析法的思想，将游客显性评价、主观推荐意愿、复游倾向、整体口碑和评论参考价值共</w:t>
+      </w:r>
+      <w:r>
+        <w:rPr>
+          <w:rFonts w:ascii="宋体" w:hAnsi="宋体"/>
+        </w:rPr>
+        <w:lastRenderedPageBreak/>
+        <w:t>同纳入评价。随后按照综合推荐指数对景区排序，将排名靠前约40%的景区标记为“值得推荐”，其余景区作为对比样本。相较于仅依赖评分与推荐指数的硬阈值规则，该方法能够降低单一阈值依赖，更符合群体性推荐中“质量排序优先于简单分类”的任务特点。</w:t>
       </w:r>
     </w:p>
     <w:p>
@@ -9020,46 +9035,40 @@
       <w:pPr>
         <w:pStyle w:val="af7"/>
         <w:rPr>
-          <w:rFonts w:ascii="宋体" w:hAnsi="宋体"/>
-        </w:rPr>
-      </w:pPr>
-      <w:r>
-        <w:rPr>
-          <w:rFonts w:ascii="宋体" w:hAnsi="宋体"/>
-        </w:rPr>
-        <w:t>项目后端采用Flask框架实现业务逻辑，数据库使用MySQL存储评论数据与用户信息，前端通过HTML模板、ECharts和基础样式文件实现可视化展示。系统定位为可运行的演示型原型，主要包含登录、仪表盘、数据展示、评论分析、景区推荐和个人信息六个模块。仪表盘模块展示评论总数、景点数量、覆盖城市数和平均评分等指标；数据展示模块支持分页浏览评论数据；评论分析模块展示评分分布、季节占比、月度趋势、主题归类、情感结果、城市排行及散点关系等内容；景区推荐模块输出综合融合推荐榜单、亲子游/文化深度游/周末短途游/摄影打卡等分场景群体推荐榜单，并为推荐景区生成自然语言推荐理由。</w:t>
-      </w:r>
-      <w:proofErr w:type="spellStart"/>
-      <w:r>
-        <w:rPr>
-          <w:rFonts w:ascii="宋体" w:hAnsi="宋体"/>
-        </w:rPr>
-      </w:r>
-      <w:proofErr w:type="spellEnd"/>
-      <w:r>
-        <w:rPr>
-          <w:rFonts w:ascii="宋体" w:hAnsi="宋体"/>
-        </w:rPr>
-      </w:r>
-      <w:proofErr w:type="gramStart"/>
-      <w:r>
-        <w:rPr>
-          <w:rFonts w:ascii="宋体" w:hAnsi="宋体"/>
-        </w:rPr>
-      </w:r>
-      <w:proofErr w:type="gramEnd"/>
-      <w:r>
-        <w:rPr>
-          <w:rFonts w:ascii="宋体" w:hAnsi="宋体"/>
-        </w:rPr>
+          <w:rFonts w:ascii="宋体" w:hAnsi="宋体" w:hint="eastAsia"/>
+        </w:rPr>
+      </w:pPr>
+      <w:r>
+        <w:t>项目后端采用</w:t>
+      </w:r>
+      <w:r>
+        <w:t>Flask</w:t>
+      </w:r>
+      <w:r>
+        <w:t>框架实现业务逻辑，数据库使用</w:t>
+      </w:r>
+      <w:r>
+        <w:t>MySQL</w:t>
+      </w:r>
+      <w:r>
+        <w:t>存储评论数据与用户信息，前端通过</w:t>
+      </w:r>
+      <w:r>
+        <w:t>HTML</w:t>
+      </w:r>
+      <w:r>
+        <w:t>模板、</w:t>
+      </w:r>
+      <w:r>
+        <w:t>ECharts</w:t>
+      </w:r>
+      <w:r>
+        <w:t>和基础样式文件实现可视化展示。系统定位为可运行的演示型原型，主要包含登录、仪表盘、数据展示、评论分析、景区推荐和个人信息六个模块。仪表盘模块展示评论总数、景点数量、覆盖城市数和平均评分等指标；数据展示模块支持分页浏览评论数据；评论分析模块展示评分分布、季节占比、月度趋势、主题归类、情感结果、城市排行及散点关系等内容；景区推荐模块输出综合融合推荐榜单，以及交通配套与打卡体验、景区特色与游览体验、历史文化体验、区位交通与到达便利、环境服务与休闲消费五类分主题推荐榜单，并为推荐景区生成自然语言推荐理由。</w:t>
       </w:r>
     </w:p>
     <w:p>
       <w:pPr>
         <w:pStyle w:val="af7"/>
-        <w:rPr>
-          <w:rFonts w:hint="eastAsia"/>
-        </w:rPr>
       </w:pPr>
     </w:p>
     <w:p>
@@ -9073,7 +9082,6 @@
           <w:rFonts w:ascii="黑体" w:hAnsi="黑体"/>
           <w:b/>
         </w:rPr>
-        <w:lastRenderedPageBreak/>
         <w:t>四、旅游评论挖掘实证分析</w:t>
       </w:r>
       <w:bookmarkEnd w:id="29"/>
@@ -9112,36 +9120,20 @@
         <w:rPr>
           <w:rFonts w:ascii="宋体" w:hAnsi="宋体"/>
         </w:rPr>
-        <w:t>从出游类型看，周末短途、亲子出游、城市漫游、拍照旅行、文化打卡和深度</w:t>
-      </w:r>
-      <w:proofErr w:type="gramStart"/>
-      <w:r>
-        <w:rPr>
-          <w:rFonts w:ascii="宋体" w:hAnsi="宋体"/>
-        </w:rPr>
-        <w:t>游之间</w:t>
-      </w:r>
-      <w:proofErr w:type="gramEnd"/>
-      <w:r>
-        <w:rPr>
-          <w:rFonts w:ascii="宋体" w:hAnsi="宋体"/>
-        </w:rPr>
-        <w:t>差距不大，说明在线旅游评论所反映的游客需求已经从传统观光转向多场景、多动机并存。该结论与国内关于旅游消费结构升级和体验需求多样化的研究判断一致[3][4]。</w:t>
+        <w:t>从出游类型看，周末短途、亲子出游、城市漫游、拍照旅行、文化打卡和深度游之间差距不大，说明在线旅游评论所反映的游客需求已经从传统观光转向多场景、多动机并存。该结论与国内关于旅游消费结构升级和体验需求多样化的研究判断一致[3][4]。</w:t>
       </w:r>
     </w:p>
     <w:p>
       <w:pPr>
         <w:jc w:val="center"/>
-        <w:rPr>
-          <w:rFonts w:hint="eastAsia"/>
-        </w:rPr>
       </w:pPr>
       <w:r>
         <w:rPr>
           <w:noProof/>
         </w:rPr>
+        <w:lastRenderedPageBreak/>
         <w:drawing>
-          <wp:inline distT="0" distB="0" distL="0" distR="0" wp14:anchorId="5833F65B" wp14:editId="0C4B3E2F">
+          <wp:inline distT="0" distB="0" distL="0" distR="0" wp14:anchorId="63EE9178" wp14:editId="524FA340">
             <wp:extent cx="5191125" cy="2667000"/>
             <wp:effectExtent l="0" t="0" r="9525" b="0"/>
             <wp:docPr id="966302591" name="图片 1" descr="图表, 条形图&#10;&#10;AI 生成的内容可能不正确。"/>
@@ -9181,15 +9173,15 @@
       <w:pPr>
         <w:jc w:val="center"/>
         <w:rPr>
+          <w:rFonts w:ascii="宋体" w:hAnsi="宋体" w:hint="eastAsia"/>
+          <w:szCs w:val="21"/>
+        </w:rPr>
+      </w:pPr>
+      <w:r>
+        <w:rPr>
           <w:rFonts w:ascii="宋体" w:hAnsi="宋体"/>
           <w:szCs w:val="21"/>
         </w:rPr>
-      </w:pPr>
-      <w:r>
-        <w:rPr>
-          <w:rFonts w:ascii="宋体" w:hAnsi="宋体"/>
-          <w:szCs w:val="21"/>
-        </w:rPr>
         <w:t>图4-1  评论评分分布图</w:t>
       </w:r>
     </w:p>
@@ -9197,7 +9189,6 @@
       <w:pPr>
         <w:jc w:val="center"/>
         <w:rPr>
-          <w:rFonts w:hint="eastAsia"/>
           <w:szCs w:val="21"/>
         </w:rPr>
       </w:pPr>
@@ -9236,23 +9227,6 @@
         </w:rPr>
         <w:t>项目中采用SnowNLP对评论文本进行情感倾向计算。SnowNLP能够根据中文评论语句返回0到1之间的情感得分，数值越高表示评论越偏积极。系统将情感得分大于等于0.6的评论划分为积极，小于等于0.4的评论划分为消极，其余评论划分为中性；对于评论文本为空或解析异常的样本，则回退使用评分映射规则，以保证分析结果的完整性和系统运行的稳定性。结合样本整体评分特点和文本情感结果可以推断，积极情感评论占比较高，中性和消极评论相对较少。这说明大多数游客在公开评论中倾向于表达较为正向的景区感知，但少量负向评论更能暴露拥挤、卫生、价格、服务和交通等方面的问题，因此在景区管理中应重视低情感得分评论的诊断价值[8][11]。</w:t>
       </w:r>
-      <w:proofErr w:type="gramStart"/>
-      <w:r>
-        <w:rPr>
-          <w:rFonts w:ascii="宋体" w:hAnsi="宋体"/>
-        </w:rPr>
-      </w:r>
-      <w:proofErr w:type="gramEnd"/>
-      <w:r>
-        <w:rPr>
-          <w:rFonts w:ascii="宋体" w:hAnsi="宋体"/>
-        </w:rPr>
-      </w:r>
-      <w:r>
-        <w:rPr>
-          <w:rFonts w:ascii="宋体" w:hAnsi="宋体"/>
-        </w:rPr>
-      </w:r>
     </w:p>
     <w:p>
       <w:pPr>
@@ -9285,39 +9259,165 @@
         <w:pStyle w:val="af7"/>
       </w:pPr>
       <w:r>
+        <w:t>项目中采用</w:t>
+      </w:r>
+      <w:r>
+        <w:t>LDA</w:t>
+      </w:r>
+      <w:r>
+        <w:t>主题模型对评论文本进行主题挖掘。具体而言，系统先使用</w:t>
+      </w:r>
+      <w:r>
+        <w:t>jieba</w:t>
+      </w:r>
+      <w:r>
+        <w:t>对中文评论进行分词，并过滤常见停用词、数字和过短词，再通过词袋矩阵训练</w:t>
+      </w:r>
+      <w:r>
+        <w:t>LDA</w:t>
+      </w:r>
+      <w:r>
+        <w:t>模型，将评论语料划分为五个潜在主题。每个主题先由模型输出的高权重词进行解释，再结合旅游评论语境进行人工语义归纳，最终在页面中以</w:t>
+      </w:r>
+      <w:r>
+        <w:t>“</w:t>
+      </w:r>
+      <w:r>
+        <w:t>主题编号</w:t>
+      </w:r>
+      <w:r>
+        <w:t>+</w:t>
+      </w:r>
+      <w:r>
+        <w:t>主题类别</w:t>
+      </w:r>
+      <w:r>
+        <w:t>+</w:t>
+      </w:r>
+      <w:r>
+        <w:t>关键</w:t>
+      </w:r>
+      <w:r>
+        <w:lastRenderedPageBreak/>
+        <w:t>词</w:t>
+      </w:r>
+      <w:r>
+        <w:t>”</w:t>
+      </w:r>
+      <w:r>
+        <w:t>的形式展示。该处理方式既保留了</w:t>
+      </w:r>
+      <w:r>
+        <w:t>LDA</w:t>
+      </w:r>
+      <w:r>
+        <w:t>模型的文本挖掘依据，也使主题结果更便于论文阐释、系统演示和推荐结果解释。</w:t>
+      </w:r>
+    </w:p>
+    <w:p>
+      <w:pPr>
+        <w:pStyle w:val="af7"/>
+      </w:pPr>
+      <w:r>
+        <w:t>根据当前样本的主题高权重词，本文将五个</w:t>
+      </w:r>
+      <w:r>
+        <w:t>LDA</w:t>
+      </w:r>
+      <w:r>
+        <w:t>主题归纳为：主题</w:t>
+      </w:r>
+      <w:r>
+        <w:t>1“</w:t>
+      </w:r>
+      <w:r>
+        <w:t>交通配套与打卡体验类</w:t>
+      </w:r>
+      <w:r>
+        <w:t>”</w:t>
+      </w:r>
+      <w:r>
+        <w:t>，代表词包括周边、配套、公交、换乘、打卡、夜景和拍照；主题</w:t>
+      </w:r>
+      <w:r>
+        <w:t>2“</w:t>
+      </w:r>
+      <w:r>
+        <w:t>景区特色与游览体验类</w:t>
+      </w:r>
+      <w:r>
+        <w:t>”</w:t>
+      </w:r>
+      <w:r>
+        <w:t>，代表词包括特色、本身、预期、氛围、拍照、自驾和停车；主题</w:t>
+      </w:r>
+      <w:r>
+        <w:t>3“</w:t>
+      </w:r>
+      <w:r>
+        <w:t>历史文化体验类</w:t>
+      </w:r>
+      <w:r>
+        <w:t>”</w:t>
+      </w:r>
+      <w:r>
+        <w:t>，代表词包括文化、历史、气息、地铁、打车、朋友和情侣；主题</w:t>
+      </w:r>
+      <w:r>
+        <w:t>4“</w:t>
+      </w:r>
+      <w:r>
+        <w:t>区位交通与到达便利类</w:t>
+      </w:r>
+      <w:r>
+        <w:t>”</w:t>
+      </w:r>
+      <w:r>
+        <w:t>，代表词包括位于、公里、自驾、停车、地铁和公交；主题</w:t>
+      </w:r>
+      <w:r>
+        <w:t>5“</w:t>
+      </w:r>
+      <w:r>
+        <w:t>环境服务与休闲消费类</w:t>
+      </w:r>
+      <w:r>
+        <w:t>”</w:t>
+      </w:r>
+      <w:r>
+        <w:t>，代表词包括环境、干净、打车、夜景、周末和氛围。需要说明的是，上述主题类别属于基于高权重词的人工语义归纳，</w:t>
+      </w:r>
+      <w:r>
+        <w:t>LDA</w:t>
+      </w:r>
+      <w:r>
+        <w:t>模型本身提供的是潜在主题分布和关键词线索。</w:t>
+      </w:r>
+    </w:p>
+    <w:p>
+      <w:pPr>
+        <w:pStyle w:val="af7"/>
+      </w:pPr>
+      <w:r>
         <w:rPr>
           <w:rFonts w:ascii="宋体" w:hAnsi="宋体"/>
         </w:rPr>
-        <w:t>项目中采用LDA主题模型对评论文本进行主题挖掘。具体而言，系统先使用jieba对中文评论进行分词，并过滤常见停用词、数字和过短词，再通过词袋矩阵训练LDA模型，将评论语料划分为若干潜在主题。每个主题由权重较高的关键词进行解释，例如系统以“主题1：关键词1/关键词2/关键词3”的形式在页面中展示主题名称，使主题结果既保留模型生成特征，又便于用户理解。从评论文本样本可以发现，LDA主题通常能够围绕自然景观、历史文化、亲子休闲、城市交通、拍照打卡和综合体验等维度形成聚类。若某一主题下景点评分较低、复游意愿偏弱或有用票较高，则说明游客在相关体验场景中可能集中表达了交通、拥挤、卫生、服务或价格方面的不满，这也与开题报告中“挖掘游客隐性需求与景区服务痛点”的目标保持一致。</w:t>
-      </w:r>
-    </w:p>
-    <w:p>
-      <w:pPr>
-        <w:pStyle w:val="af7"/>
-      </w:pPr>
-      <w:r>
-        <w:rPr>
-          <w:rFonts w:ascii="宋体" w:hAnsi="宋体"/>
-        </w:rPr>
         <w:t>由此可见，旅游评论不仅反映满意度，还携带了丰富的场景语义。对这些主题进行归纳，有助于平台形成景区内容画像。</w:t>
       </w:r>
     </w:p>
     <w:p>
       <w:pPr>
         <w:jc w:val="center"/>
-        <w:rPr>
-          <w:rFonts w:hint="eastAsia"/>
-        </w:rPr>
       </w:pPr>
       <w:r>
         <w:rPr>
           <w:noProof/>
         </w:rPr>
         <w:drawing>
-          <wp:inline distT="0" distB="0" distL="0" distR="0" wp14:anchorId="5B80A45B" wp14:editId="5A283287">
+          <wp:inline distT="0" distB="0" distL="0" distR="0" wp14:anchorId="431C9CCB" wp14:editId="3BB7FC4D">
             <wp:extent cx="5191125" cy="2667000"/>
             <wp:effectExtent l="0" t="0" r="9525" b="0"/>
-            <wp:docPr id="1100470375" name="图片 1" descr="图表, 漏斗图&#10;&#10;AI 生成的内容可能不正确。"/>
+            <wp:docPr id="1741186447" name="图片 1"/>
             <wp:cNvGraphicFramePr>
               <a:graphicFrameLocks xmlns:a="http://schemas.openxmlformats.org/drawingml/2006/main" noChangeAspect="1"/>
             </wp:cNvGraphicFramePr>
@@ -9325,7 +9425,7 @@
               <a:graphicData uri="http://schemas.openxmlformats.org/drawingml/2006/picture">
                 <pic:pic xmlns:pic="http://schemas.openxmlformats.org/drawingml/2006/picture">
                   <pic:nvPicPr>
-                    <pic:cNvPr id="1100470375" name="图片 1" descr="图表, 漏斗图&#10;&#10;AI 生成的内容可能不正确。"/>
+                    <pic:cNvPr id="1741186447" name=""/>
                     <pic:cNvPicPr/>
                   </pic:nvPicPr>
                   <pic:blipFill>
@@ -9354,33 +9454,32 @@
       <w:pPr>
         <w:jc w:val="center"/>
         <w:rPr>
+          <w:rFonts w:ascii="宋体" w:hAnsi="宋体" w:hint="eastAsia"/>
+          <w:szCs w:val="21"/>
+        </w:rPr>
+      </w:pPr>
+      <w:r>
+        <w:rPr>
           <w:rFonts w:ascii="宋体" w:hAnsi="宋体"/>
           <w:szCs w:val="21"/>
         </w:rPr>
-      </w:pPr>
-      <w:r>
-        <w:rPr>
-          <w:rFonts w:ascii="宋体" w:hAnsi="宋体"/>
-          <w:szCs w:val="21"/>
-        </w:rPr>
         <w:t>图4-2  评论主题分类结果图</w:t>
       </w:r>
     </w:p>
     <w:p>
       <w:pPr>
         <w:jc w:val="center"/>
-        <w:rPr>
-          <w:rFonts w:hint="eastAsia"/>
-        </w:rPr>
-      </w:pPr>
-    </w:p>
-    <w:p>
-      <w:r>
-        <w:rPr>
-          <w:rFonts w:ascii="宋体" w:hAnsi="宋体"/>
-          <w:sz w:val="24"/>
-        </w:rPr>
-        <w:t>图4-2能够帮助读者更直观地理解自然风光、历史文化、亲子休闲和城市漫游等主题在样本中的结构差异，也有助于说明旅游评论中的场景语义如何进一步转化为景区画像与推荐依据。</w:t>
+      </w:pPr>
+    </w:p>
+    <w:p>
+      <w:r>
+        <w:t>图</w:t>
+      </w:r>
+      <w:r>
+        <w:t>4-2</w:t>
+      </w:r>
+      <w:r>
+        <w:t>能够帮助读者更直观地理解交通配套与打卡体验、景区特色与游览体验、历史文化体验、区位交通与到达便利、环境服务与休闲消费等主题在样本中的结构差异，也有助于说明旅游评论中的场景语义如何进一步转化为景区画像与推荐依据。</w:t>
       </w:r>
     </w:p>
     <w:p>
@@ -9394,26 +9493,87 @@
           <w:rFonts w:ascii="黑体" w:hAnsi="黑体"/>
           <w:b/>
         </w:rPr>
+        <w:t>（四）季节、城市与复游特征分析</w:t>
+      </w:r>
+      <w:bookmarkEnd w:id="33"/>
+    </w:p>
+    <w:p>
+      <w:pPr>
+        <w:pStyle w:val="af7"/>
+      </w:pPr>
+      <w:r>
+        <w:rPr>
+          <w:rFonts w:ascii="宋体" w:hAnsi="宋体"/>
+        </w:rPr>
+        <w:t>样本的季节分布较为均衡，这意味着评论数据可以较好支持不同季节出游场景下的分析。项目中进一步统计了不同季节的评分均值，可用于判断季节因素对游客体验的影响。一般而言，气候舒适度、客流压力和景区景观状态会共同影响游客评价，因此季节变量在景区推荐中具有重要意义。</w:t>
+      </w:r>
+    </w:p>
+    <w:p>
+      <w:pPr>
+        <w:pStyle w:val="af7"/>
+      </w:pPr>
+      <w:r>
+        <w:rPr>
+          <w:rFonts w:ascii="宋体" w:hAnsi="宋体"/>
+        </w:rPr>
+        <w:t>复游意愿同样值得关注。若评论中存在较高比例的“是”类复游样本，说明景区在游客满意度、可重复消费或情感黏性方面具备一定优势。相反，即使景区评分较高，</w:t>
+      </w:r>
+      <w:r>
+        <w:rPr>
+          <w:rFonts w:ascii="宋体" w:hAnsi="宋体"/>
+        </w:rPr>
         <w:lastRenderedPageBreak/>
-        <w:t>（四）季节、城市与复</w:t>
-      </w:r>
-      <w:proofErr w:type="gramStart"/>
+        <w:t>但若复游意愿偏低，可能说明其更偏向“一次性打卡型景点”。因此，复游变量对于识别景区类型、判断推荐强度具有辅助作用。</w:t>
+      </w:r>
+    </w:p>
+    <w:p>
+      <w:pPr>
+        <w:pStyle w:val="af7"/>
+        <w:rPr>
+          <w:rFonts w:ascii="宋体" w:hAnsi="宋体" w:hint="eastAsia"/>
+        </w:rPr>
+      </w:pPr>
+      <w:r>
+        <w:rPr>
+          <w:rFonts w:ascii="宋体" w:hAnsi="宋体"/>
+        </w:rPr>
+        <w:t>从城市维度看，评论数据不仅是景点评价信息，也折射出城市旅游吸引力的差异。部分评论密度较高的城市往往同时具备资源聚集、平台曝光度高和交通可达性较强等特点。因此，在推荐模型中保留城市和省份变量，有助于识别区域层面的旅游偏好差异，使推荐结果更贴近真实出游场景。</w:t>
+      </w:r>
+    </w:p>
+    <w:p>
+      <w:pPr>
+        <w:pStyle w:val="af7"/>
+      </w:pPr>
+    </w:p>
+    <w:p>
+      <w:pPr>
+        <w:pStyle w:val="ac"/>
+        <w:spacing w:after="318"/>
+      </w:pPr>
+      <w:bookmarkStart w:id="34" w:name="_Toc228191906"/>
       <w:r>
         <w:rPr>
           <w:rFonts w:ascii="黑体" w:hAnsi="黑体"/>
           <w:b/>
         </w:rPr>
-        <w:t>游特征</w:t>
-      </w:r>
-      <w:proofErr w:type="gramEnd"/>
+        <w:t>五、景区推荐模型构建与结果分析</w:t>
+      </w:r>
+      <w:bookmarkEnd w:id="34"/>
+    </w:p>
+    <w:p>
+      <w:pPr>
+        <w:pStyle w:val="af0"/>
+        <w:ind w:firstLine="562"/>
+      </w:pPr>
+      <w:bookmarkStart w:id="35" w:name="_Toc228191907"/>
       <w:r>
         <w:rPr>
           <w:rFonts w:ascii="黑体" w:hAnsi="黑体"/>
           <w:b/>
         </w:rPr>
-        <w:t>分析</w:t>
-      </w:r>
-      <w:bookmarkEnd w:id="33"/>
+        <w:t>（一）特征构建</w:t>
+      </w:r>
+      <w:bookmarkEnd w:id="35"/>
     </w:p>
     <w:p>
       <w:pPr>
@@ -9423,85 +9583,49 @@
         <w:rPr>
           <w:rFonts w:ascii="宋体" w:hAnsi="宋体"/>
         </w:rPr>
-        <w:t>样本的季节分布较为均衡，这意味着评论数据可以较好支持不同季节出游场景下的分析。项目中进一步统计了不同季节的评分均值，可用于判断季节因素对游客体验的影响。一般而言，气候舒适度、客流压力和景区景观状态会共同影响游客评价，因此季节变量在景区推荐中具有重要意义。</w:t>
-      </w:r>
-    </w:p>
-    <w:p>
-      <w:pPr>
-        <w:pStyle w:val="af7"/>
-      </w:pPr>
-      <w:r>
-        <w:rPr>
-          <w:rFonts w:ascii="宋体" w:hAnsi="宋体"/>
-        </w:rPr>
-        <w:t>复游意愿同样值得关注。若评论中存在较高比例的</w:t>
-      </w:r>
-      <w:proofErr w:type="gramStart"/>
-      <w:r>
-        <w:rPr>
-          <w:rFonts w:ascii="宋体" w:hAnsi="宋体"/>
-        </w:rPr>
-        <w:t>“是”类复游</w:t>
-      </w:r>
-      <w:proofErr w:type="gramEnd"/>
-      <w:r>
-        <w:rPr>
-          <w:rFonts w:ascii="宋体" w:hAnsi="宋体"/>
-        </w:rPr>
-        <w:t>样本，说明景区在游客满意度、可重复消费或情感黏性方面具备一定优势。相反，即使景区评分较高，但若复游意愿偏低，可能说明其更偏向“一次性打卡型景点”。因此，复游变量对于识别景区类型、判断推荐强度具有辅助作用。</w:t>
-      </w:r>
-    </w:p>
-    <w:p>
-      <w:pPr>
-        <w:pStyle w:val="af7"/>
-        <w:rPr>
-          <w:rFonts w:ascii="宋体" w:hAnsi="宋体"/>
-        </w:rPr>
-      </w:pPr>
-      <w:r>
-        <w:rPr>
-          <w:rFonts w:ascii="宋体" w:hAnsi="宋体"/>
-        </w:rPr>
-        <w:t>从城市维度看，评论数据不仅是景点评价信息，也折射出城市旅游吸引力的差异。部分评论密度较高的城市往往同时具备资源聚集、平台曝光度高和交通可达性较强等特点。因此，在推荐模型中保留城市和省份变量，有助于识别区域层面的旅游偏好差异，使推荐结果更贴近真实出游场景。</w:t>
-      </w:r>
-    </w:p>
-    <w:p>
-      <w:pPr>
-        <w:pStyle w:val="af7"/>
-        <w:rPr>
-          <w:rFonts w:hint="eastAsia"/>
-        </w:rPr>
-      </w:pPr>
-    </w:p>
-    <w:p>
-      <w:pPr>
-        <w:pStyle w:val="ac"/>
-        <w:spacing w:after="318"/>
-      </w:pPr>
-      <w:bookmarkStart w:id="34" w:name="_Toc228191906"/>
+        <w:t>结合项目代码，本文在推荐建模中选取城市、省份、出游类型、季节、出游月份、游玩天数、人均花费、是否复游和有用票作为输入特征。其中，城市、省份、出游类型和季节属于类别变量；出游月份、游玩天数、人均花费、是否复游和有用票属于数值变量。项目中采用One-Hot编码处理类别变量，采用标准化方法处理数值变量，以保证不同特征能够共同参与模型训练。需要说明的是，评分与推荐指数未直接作为模型输入特征，而是用于构造“是否值得推荐”的监督学习标签。</w:t>
+      </w:r>
+    </w:p>
+    <w:p>
+      <w:pPr>
+        <w:pStyle w:val="af0"/>
+        <w:ind w:firstLine="562"/>
+      </w:pPr>
+      <w:bookmarkStart w:id="36" w:name="_Toc228191908"/>
       <w:r>
         <w:rPr>
           <w:rFonts w:ascii="黑体" w:hAnsi="黑体"/>
           <w:b/>
         </w:rPr>
-        <w:t>五、景区推荐模型构建与结果分析</w:t>
-      </w:r>
-      <w:bookmarkEnd w:id="34"/>
+        <w:t>（二）模型选择</w:t>
+      </w:r>
+      <w:bookmarkEnd w:id="36"/>
+    </w:p>
+    <w:p>
+      <w:pPr>
+        <w:pStyle w:val="af7"/>
+      </w:pPr>
+      <w:r>
+        <w:rPr>
+          <w:rFonts w:ascii="宋体" w:hAnsi="宋体"/>
+        </w:rPr>
+        <w:t>本文选取随机森林、决策树和逻辑回归三种模型进行比较。其原因在于：第一，三种模型均为常见监督学习分类方法，适合本科论文实现；第二，三者分别代表集成学习、树模型和线性模型，便于比较不同算法对旅游评论推荐任务的适应性；第三，项目中已完成对应代码实现，能够与系统输出保持一致。开题报告中曾提出结合协同过滤、内容推荐等传统推荐思路构建个性化模型，但在实际研究过程中，当前数据集主要包含评论文本、评分和景区属性信息，缺少连续用户行为、收藏、浏览、下单等个体行为矩阵。因此，本文将推荐任务转化为基于评论衍生特征和综合推荐指数的监督分类与排序问题，以机器学习模型实现面向景区的群体性推荐。该方法不依赖用户历史行为，而是通过评论挖掘识别不同出游场景下的景区质量特征，为具有相似偏好的游客群体提供差异化推荐方案。</w:t>
+      </w:r>
     </w:p>
     <w:p>
       <w:pPr>
         <w:pStyle w:val="af0"/>
         <w:ind w:firstLine="562"/>
       </w:pPr>
-      <w:bookmarkStart w:id="35" w:name="_Toc228191907"/>
+      <w:bookmarkStart w:id="37" w:name="_Toc228191909"/>
       <w:r>
         <w:rPr>
           <w:rFonts w:ascii="黑体" w:hAnsi="黑体"/>
           <w:b/>
         </w:rPr>
-        <w:t>（一）特征构建</w:t>
-      </w:r>
-      <w:bookmarkEnd w:id="35"/>
+        <w:t>（三）模型训练与评价指标</w:t>
+      </w:r>
+      <w:bookmarkEnd w:id="37"/>
     </w:p>
     <w:p>
       <w:pPr>
@@ -9511,35 +9635,14 @@
         <w:rPr>
           <w:rFonts w:ascii="宋体" w:hAnsi="宋体"/>
         </w:rPr>
-        <w:t>结合项目代码，本文在推荐建模中选取城市、省份、出游类型、季节、出游月份、游玩天数、人均花费、是否复游和有用</w:t>
-      </w:r>
-      <w:proofErr w:type="gramStart"/>
+        <w:t>项目后端按照训练集与测试集8:2的比例进行数据划分，并使用准确率、精确率、召回率和F1值作为模型评价指标。准确率反映整体分类正确程度，精确率反映推荐结果中真正“值得推荐”的比例，召回率反映模型识别优质景区的能力，F1值则综</w:t>
+      </w:r>
       <w:r>
         <w:rPr>
           <w:rFonts w:ascii="宋体" w:hAnsi="宋体"/>
         </w:rPr>
-        <w:t>票作为</w:t>
-      </w:r>
-      <w:proofErr w:type="gramEnd"/>
-      <w:r>
-        <w:rPr>
-          <w:rFonts w:ascii="宋体" w:hAnsi="宋体"/>
-        </w:rPr>
-        <w:t>输入特征。其中，城市、省份、出游类型和季节属于类别变量；出游月份、游玩天数、人均花费、是否复游和有用</w:t>
-      </w:r>
-      <w:proofErr w:type="gramStart"/>
-      <w:r>
-        <w:rPr>
-          <w:rFonts w:ascii="宋体" w:hAnsi="宋体"/>
-        </w:rPr>
-        <w:t>票属于</w:t>
-      </w:r>
-      <w:proofErr w:type="gramEnd"/>
-      <w:r>
-        <w:rPr>
-          <w:rFonts w:ascii="宋体" w:hAnsi="宋体"/>
-        </w:rPr>
-        <w:t>数值变量。项目中采用One-Hot编码处理类别变量，采用标准化方法处理数值变量，以保证不同特征能够共同参与模型训练。需要说明的是，评分与推荐指数未直接作为模型输入特征，而是用于构造“是否值得推荐”的监督学习标签。</w:t>
+        <w:lastRenderedPageBreak/>
+        <w:t>合考虑精确率和召回率，适合评价推荐任务的平衡表现[10]。</w:t>
       </w:r>
     </w:p>
     <w:p>
@@ -9547,15 +9650,15 @@
         <w:pStyle w:val="af0"/>
         <w:ind w:firstLine="562"/>
       </w:pPr>
-      <w:bookmarkStart w:id="36" w:name="_Toc228191908"/>
+      <w:bookmarkStart w:id="38" w:name="_Toc228191910"/>
       <w:r>
         <w:rPr>
           <w:rFonts w:ascii="黑体" w:hAnsi="黑体"/>
           <w:b/>
         </w:rPr>
-        <w:t>（二）模型选择</w:t>
-      </w:r>
-      <w:bookmarkEnd w:id="36"/>
+        <w:t>（四）结果分析</w:t>
+      </w:r>
+      <w:bookmarkEnd w:id="38"/>
     </w:p>
     <w:p>
       <w:pPr>
@@ -9565,139 +9668,35 @@
         <w:rPr>
           <w:rFonts w:ascii="宋体" w:hAnsi="宋体"/>
         </w:rPr>
-        <w:t>本文选取随机森林、决策树和逻辑回归三种模型进行比较。其原因在于：第一，三种模型均为常见监督学习分类方法，适合本科论文实现；第二，三者分别代表集成学习、树模型和线性模型，便于比较不同算法对旅游评论推荐任务的适应性；第三，项目中已完成对应代码实现，能够与系统输出保持一致。开题报告中曾提出结合协同过滤、内容推荐等传统推荐思路构建个性化模型，但在实际研究过程中，当前数据集主要包含评论文本、评分和景区属性信息，缺少连续用户行为、收藏、浏览、下单等个体行为矩阵。因此，本文将推荐任务转化为基于评论衍生特征和综合推荐指数的监督分类与排序问题，以机器学习模型实现面向景区的群体性推荐。该方法不依赖用户历史行为，而是通过评论挖掘识别不同出游场景下的景区质量特征，为具有相似偏好的游客群体提供差异化推荐方案。</w:t>
-      </w:r>
-      <w:proofErr w:type="gramStart"/>
+        <w:t>结合项目推荐逻辑和旅游评论特征可知，随机森林、决策树和逻辑回归分别从集成学习、树模型和线性模型角度刻画景区“值得推荐”的概率。单一模型能够提供清晰的比较依据，但不同模型对非线性关系、局部规则和线性边界的敏感程度并不相同。因此，系统在保留三种模型对比结果的基础上，进一步构建综合融合推荐分，将三模型平均预测概率与多维综合推荐指数共同纳入排序。同时，模型输入不再局限于城市、省份、出游类型、季节、出游月份、游玩天数、人均花费、是否复游和有用票等元数据，而是加入情感均值、情感方差、负面评论占比、LDA主题分布、评论数量、平均评论长度、高频词覆盖度和文本信息熵等评论深度挖掘特征，使推荐模型更充分地体现“旅游评论挖掘”的研究主题。</w:t>
+      </w:r>
+    </w:p>
+    <w:p>
+      <w:pPr>
+        <w:pStyle w:val="af7"/>
+      </w:pPr>
       <w:r>
         <w:rPr>
           <w:rFonts w:ascii="宋体" w:hAnsi="宋体"/>
         </w:rPr>
-      </w:r>
-      <w:proofErr w:type="gramEnd"/>
+        <w:t>在推荐结果组织上，项目并不是只输出景点名称，而是同步展示景区所在城市、出游类型、推荐分，以及评论数、均评分、好评率、均花费和均有用票等统计信息。这种展示方式增强了推荐结果的直观性和展示层面的说明性。对于游客而言，可以更清楚地理解该景点在样本数据中的总体表现；对于平台和管理者而言，也便于结合统计结果判断推荐名单背后的评价基础。需要指出的是，当前系统展示的主要是与推荐结果相关的统计依据，而非基于特征贡献分解的严格模型可解释性分析。</w:t>
+      </w:r>
+    </w:p>
+    <w:p>
+      <w:pPr>
+        <w:pStyle w:val="af7"/>
+      </w:pPr>
       <w:r>
         <w:rPr>
           <w:rFonts w:ascii="宋体" w:hAnsi="宋体"/>
         </w:rPr>
-      </w:r>
-      <w:proofErr w:type="gramStart"/>
-      <w:r>
-        <w:rPr>
-          <w:rFonts w:ascii="宋体" w:hAnsi="宋体"/>
-        </w:rPr>
-      </w:r>
-      <w:proofErr w:type="gramEnd"/>
-      <w:r>
-        <w:rPr>
-          <w:rFonts w:ascii="宋体" w:hAnsi="宋体"/>
-        </w:rPr>
-      </w:r>
-    </w:p>
-    <w:p>
-      <w:pPr>
-        <w:pStyle w:val="af0"/>
-        <w:ind w:firstLine="562"/>
-      </w:pPr>
-      <w:bookmarkStart w:id="37" w:name="_Toc228191909"/>
-      <w:r>
-        <w:rPr>
-          <w:rFonts w:ascii="黑体" w:hAnsi="黑体"/>
-          <w:b/>
-        </w:rPr>
-        <w:t>（三）模型训练与评价指标</w:t>
-      </w:r>
-      <w:bookmarkEnd w:id="37"/>
-    </w:p>
-    <w:p>
-      <w:pPr>
-        <w:pStyle w:val="af7"/>
-      </w:pPr>
-      <w:r>
-        <w:rPr>
-          <w:rFonts w:ascii="宋体" w:hAnsi="宋体"/>
-        </w:rPr>
-        <w:t>项目后端按照训练集与测试集8:2的比例进行数据划分，并使用准确率、精确率、召回率和F1值作为模型评价指标。准确率反映整体分类正确程度，精确率反映推荐结果中真正“值得推荐”的比例，召回率反映模型识别优质景区的能力，F1值</w:t>
-      </w:r>
-      <w:proofErr w:type="gramStart"/>
-      <w:r>
-        <w:rPr>
-          <w:rFonts w:ascii="宋体" w:hAnsi="宋体"/>
-        </w:rPr>
-        <w:t>则综合</w:t>
-      </w:r>
-      <w:proofErr w:type="gramEnd"/>
-      <w:r>
-        <w:rPr>
-          <w:rFonts w:ascii="宋体" w:hAnsi="宋体"/>
-        </w:rPr>
-        <w:t>考虑精确率和召回率，适合评价推荐任务的平衡表现[10]。</w:t>
-      </w:r>
-    </w:p>
-    <w:p>
-      <w:pPr>
-        <w:pStyle w:val="af0"/>
-        <w:ind w:firstLine="562"/>
-      </w:pPr>
-      <w:bookmarkStart w:id="38" w:name="_Toc228191910"/>
-      <w:r>
-        <w:rPr>
-          <w:rFonts w:ascii="黑体" w:hAnsi="黑体"/>
-          <w:b/>
-        </w:rPr>
-        <w:t>（四）结果分析</w:t>
-      </w:r>
-      <w:bookmarkEnd w:id="38"/>
-    </w:p>
-    <w:p>
-      <w:pPr>
-        <w:pStyle w:val="af7"/>
-      </w:pPr>
-      <w:r>
-        <w:rPr>
-          <w:rFonts w:ascii="宋体" w:hAnsi="宋体"/>
-        </w:rPr>
-        <w:t>结合项目推荐逻辑和旅游评论特征可知，随机森林、决策树和逻辑回归分别从集成学习、树模型和线性模型角度刻画景区“值得推荐”的概率。单一模型能够提供清晰的比较依据，但不同模型对非线性关系、局部规则和线性边界的敏感程度并不相同。因此，系统在保留三种模型对比结果的基础上，进一步构建综合融合推荐分，将三模型平均预测概率与多维综合推荐指数共同纳入排序。同时，模型输入不再局限于城市、省份、出游类型、季节、出游月份、游玩天数、人均花费、是否复游和有用票等元数据，而是加入情感均值、情感方差、负面评论占比、LDA主题分布、评论数量、平均评论长度、高频词覆盖度和文本信息熵等评论深度挖掘特征，使推荐模型更充分地体现“旅游评论挖掘”的研究主题。</w:t>
-      </w:r>
-    </w:p>
-    <w:p>
-      <w:pPr>
-        <w:pStyle w:val="af7"/>
-      </w:pPr>
-      <w:r>
-        <w:rPr>
-          <w:rFonts w:ascii="宋体" w:hAnsi="宋体"/>
-        </w:rPr>
-        <w:t>在推荐结果组织上，项目并不是只</w:t>
-      </w:r>
-      <w:proofErr w:type="gramStart"/>
-      <w:r>
-        <w:rPr>
-          <w:rFonts w:ascii="宋体" w:hAnsi="宋体"/>
-        </w:rPr>
-        <w:t>输出景点</w:t>
-      </w:r>
-      <w:proofErr w:type="gramEnd"/>
-      <w:r>
-        <w:rPr>
-          <w:rFonts w:ascii="宋体" w:hAnsi="宋体"/>
-        </w:rPr>
-        <w:t>名称，而是同步展示景区所在城市、出游类型、推荐分，以及评论数、均评分、好评率、均花费和均有用票等统计信息。这种展示方式增强了推荐结果的直观性和展示层面的说明性。对于游客而言，可以更清楚地理解该景点在样本数据中的总体表现；对于平台和管理者而言，也便于结合统计结果判断推荐名单背后的评价基础。需要指出的是，当前系统展示的主要是与推荐结果相关的统计依据，而非基于特征贡献分解的严格模型可解释性分析。</w:t>
-      </w:r>
-    </w:p>
-    <w:p>
-      <w:pPr>
-        <w:pStyle w:val="af7"/>
-      </w:pPr>
-      <w:r>
-        <w:rPr>
-          <w:rFonts w:ascii="宋体" w:hAnsi="宋体"/>
-        </w:rPr>
         <w:t>从机制解释角度看，综合融合推荐并不是简单替代监督学习模型，而是在模型预测结果之外补充景点层面的统计质量信号和文本语义信号。旅游评论数据本身具有较强异质性，例如同一景点在不同季节、不同出游类型和不同消费水平下，游客评价可能存在较大差异。将模型概率、综合推荐指数、情感特征、主题特征和文本统计特征结合起来，可以兼顾机器学习预测能力、景点总体口碑表现和评论内容丰富度，更适合系统最终展示和用户辅助决策。</w:t>
       </w:r>
     </w:p>
     <w:p>
       <w:pPr>
         <w:rPr>
-          <w:rFonts w:ascii="宋体" w:hAnsi="宋体"/>
+          <w:rFonts w:ascii="宋体" w:hAnsi="宋体" w:hint="eastAsia"/>
           <w:sz w:val="24"/>
         </w:rPr>
       </w:pPr>
@@ -9850,21 +9849,7 @@
               <w:rPr>
                 <w:rFonts w:ascii="宋体" w:hAnsi="宋体"/>
               </w:rPr>
-              <w:t>模型内部机制相对复杂，展示</w:t>
-            </w:r>
-            <w:proofErr w:type="gramStart"/>
-            <w:r>
-              <w:rPr>
-                <w:rFonts w:ascii="宋体" w:hAnsi="宋体"/>
-              </w:rPr>
-              <w:t>层解释</w:t>
-            </w:r>
-            <w:proofErr w:type="gramEnd"/>
-            <w:r>
-              <w:rPr>
-                <w:rFonts w:ascii="宋体" w:hAnsi="宋体"/>
-              </w:rPr>
-              <w:t>成本较高</w:t>
+              <w:t>模型内部机制相对复杂，展示层解释成本较高</w:t>
             </w:r>
           </w:p>
         </w:tc>
@@ -10010,42 +9995,82 @@
       <w:pPr>
         <w:jc w:val="center"/>
         <w:rPr>
+          <w:rFonts w:ascii="宋体" w:hAnsi="宋体" w:hint="eastAsia"/>
+          <w:szCs w:val="21"/>
+        </w:rPr>
+      </w:pPr>
+      <w:r>
+        <w:rPr>
           <w:rFonts w:ascii="宋体" w:hAnsi="宋体"/>
           <w:szCs w:val="21"/>
         </w:rPr>
-      </w:pPr>
-      <w:r>
-        <w:rPr>
-          <w:rFonts w:ascii="宋体" w:hAnsi="宋体"/>
+        <w:t>表5-1  三种景区推荐模型的比较分析</w:t>
+      </w:r>
+    </w:p>
+    <w:p>
+      <w:pPr>
+        <w:jc w:val="center"/>
+        <w:rPr>
           <w:szCs w:val="21"/>
         </w:rPr>
+      </w:pPr>
+    </w:p>
+    <w:p>
+      <w:r>
+        <w:t>综合表</w:t>
+      </w:r>
+      <w:r>
+        <w:t>5-1</w:t>
+      </w:r>
+      <w:r>
+        <w:t>可以发现，三种模型在本文研究中各有价值。若从系统最终排序角度看，综合融合推</w:t>
+      </w:r>
+      <w:r>
         <w:lastRenderedPageBreak/>
-        <w:t>表5-1  三种景区推荐模型的比较分析</w:t>
+        <w:t>荐分更适合作为景区推荐模块的主展示结果；随机森林、决策树和逻辑回归则可作为模型对比和推荐依据解释的辅助结果。在群体性推荐产出上，系统进一步基于</w:t>
+      </w:r>
+      <w:r>
+        <w:t xml:space="preserve"> LDA </w:t>
+      </w:r>
+      <w:r>
+        <w:t>五主题生成分主题推荐榜单，并按照</w:t>
+      </w:r>
+      <w:r>
+        <w:t>“</w:t>
+      </w:r>
+      <w:r>
+        <w:t>主题推荐得分</w:t>
+      </w:r>
+      <w:r>
+        <w:t>=0.55×</w:t>
+      </w:r>
+      <w:r>
+        <w:t>综合融合推荐分</w:t>
+      </w:r>
+      <w:r>
+        <w:t>+0.30×</w:t>
+      </w:r>
+      <w:r>
+        <w:t>主题占比</w:t>
+      </w:r>
+      <w:r>
+        <w:t>+0.15×</w:t>
+      </w:r>
+      <w:r>
+        <w:t>综合推荐指数</w:t>
+      </w:r>
+      <w:r>
+        <w:t>”</w:t>
+      </w:r>
+      <w:r>
+        <w:t>的公式进行排序，使推荐结果既反映景区总体质量，也体现评论文本中的主题匹配程度。</w:t>
       </w:r>
     </w:p>
     <w:p>
       <w:pPr>
         <w:jc w:val="center"/>
         <w:rPr>
-          <w:rFonts w:hint="eastAsia"/>
-          <w:szCs w:val="21"/>
-        </w:rPr>
-      </w:pPr>
-    </w:p>
-    <w:p>
-      <w:r>
-        <w:rPr>
-          <w:rFonts w:ascii="宋体" w:hAnsi="宋体"/>
-          <w:sz w:val="24"/>
-        </w:rPr>
-        <w:t>综合表5-1可以发现，三种模型在本文研究中各有价值。若从系统最终排序角度看，综合融合推荐分更适合作为景区推荐模块的主展示结果；随机森林、决策树和逻辑回归则可作为模型对比和推荐依据解释的辅助结果。在群体性推荐产出上，系统进一步根据亲子主题、历史文化主题、短途游玩天数、花费水平和拍照打卡相关词等特征形成分场景榜单，使推荐结果能够区分不同出游需求。</w:t>
-      </w:r>
-    </w:p>
-    <w:p>
-      <w:pPr>
-        <w:jc w:val="center"/>
-        <w:rPr>
-          <w:rFonts w:ascii="宋体" w:hAnsi="宋体"/>
+          <w:rFonts w:ascii="宋体" w:hAnsi="宋体" w:hint="eastAsia"/>
           <w:i/>
           <w:sz w:val="24"/>
         </w:rPr>
@@ -10060,7 +10085,7 @@
           <w:noProof/>
         </w:rPr>
         <w:drawing>
-          <wp:inline distT="0" distB="0" distL="0" distR="0" wp14:anchorId="46800572" wp14:editId="3EDC9ABF">
+          <wp:inline distT="0" distB="0" distL="0" distR="0" wp14:anchorId="69AFB894" wp14:editId="1548EFF1">
             <wp:extent cx="5579745" cy="5519420"/>
             <wp:effectExtent l="0" t="0" r="1905" b="5080"/>
             <wp:docPr id="1951839225" name="图片 1" descr="日历&#10;&#10;AI 生成的内容可能不正确。"/>
@@ -10100,15 +10125,15 @@
       <w:pPr>
         <w:jc w:val="center"/>
         <w:rPr>
+          <w:rFonts w:ascii="宋体" w:hAnsi="宋体" w:hint="eastAsia"/>
+          <w:szCs w:val="21"/>
+        </w:rPr>
+      </w:pPr>
+      <w:r>
+        <w:rPr>
           <w:rFonts w:ascii="宋体" w:hAnsi="宋体"/>
           <w:szCs w:val="21"/>
         </w:rPr>
-      </w:pPr>
-      <w:r>
-        <w:rPr>
-          <w:rFonts w:ascii="宋体" w:hAnsi="宋体"/>
-          <w:szCs w:val="21"/>
-        </w:rPr>
         <w:t>图5-1  三种推荐模型效果对比图</w:t>
       </w:r>
     </w:p>
@@ -10116,7 +10141,6 @@
       <w:pPr>
         <w:jc w:val="center"/>
         <w:rPr>
-          <w:rFonts w:hint="eastAsia"/>
           <w:szCs w:val="21"/>
         </w:rPr>
       </w:pPr>
@@ -10153,12 +10177,14 @@
         <w:rPr>
           <w:rFonts w:ascii="宋体" w:hAnsi="宋体"/>
         </w:rPr>
-        <w:t>尽管本文构建的推荐模型具有一定实用性，但仍存在局限。第一，SnowNLP能够利用评论文本情感信息，但仍属于通用中文情感分析工具，对旅游场景中的细粒度服务维度识别仍有提升空间。第二，LDA主题模型依赖分词质量和主题数设定，主题解释仍需要结合高权重词进行人工理解。第三，综合推荐指数的权重目前采用层次分析法思路下的固定设置，后续可进一步引入熵权法或专家打分进行校准。第四，当前模型更多反映“具有共同偏好的游客群体推荐”而非“个体游客偏好推荐”，与高度个性化推荐相比，个体行为适配能力仍有提升空间。第五，数据虽然覆盖面较广，但仍主要是平台评论数据，缺少浏览、收藏、下单等行为数据的融合。第六，推荐理由采用模板填充方式生成，表达较稳定但灵活性有限，后续可尝试接入大语言模型生成更自然的推荐解释。</w:t>
+        <w:t>尽管本文构建的推荐模型具有一定实用性，但仍存在局限。第一，SnowNLP能够利用评论文本情感信息，但仍属于通用中文情感分析工具，对旅游场景中的细粒度服务维度识别仍有提升空间。第二，LDA主题模型依赖分词质量和主题数设定，主题解</w:t>
       </w:r>
       <w:r>
         <w:rPr>
           <w:rFonts w:ascii="宋体" w:hAnsi="宋体"/>
         </w:rPr>
+        <w:lastRenderedPageBreak/>
+        <w:t>释仍需要结合高权重词进行人工理解。第三，综合推荐指数的权重目前采用层次分析法思路下的固定设置，后续可进一步引入熵权法或专家打分进行校准。第四，当前模型更多反映“具有共同偏好的游客群体推荐”而非“个体游客偏好推荐”，与高度个性化推荐相比，个体行为适配能力仍有提升空间。第五，数据虽然覆盖面较广，但仍主要是平台评论数据，缺少浏览、收藏、下单等行为数据的融合。第六，推荐理由采用模板填充方式生成，表达较稳定但灵活性有限，后续可尝试接入大语言模型生成更自然的推荐解释。</w:t>
       </w:r>
     </w:p>
     <w:p>
@@ -10225,35 +10251,7 @@
         <w:rPr>
           <w:rFonts w:ascii="宋体" w:hAnsi="宋体"/>
         </w:rPr>
-        <w:t>系统通过`</w:t>
-      </w:r>
-      <w:proofErr w:type="spellStart"/>
-      <w:r>
-        <w:rPr>
-          <w:rFonts w:ascii="宋体" w:hAnsi="宋体"/>
-        </w:rPr>
-        <w:t>user_account</w:t>
-      </w:r>
-      <w:proofErr w:type="spellEnd"/>
-      <w:r>
-        <w:rPr>
-          <w:rFonts w:ascii="宋体" w:hAnsi="宋体"/>
-        </w:rPr>
-        <w:t>`</w:t>
-      </w:r>
-      <w:proofErr w:type="gramStart"/>
-      <w:r>
-        <w:rPr>
-          <w:rFonts w:ascii="宋体" w:hAnsi="宋体"/>
-        </w:rPr>
-        <w:t>表实现</w:t>
-      </w:r>
-      <w:proofErr w:type="gramEnd"/>
-      <w:r>
-        <w:rPr>
-          <w:rFonts w:ascii="宋体" w:hAnsi="宋体"/>
-        </w:rPr>
-        <w:t>用户登录验证和个人信息管理，支持账号、姓名、电话、邮箱和简介等信息的维护，为后续个性化服务预留了扩展空间。</w:t>
+        <w:t>系统通过`user_account`表实现用户登录验证和个人信息管理，支持账号、姓名、电话、邮箱和简介等信息的维护，为后续个性化服务预留了扩展空间。</w:t>
       </w:r>
     </w:p>
     <w:p>
@@ -10279,21 +10277,7 @@
         <w:rPr>
           <w:rFonts w:ascii="宋体" w:hAnsi="宋体"/>
         </w:rPr>
-        <w:t>系统能够分</w:t>
-      </w:r>
-      <w:proofErr w:type="gramStart"/>
-      <w:r>
-        <w:rPr>
-          <w:rFonts w:ascii="宋体" w:hAnsi="宋体"/>
-        </w:rPr>
-        <w:t>页展示</w:t>
-      </w:r>
-      <w:proofErr w:type="gramEnd"/>
-      <w:r>
-        <w:rPr>
-          <w:rFonts w:ascii="宋体" w:hAnsi="宋体"/>
-        </w:rPr>
-        <w:t>旅游评论数据，包括评论编号、景点名称、城市、省份、出游类型、季节、评分、游玩天数、人均花费、复游意愿和有用票等字段，便于用户直观了解样本内容。</w:t>
+        <w:t>系统能够分页展示旅游评论数据，包括评论编号、景点名称、城市、省份、出游类型、季节、评分、游玩天数、人均花费、复游意愿和有用票等字段，便于用户直观了解样本内容。</w:t>
       </w:r>
     </w:p>
     <w:p>
@@ -10321,18 +10305,6 @@
         </w:rPr>
         <w:t>系统通过ECharts展示评分分布、季节占比、月度趋势、情感分布、LDA主题结果、城市排行、花费与有用票散点关系等图表，实现了旅游评论数据的可视化表达。其中，情感结果主要基于SnowNLP文本情感得分生成，主题结果主要基于jieba分词和LDA主题模型生成，整体上兼顾文本语义利用、结果解释性和系统集成稳定性。上述情感和主题结果不仅用于数据分析页面展示，也进一步进入推荐模型，形成情感均值、情感方差、负面评论占比和主题分布等景区画像特征。</w:t>
       </w:r>
-      <w:proofErr w:type="spellStart"/>
-      <w:r>
-        <w:rPr>
-          <w:rFonts w:ascii="宋体" w:hAnsi="宋体"/>
-        </w:rPr>
-      </w:r>
-      <w:proofErr w:type="spellEnd"/>
-      <w:r>
-        <w:rPr>
-          <w:rFonts w:ascii="宋体" w:hAnsi="宋体"/>
-        </w:rPr>
-      </w:r>
     </w:p>
     <w:p>
       <w:pPr>
@@ -10354,22 +10326,35 @@
         <w:pStyle w:val="af7"/>
       </w:pPr>
       <w:r>
-        <w:rPr>
-          <w:rFonts w:ascii="宋体" w:hAnsi="宋体"/>
-        </w:rPr>
-        <w:t>系统整合随机森林、决策树和逻辑回归三种模型的推荐结果，并展示每种模型的评价指标和推荐依据，使用户可以从不同角度理解景区推荐结果。在此基础上，系统新增综合融合推荐列表，将三模型平均预测概率与综合推荐指数纳入统一评分，用于形成更稳定的Top10景区排序；同时输出适合亲子游、文化深度游、高性价比短途游和摄影打卡等分场景Top20榜单，用于区分不同出游需求。为增强可解释性，系统还根据主题画像、情感均值、复游率、均花费和负面评论占比生成模板化自然语言推荐理由，例如“游客文本情感评价较高、复游意愿突出、消费亲民且评分较高”等，从而由单纯统计依据展示升级为可解释推荐。</w:t>
-      </w:r>
-      <w:proofErr w:type="gramStart"/>
-      <w:r>
-        <w:rPr>
-          <w:rFonts w:ascii="宋体" w:hAnsi="宋体"/>
-        </w:rPr>
-      </w:r>
-      <w:proofErr w:type="gramEnd"/>
-      <w:r>
-        <w:rPr>
-          <w:rFonts w:ascii="宋体" w:hAnsi="宋体"/>
-        </w:rPr>
+        <w:t>系统整合随机森林、决策树和逻辑回归三种模型的推荐结果，并展示每种模型的评价指标和推荐依据，使用户可以从不同角度理解景区推荐结果。在此基础上，系统新增综合融合推荐列表，将三模型平均预测概率与综合推荐指数纳入统一评分，用于</w:t>
+      </w:r>
+      <w:r>
+        <w:lastRenderedPageBreak/>
+        <w:t>形成更稳定的</w:t>
+      </w:r>
+      <w:r>
+        <w:t>Top10</w:t>
+      </w:r>
+      <w:r>
+        <w:t>景区排序；同时输出交通配套与打卡体验、景区特色与游览体验、历史文化体验、区位交通与到达便利、环境服务与休闲消费五类分主题</w:t>
+      </w:r>
+      <w:r>
+        <w:t>Top20</w:t>
+      </w:r>
+      <w:r>
+        <w:t>榜单，用于区分不同景区体验特征。为增强可解释性，系统还根据主题画像、情感均值、复游率、均花费和负面评论占比生成模板化自然语言推荐理由，例如</w:t>
+      </w:r>
+      <w:r>
+        <w:t>“</w:t>
+      </w:r>
+      <w:r>
+        <w:t>游客文本情感评价较高、复游意愿突出、消费亲民且评分较高</w:t>
+      </w:r>
+      <w:r>
+        <w:t>”</w:t>
+      </w:r>
+      <w:r>
+        <w:t>等，从而由单纯统计依据展示升级为可解释推荐。</w:t>
       </w:r>
     </w:p>
     <w:p>
@@ -10395,14 +10380,7 @@
         <w:rPr>
           <w:rFonts w:ascii="宋体" w:hAnsi="宋体"/>
         </w:rPr>
-        <w:t>对于在线旅游平台而言，本文系统能够将海量评论转化为可视化洞察和推荐服务，</w:t>
-      </w:r>
-      <w:r>
-        <w:rPr>
-          <w:rFonts w:ascii="宋体" w:hAnsi="宋体"/>
-        </w:rPr>
-        <w:lastRenderedPageBreak/>
-        <w:t>提高评论数据的利用效率。对于景区运营者而言，可以通过评论分析识别游客关注点，从而优化景区产品设计与服务配置。对于目的地管理部门而言，可利用评论热度、游客满意度和推荐结果评估区域旅游资源的市场表现，辅助开展旅游宣传、品牌定位和品质提升工作。</w:t>
+        <w:t>对于在线旅游平台而言，本文系统能够将海量评论转化为可视化洞察和推荐服务，提高评论数据的利用效率。对于景区运营者而言，可以通过评论分析识别游客关注点，从而优化景区产品设计与服务配置。对于目的地管理部门而言，可利用评论热度、游客满意度和推荐结果评估区域旅游资源的市场表现，辅助开展旅游宣传、品牌定位和品质提升工作。</w:t>
       </w:r>
     </w:p>
     <w:p>
@@ -10457,25 +10435,61 @@
           <w:rFonts w:ascii="黑体" w:hAnsi="黑体"/>
           <w:b/>
         </w:rPr>
-        <w:t>2. 推进多</w:t>
-      </w:r>
-      <w:proofErr w:type="gramStart"/>
+        <w:t>2. 推进多源数据融合</w:t>
+      </w:r>
+      <w:bookmarkEnd w:id="49"/>
+    </w:p>
+    <w:p>
+      <w:pPr>
+        <w:pStyle w:val="af7"/>
+      </w:pPr>
+      <w:r>
+        <w:rPr>
+          <w:rFonts w:ascii="宋体" w:hAnsi="宋体"/>
+        </w:rPr>
+        <w:t>平台可将评论数据与搜索、收藏、订单、地理位置、停留时长等行为数据结合，构建更加完整的游客画像，以提升推荐结果的个性化和动态适应能力。</w:t>
+      </w:r>
+    </w:p>
+    <w:p>
+      <w:pPr>
+        <w:pStyle w:val="a3"/>
+        <w:ind w:firstLine="482"/>
+      </w:pPr>
+      <w:bookmarkStart w:id="50" w:name="_Toc228191922"/>
       <w:r>
         <w:rPr>
           <w:rFonts w:ascii="黑体" w:hAnsi="黑体"/>
           <w:b/>
         </w:rPr>
-        <w:t>源数据</w:t>
-      </w:r>
-      <w:proofErr w:type="gramEnd"/>
+        <w:t>3. 强化推荐结果可解释性</w:t>
+      </w:r>
+      <w:bookmarkEnd w:id="50"/>
+    </w:p>
+    <w:p>
+      <w:pPr>
+        <w:pStyle w:val="af7"/>
+      </w:pPr>
+      <w:r>
+        <w:rPr>
+          <w:rFonts w:ascii="宋体" w:hAnsi="宋体"/>
+        </w:rPr>
+        <w:t>在推荐页面中可进一步增加“推荐理由”文本生成，如“适合亲子出游”“文化体验评价较高”“高复游意愿”“中等消费水平”等，使推荐结果更符合用户认知习惯。</w:t>
+      </w:r>
+    </w:p>
+    <w:p>
+      <w:pPr>
+        <w:pStyle w:val="a3"/>
+        <w:ind w:firstLine="482"/>
+      </w:pPr>
+      <w:bookmarkStart w:id="51" w:name="_Toc228191923"/>
       <w:r>
         <w:rPr>
           <w:rFonts w:ascii="黑体" w:hAnsi="黑体"/>
           <w:b/>
         </w:rPr>
-        <w:t>融合</w:t>
-      </w:r>
-      <w:bookmarkEnd w:id="49"/>
+        <w:t>4. 注重平台治理与评论质量控制</w:t>
+      </w:r>
+      <w:bookmarkEnd w:id="51"/>
     </w:p>
     <w:p>
       <w:pPr>
@@ -10485,73 +10499,7 @@
         <w:rPr>
           <w:rFonts w:ascii="宋体" w:hAnsi="宋体"/>
         </w:rPr>
-        <w:t>平台可将评论数据与搜索、收藏、订单、地理位置、停留时长等行为数据结合，构建更加完整的游客画像，以提升推荐结果的个性化和动态适应能力。</w:t>
-      </w:r>
-    </w:p>
-    <w:p>
-      <w:pPr>
-        <w:pStyle w:val="a3"/>
-        <w:ind w:firstLine="482"/>
-      </w:pPr>
-      <w:bookmarkStart w:id="50" w:name="_Toc228191922"/>
-      <w:r>
-        <w:rPr>
-          <w:rFonts w:ascii="黑体" w:hAnsi="黑体"/>
-          <w:b/>
-        </w:rPr>
-        <w:t>3. 强化推荐结果可解释性</w:t>
-      </w:r>
-      <w:bookmarkEnd w:id="50"/>
-    </w:p>
-    <w:p>
-      <w:pPr>
-        <w:pStyle w:val="af7"/>
-      </w:pPr>
-      <w:r>
-        <w:rPr>
-          <w:rFonts w:ascii="宋体" w:hAnsi="宋体"/>
-        </w:rPr>
-        <w:t>在推荐页面中可进一步增加“推荐理由”文本生成，如“适合亲子出游”“文化体验评价较高”“高复游意愿”“中等消费水平”等，使推荐结果更符合用户认知习惯。</w:t>
-      </w:r>
-    </w:p>
-    <w:p>
-      <w:pPr>
-        <w:pStyle w:val="a3"/>
-        <w:ind w:firstLine="482"/>
-      </w:pPr>
-      <w:bookmarkStart w:id="51" w:name="_Toc228191923"/>
-      <w:r>
-        <w:rPr>
-          <w:rFonts w:ascii="黑体" w:hAnsi="黑体"/>
-          <w:b/>
-        </w:rPr>
-        <w:t>4. 注重平台治理与评论质量控制</w:t>
-      </w:r>
-      <w:bookmarkEnd w:id="51"/>
-    </w:p>
-    <w:p>
-      <w:pPr>
-        <w:pStyle w:val="af7"/>
-      </w:pPr>
-      <w:r>
-        <w:rPr>
-          <w:rFonts w:ascii="宋体" w:hAnsi="宋体"/>
-        </w:rPr>
-        <w:t>在线评论质量直接影响挖掘结果的可靠性，因此平台应</w:t>
-      </w:r>
-      <w:proofErr w:type="gramStart"/>
-      <w:r>
-        <w:rPr>
-          <w:rFonts w:ascii="宋体" w:hAnsi="宋体"/>
-        </w:rPr>
-        <w:t>加强刷评识别</w:t>
-      </w:r>
-      <w:proofErr w:type="gramEnd"/>
-      <w:r>
-        <w:rPr>
-          <w:rFonts w:ascii="宋体" w:hAnsi="宋体"/>
-        </w:rPr>
-        <w:t>、异常评论过滤、垃圾信息清理和内容审核机制建设，提升评论数据的真实性和有效性[17]。</w:t>
+        <w:t>在线评论质量直接影响挖掘结果的可靠性，因此平台应加强刷评识别、异常评论过滤、垃圾信息清理和内容审核机制建设，提升评论数据的真实性和有效性[17]。</w:t>
       </w:r>
     </w:p>
     <w:p>
@@ -10648,21 +10596,18 @@
         <w:rPr>
           <w:rFonts w:ascii="宋体" w:hAnsi="宋体"/>
         </w:rPr>
-        <w:t>第二，旅游评论挖掘能够从评分、主题、季节、出游类型、复游意愿和花费水平等维度揭示景区体验特征。评论数据不仅可用</w:t>
-      </w:r>
-      <w:proofErr w:type="gramStart"/>
+        <w:t>第二，旅游评论挖掘能够从评分、主题、季节、出游类型、复游意愿和花费水平等维度揭示景区体验特征。评论数据不仅可用于满意度分析，也可以作为景区推荐的重要特征来源。</w:t>
+      </w:r>
+    </w:p>
+    <w:p>
+      <w:pPr>
+        <w:pStyle w:val="af7"/>
+      </w:pPr>
       <w:r>
         <w:rPr>
           <w:rFonts w:ascii="宋体" w:hAnsi="宋体"/>
         </w:rPr>
-        <w:t>于满意</w:t>
-      </w:r>
-      <w:proofErr w:type="gramEnd"/>
-      <w:r>
-        <w:rPr>
-          <w:rFonts w:ascii="宋体" w:hAnsi="宋体"/>
-        </w:rPr>
-        <w:t>度分析，也可以作为景区推荐的重要特征来源。</w:t>
+        <w:t>第三，在当前研究设定下，以多维综合推荐指数构造监督标签，并结合花费、游玩时长、出游类型、季节、复游意愿、有用票、评论文本情感、LDA主题分布和文本统计特征等变量构建推荐模型具有较好的可行性。随机森林、决策树和逻辑回归均可用于景区推荐任务，而综合融合推荐分结合模型概率与综合推荐指数后，更适合系统最终排序与演示展示。</w:t>
       </w:r>
     </w:p>
     <w:p>
@@ -10670,21 +10615,61 @@
         <w:pStyle w:val="af7"/>
       </w:pPr>
       <w:r>
-        <w:rPr>
-          <w:rFonts w:ascii="宋体" w:hAnsi="宋体"/>
-        </w:rPr>
-        <w:t>第三，在当前研究设定下，以多维综合推荐指数构造监督标签，并结合花费、游玩时长、出游类型、季节、复游意愿、有用票、评论文本情感、LDA主题分布和文本统计特征等变量构建推荐模型具有较好的可行性。随机森林、决策树和逻辑回归均可用于景区推荐任务，而综合融合推荐分结合模型概率与综合推荐指数后，更适合系统最终排序与演示展示。</w:t>
-      </w:r>
-    </w:p>
-    <w:p>
-      <w:pPr>
-        <w:pStyle w:val="af7"/>
-      </w:pPr>
-      <w:r>
-        <w:rPr>
-          <w:rFonts w:ascii="宋体" w:hAnsi="宋体"/>
-        </w:rPr>
-        <w:t>第四，将评论统计分析、SnowNLP情感判断、LDA主题建模、文本统计特征、群体性推荐模型和推荐理由生成嵌入Flask与MySQL构建的Web系统原型中，可以实现从数据展示、分析挖掘到推荐输出的基本流程。系统不仅能够输出统一综合榜单，还能够面向亲子游、文化深度游、周末短途游和摄影打卡等群体生成差异化推荐列表，基本完成开题报告中“评论挖掘—分析—推荐应用”闭环的预期目标，为旅游评论数据的应用展示提供了可运行示例。</w:t>
+        <w:t>第四，将评论统计分析、</w:t>
+      </w:r>
+      <w:r>
+        <w:t>SnowNLP</w:t>
+      </w:r>
+      <w:r>
+        <w:t>情感判断、</w:t>
+      </w:r>
+      <w:r>
+        <w:t>LDA</w:t>
+      </w:r>
+      <w:r>
+        <w:t>主题建模、文本统计特征、群体性推荐模型和推荐理由生成嵌入</w:t>
+      </w:r>
+      <w:r>
+        <w:t>Flask</w:t>
+      </w:r>
+      <w:r>
+        <w:t>与</w:t>
+      </w:r>
+      <w:r>
+        <w:t>MySQL</w:t>
+      </w:r>
+      <w:r>
+        <w:t>构建的</w:t>
+      </w:r>
+      <w:r>
+        <w:t>Web</w:t>
+      </w:r>
+      <w:r>
+        <w:t>系统原型中，可以实现从数据展示、分析挖掘到推荐输出的基本流程。系统不仅能够输出统一综合榜单，还能够面向交通配套与打卡体验、景区特色与游览体验、历史文化体验、区位交通与到达便利、环境服务与休闲消费五类主题生成差异化推荐列表，基本完成开题报告中</w:t>
+      </w:r>
+      <w:r>
+        <w:t>“</w:t>
+      </w:r>
+      <w:r>
+        <w:t>评论挖掘</w:t>
+      </w:r>
+      <w:r>
+        <w:t>—</w:t>
+      </w:r>
+      <w:r>
+        <w:t>分析</w:t>
+      </w:r>
+      <w:r>
+        <w:t>—</w:t>
+      </w:r>
+      <w:r>
+        <w:t>推荐应用</w:t>
+      </w:r>
+      <w:r>
+        <w:t>”</w:t>
+      </w:r>
+      <w:r>
+        <w:t>闭环的预期目标，为旅游评论数据的应用展示提供了可运行示例。</w:t>
       </w:r>
     </w:p>
     <w:p>
@@ -10787,25 +10772,43 @@
           <w:sz w:val="21"/>
           <w:szCs w:val="21"/>
         </w:rPr>
-        <w:t xml:space="preserve">[3] </w:t>
-      </w:r>
-      <w:proofErr w:type="gramStart"/>
+        <w:t>[3] 马会举, 刘敏. 大数据时代旅游产业数字化转型的逻辑与路径[J]. 商业经济研究, 2023(12): 189-192.</w:t>
+      </w:r>
+    </w:p>
+    <w:p>
+      <w:pPr>
+        <w:pStyle w:val="af7"/>
+        <w:ind w:firstLine="420"/>
+        <w:rPr>
+          <w:sz w:val="21"/>
+          <w:szCs w:val="21"/>
+        </w:rPr>
+      </w:pPr>
       <w:r>
         <w:rPr>
           <w:rFonts w:ascii="宋体" w:hAnsi="宋体"/>
           <w:sz w:val="21"/>
           <w:szCs w:val="21"/>
         </w:rPr>
-        <w:t>马会举</w:t>
-      </w:r>
-      <w:proofErr w:type="gramEnd"/>
+        <w:t>[4] 马会芹. 智慧旅游背景下旅游大数据应用研究[J]. 旅游纵览, 2024(08): 45-48.</w:t>
+      </w:r>
+    </w:p>
+    <w:p>
+      <w:pPr>
+        <w:pStyle w:val="af7"/>
+        <w:ind w:firstLine="420"/>
+        <w:rPr>
+          <w:sz w:val="21"/>
+          <w:szCs w:val="21"/>
+        </w:rPr>
+      </w:pPr>
       <w:r>
         <w:rPr>
           <w:rFonts w:ascii="宋体" w:hAnsi="宋体"/>
           <w:sz w:val="21"/>
           <w:szCs w:val="21"/>
         </w:rPr>
-        <w:t>, 刘敏. 大数据时代旅游产业数字化转型的逻辑与路径[J]. 商业经济研究, 2023(12): 189-192.</w:t>
+        <w:t>[5] 刘鲁, 陈晓红. 网络评论情感分析研究综述[J]. 情报杂志, 2022, 41(6): 167-174.</w:t>
       </w:r>
     </w:p>
     <w:p>
@@ -10823,25 +10826,50 @@
           <w:sz w:val="21"/>
           <w:szCs w:val="21"/>
         </w:rPr>
-        <w:t xml:space="preserve">[4] </w:t>
-      </w:r>
-      <w:proofErr w:type="gramStart"/>
+        <w:t>[6] 王宁, 张颖. 文本挖掘技术及其在旅游研究中的应用进展[J]. 情报科学, 2023, 41(10): 184-191.</w:t>
+      </w:r>
+    </w:p>
+    <w:p>
+      <w:pPr>
+        <w:pStyle w:val="af7"/>
+        <w:ind w:firstLine="420"/>
+        <w:rPr>
+          <w:sz w:val="21"/>
+          <w:szCs w:val="21"/>
+        </w:rPr>
+      </w:pPr>
       <w:r>
         <w:rPr>
           <w:rFonts w:ascii="宋体" w:hAnsi="宋体"/>
           <w:sz w:val="21"/>
           <w:szCs w:val="21"/>
         </w:rPr>
-        <w:t>马会芹</w:t>
-      </w:r>
-      <w:proofErr w:type="gramEnd"/>
+        <w:t>[7] 马会, 刘欢. 文旅融合背景下石窟寺景区游客情感分析:以龙门石窟为例[J]. 河南大学学报(自然科学版), 2022, 52(1): 96-104.</w:t>
+      </w:r>
+    </w:p>
+    <w:p>
+      <w:pPr>
+        <w:pStyle w:val="af7"/>
+        <w:ind w:firstLine="420"/>
+        <w:rPr>
+          <w:sz w:val="21"/>
+          <w:szCs w:val="21"/>
+        </w:rPr>
+      </w:pPr>
       <w:r>
         <w:rPr>
           <w:rFonts w:ascii="宋体" w:hAnsi="宋体"/>
           <w:sz w:val="21"/>
           <w:szCs w:val="21"/>
         </w:rPr>
-        <w:t>. 智慧旅游背景下旅游大数据应用研究[J]. 旅游纵览, 2024(08): 45-48.</w:t>
+        <w:t xml:space="preserve">[8] 王琼, </w:t>
+      </w:r>
+      <w:r>
+        <w:rPr>
+          <w:sz w:val="21"/>
+          <w:szCs w:val="21"/>
+        </w:rPr>
+        <w:t>Ahmad Shuib, Erose Sthapit, Brian Garrod. Towards a better understanding of tourist satisfaction in ethnic-minority villages: A sentiment analysis approach[J]. Tourism and Hospitality Research, 2025, 25(1): 1-16.</w:t>
       </w:r>
     </w:p>
     <w:p>
@@ -10859,7 +10887,7 @@
           <w:sz w:val="21"/>
           <w:szCs w:val="21"/>
         </w:rPr>
-        <w:t>[5] 刘鲁, 陈晓红. 网络评论情感分析研究综述[J]. 情报杂志, 2022, 41(6): 167-174.</w:t>
+        <w:t>[9] 张玉, 马会芹. 旅游推荐系统研究进展与趋势[J]. 现代情报, 2023, 43(7): 155-164.</w:t>
       </w:r>
     </w:p>
     <w:p>
@@ -10877,7 +10905,7 @@
           <w:sz w:val="21"/>
           <w:szCs w:val="21"/>
         </w:rPr>
-        <w:t>[6] 王宁, 张颖. 文本挖掘技术及其在旅游研究中的应用进展[J]. 情报科学, 2023, 41(10): 184-191.</w:t>
+        <w:t>[10] 周志华. 机器学习[M]. 北京: 清华大学出版社, 2016.</w:t>
       </w:r>
     </w:p>
     <w:p>
@@ -10895,25 +10923,57 @@
           <w:sz w:val="21"/>
           <w:szCs w:val="21"/>
         </w:rPr>
-        <w:t xml:space="preserve">[7] 马会, 刘欢. </w:t>
-      </w:r>
-      <w:proofErr w:type="gramStart"/>
+        <w:t>[11] 李芳, 陈思宇. 在线旅游评论视角下游客体验特征识别研究[J]. 地球信息科学学报, 2024, 26(2): 499-513.</w:t>
+      </w:r>
+    </w:p>
+    <w:p>
+      <w:pPr>
+        <w:pStyle w:val="af7"/>
+        <w:ind w:firstLine="420"/>
+        <w:rPr>
+          <w:sz w:val="21"/>
+          <w:szCs w:val="21"/>
+        </w:rPr>
+      </w:pPr>
       <w:r>
         <w:rPr>
           <w:rFonts w:ascii="宋体" w:hAnsi="宋体"/>
           <w:sz w:val="21"/>
           <w:szCs w:val="21"/>
         </w:rPr>
-        <w:t>文旅融合</w:t>
-      </w:r>
-      <w:proofErr w:type="gramEnd"/>
+        <w:t xml:space="preserve">[12] </w:t>
+      </w:r>
+      <w:r>
+        <w:rPr>
+          <w:sz w:val="21"/>
+          <w:szCs w:val="21"/>
+        </w:rPr>
+        <w:t>Buhalis D, Law R. Progress in information technology and tourism management: 20 years on and 10 years after the Internet[J]. Tourism Management, 2008, 29(4): 609-623.</w:t>
+      </w:r>
+    </w:p>
+    <w:p>
+      <w:pPr>
+        <w:pStyle w:val="af7"/>
+        <w:ind w:firstLine="420"/>
+        <w:rPr>
+          <w:sz w:val="21"/>
+          <w:szCs w:val="21"/>
+        </w:rPr>
+      </w:pPr>
       <w:r>
         <w:rPr>
           <w:rFonts w:ascii="宋体" w:hAnsi="宋体"/>
           <w:sz w:val="21"/>
           <w:szCs w:val="21"/>
         </w:rPr>
-        <w:t>背景下石窟寺景区游客情感分析:以龙门石窟为例[J]. 河南大学学报(自然科学版), 2022, 52(1): 96-104.</w:t>
+        <w:t xml:space="preserve">[13] </w:t>
+      </w:r>
+      <w:r>
+        <w:rPr>
+          <w:sz w:val="21"/>
+          <w:szCs w:val="21"/>
+        </w:rPr>
+        <w:t>Genc Y, Akcayol M A, et al. Discovering sentiment insights: streamlining tourism review analysis with Large Language Models[J]. Information Technology &amp; Tourism, 2024, 26(4): 1-24.</w:t>
       </w:r>
     </w:p>
     <w:p>
@@ -10931,30 +10991,14 @@
           <w:sz w:val="21"/>
           <w:szCs w:val="21"/>
         </w:rPr>
-        <w:t xml:space="preserve">[8] 王琼, </w:t>
+        <w:t xml:space="preserve">[14] </w:t>
       </w:r>
       <w:r>
         <w:rPr>
           <w:sz w:val="21"/>
           <w:szCs w:val="21"/>
         </w:rPr>
-        <w:t xml:space="preserve">Ahmad Shuib, Erose </w:t>
-      </w:r>
-      <w:proofErr w:type="spellStart"/>
-      <w:r>
-        <w:rPr>
-          <w:sz w:val="21"/>
-          <w:szCs w:val="21"/>
-        </w:rPr>
-        <w:t>Sthapit</w:t>
-      </w:r>
-      <w:proofErr w:type="spellEnd"/>
-      <w:r>
-        <w:rPr>
-          <w:sz w:val="21"/>
-          <w:szCs w:val="21"/>
-        </w:rPr>
-        <w:t>, Brian Garrod. Towards a better understanding of tourist satisfaction in ethnic-minority villages: A sentiment analysis approach[J]. Tourism and Hospitality Research, 2025, 25(1): 1-16.</w:t>
+        <w:t>Zerva K, Polyzos S, et al. Improving sentiment analysis in tourism through LLM-enhanced irony detection[J]. Tourism Management Perspectives, 2025, 55: 101130.</w:t>
       </w:r>
     </w:p>
     <w:p>
@@ -10972,25 +11016,57 @@
           <w:sz w:val="21"/>
           <w:szCs w:val="21"/>
         </w:rPr>
-        <w:t xml:space="preserve">[9] 张玉, </w:t>
-      </w:r>
-      <w:proofErr w:type="gramStart"/>
+        <w:t xml:space="preserve">[15] </w:t>
+      </w:r>
+      <w:r>
+        <w:rPr>
+          <w:sz w:val="21"/>
+          <w:szCs w:val="21"/>
+        </w:rPr>
+        <w:t>Lemos A, Ribeiro M, et al. Modeling Sustainable City Trips: Integrating CO2e Emissions, Popularity, and Seasonality into Tourism Recommender Systems[EB/OL]. arXiv, 2024.</w:t>
+      </w:r>
+    </w:p>
+    <w:p>
+      <w:pPr>
+        <w:pStyle w:val="af7"/>
+        <w:ind w:firstLine="420"/>
+        <w:rPr>
+          <w:sz w:val="21"/>
+          <w:szCs w:val="21"/>
+        </w:rPr>
+      </w:pPr>
       <w:r>
         <w:rPr>
           <w:rFonts w:ascii="宋体" w:hAnsi="宋体"/>
           <w:sz w:val="21"/>
           <w:szCs w:val="21"/>
         </w:rPr>
-        <w:t>马会芹</w:t>
-      </w:r>
-      <w:proofErr w:type="gramEnd"/>
+        <w:t xml:space="preserve">[16] </w:t>
+      </w:r>
+      <w:r>
+        <w:rPr>
+          <w:sz w:val="21"/>
+          <w:szCs w:val="21"/>
+        </w:rPr>
+        <w:t>Weng J, Di Virgilio F, et al. Tourism forecasting with granular sentiment analysis[J]. Tourism Management, 2024, 100: 104815.</w:t>
+      </w:r>
+    </w:p>
+    <w:p>
+      <w:pPr>
+        <w:pStyle w:val="af7"/>
+        <w:ind w:firstLine="420"/>
+        <w:rPr>
+          <w:sz w:val="21"/>
+          <w:szCs w:val="21"/>
+        </w:rPr>
+      </w:pPr>
       <w:r>
         <w:rPr>
           <w:rFonts w:ascii="宋体" w:hAnsi="宋体"/>
           <w:sz w:val="21"/>
           <w:szCs w:val="21"/>
         </w:rPr>
-        <w:t>. 旅游推荐系统研究进展与趋势[J]. 现代情报, 2023, 43(7): 155-164.</w:t>
+        <w:t>[17] 中国旅游研究院. 全国旅游市场服务质量提升报告[EB/OL]. 2023-07-27.</w:t>
       </w:r>
     </w:p>
     <w:p>
@@ -10998,6 +11074,7 @@
         <w:pStyle w:val="af7"/>
         <w:ind w:firstLine="420"/>
         <w:rPr>
+          <w:rFonts w:ascii="宋体" w:hAnsi="宋体" w:hint="eastAsia"/>
           <w:sz w:val="21"/>
           <w:szCs w:val="21"/>
         </w:rPr>
@@ -11008,261 +11085,6 @@
           <w:sz w:val="21"/>
           <w:szCs w:val="21"/>
         </w:rPr>
-        <w:t>[10] 周志华. 机器学习[M]. 北京: 清华大学出版社, 2016.</w:t>
-      </w:r>
-    </w:p>
-    <w:p>
-      <w:pPr>
-        <w:pStyle w:val="af7"/>
-        <w:ind w:firstLine="420"/>
-        <w:rPr>
-          <w:sz w:val="21"/>
-          <w:szCs w:val="21"/>
-        </w:rPr>
-      </w:pPr>
-      <w:r>
-        <w:rPr>
-          <w:rFonts w:ascii="宋体" w:hAnsi="宋体"/>
-          <w:sz w:val="21"/>
-          <w:szCs w:val="21"/>
-        </w:rPr>
-        <w:t>[11] 李芳, 陈思宇. 在线旅游评论视角</w:t>
-      </w:r>
-      <w:proofErr w:type="gramStart"/>
-      <w:r>
-        <w:rPr>
-          <w:rFonts w:ascii="宋体" w:hAnsi="宋体"/>
-          <w:sz w:val="21"/>
-          <w:szCs w:val="21"/>
-        </w:rPr>
-        <w:t>下游客</w:t>
-      </w:r>
-      <w:proofErr w:type="gramEnd"/>
-      <w:r>
-        <w:rPr>
-          <w:rFonts w:ascii="宋体" w:hAnsi="宋体"/>
-          <w:sz w:val="21"/>
-          <w:szCs w:val="21"/>
-        </w:rPr>
-        <w:t>体验特征识别研究[J]. 地球信息科学学报, 2024, 26(2): 499-513.</w:t>
-      </w:r>
-    </w:p>
-    <w:p>
-      <w:pPr>
-        <w:pStyle w:val="af7"/>
-        <w:ind w:firstLine="420"/>
-        <w:rPr>
-          <w:sz w:val="21"/>
-          <w:szCs w:val="21"/>
-        </w:rPr>
-      </w:pPr>
-      <w:r>
-        <w:rPr>
-          <w:rFonts w:ascii="宋体" w:hAnsi="宋体"/>
-          <w:sz w:val="21"/>
-          <w:szCs w:val="21"/>
-        </w:rPr>
-        <w:t xml:space="preserve">[12] </w:t>
-      </w:r>
-      <w:proofErr w:type="spellStart"/>
-      <w:r>
-        <w:rPr>
-          <w:sz w:val="21"/>
-          <w:szCs w:val="21"/>
-        </w:rPr>
-        <w:t>Buhalis</w:t>
-      </w:r>
-      <w:proofErr w:type="spellEnd"/>
-      <w:r>
-        <w:rPr>
-          <w:sz w:val="21"/>
-          <w:szCs w:val="21"/>
-        </w:rPr>
-        <w:t xml:space="preserve"> D, Law R. Progress in information technology and tourism management: 20 years on and 10 years after the Internet[J]. Tourism Management, 2008, 29(4): 609-623.</w:t>
-      </w:r>
-    </w:p>
-    <w:p>
-      <w:pPr>
-        <w:pStyle w:val="af7"/>
-        <w:ind w:firstLine="420"/>
-        <w:rPr>
-          <w:sz w:val="21"/>
-          <w:szCs w:val="21"/>
-        </w:rPr>
-      </w:pPr>
-      <w:r>
-        <w:rPr>
-          <w:rFonts w:ascii="宋体" w:hAnsi="宋体"/>
-          <w:sz w:val="21"/>
-          <w:szCs w:val="21"/>
-        </w:rPr>
-        <w:t xml:space="preserve">[13] </w:t>
-      </w:r>
-      <w:r>
-        <w:rPr>
-          <w:sz w:val="21"/>
-          <w:szCs w:val="21"/>
-        </w:rPr>
-        <w:t xml:space="preserve">Genc Y, </w:t>
-      </w:r>
-      <w:proofErr w:type="spellStart"/>
-      <w:r>
-        <w:rPr>
-          <w:sz w:val="21"/>
-          <w:szCs w:val="21"/>
-        </w:rPr>
-        <w:t>Akcayol</w:t>
-      </w:r>
-      <w:proofErr w:type="spellEnd"/>
-      <w:r>
-        <w:rPr>
-          <w:sz w:val="21"/>
-          <w:szCs w:val="21"/>
-        </w:rPr>
-        <w:t xml:space="preserve"> M A, et al. Discovering sentiment insights: streamlining tourism review analysis with Large Language Models[J]. Information Technology &amp; Tourism, 2024, 26(4): 1-24.</w:t>
-      </w:r>
-    </w:p>
-    <w:p>
-      <w:pPr>
-        <w:pStyle w:val="af7"/>
-        <w:ind w:firstLine="420"/>
-        <w:rPr>
-          <w:sz w:val="21"/>
-          <w:szCs w:val="21"/>
-        </w:rPr>
-      </w:pPr>
-      <w:r>
-        <w:rPr>
-          <w:rFonts w:ascii="宋体" w:hAnsi="宋体"/>
-          <w:sz w:val="21"/>
-          <w:szCs w:val="21"/>
-        </w:rPr>
-        <w:t xml:space="preserve">[14] </w:t>
-      </w:r>
-      <w:r>
-        <w:rPr>
-          <w:sz w:val="21"/>
-          <w:szCs w:val="21"/>
-        </w:rPr>
-        <w:t>Zerva K, Polyzos S, et al. Improving sentiment analysis in tourism through LLM-enhanced irony detection[J]. Tourism Management Perspectives, 2025, 55: 101130.</w:t>
-      </w:r>
-    </w:p>
-    <w:p>
-      <w:pPr>
-        <w:pStyle w:val="af7"/>
-        <w:ind w:firstLine="420"/>
-        <w:rPr>
-          <w:sz w:val="21"/>
-          <w:szCs w:val="21"/>
-        </w:rPr>
-      </w:pPr>
-      <w:r>
-        <w:rPr>
-          <w:rFonts w:ascii="宋体" w:hAnsi="宋体"/>
-          <w:sz w:val="21"/>
-          <w:szCs w:val="21"/>
-        </w:rPr>
-        <w:t xml:space="preserve">[15] </w:t>
-      </w:r>
-      <w:r>
-        <w:rPr>
-          <w:sz w:val="21"/>
-          <w:szCs w:val="21"/>
-        </w:rPr>
-        <w:t xml:space="preserve">Lemos A, Ribeiro M, et al. Modeling Sustainable City Trips: Integrating CO2e Emissions, Popularity, and Seasonality into Tourism Recommender </w:t>
-      </w:r>
-      <w:proofErr w:type="gramStart"/>
-      <w:r>
-        <w:rPr>
-          <w:sz w:val="21"/>
-          <w:szCs w:val="21"/>
-        </w:rPr>
-        <w:t>Systems[</w:t>
-      </w:r>
-      <w:proofErr w:type="gramEnd"/>
-      <w:r>
-        <w:rPr>
-          <w:sz w:val="21"/>
-          <w:szCs w:val="21"/>
-        </w:rPr>
-        <w:t xml:space="preserve">EB/OL]. </w:t>
-      </w:r>
-      <w:proofErr w:type="spellStart"/>
-      <w:r>
-        <w:rPr>
-          <w:sz w:val="21"/>
-          <w:szCs w:val="21"/>
-        </w:rPr>
-        <w:t>arXiv</w:t>
-      </w:r>
-      <w:proofErr w:type="spellEnd"/>
-      <w:r>
-        <w:rPr>
-          <w:sz w:val="21"/>
-          <w:szCs w:val="21"/>
-        </w:rPr>
-        <w:t>, 2024.</w:t>
-      </w:r>
-    </w:p>
-    <w:p>
-      <w:pPr>
-        <w:pStyle w:val="af7"/>
-        <w:ind w:firstLine="420"/>
-        <w:rPr>
-          <w:sz w:val="21"/>
-          <w:szCs w:val="21"/>
-        </w:rPr>
-      </w:pPr>
-      <w:r>
-        <w:rPr>
-          <w:rFonts w:ascii="宋体" w:hAnsi="宋体"/>
-          <w:sz w:val="21"/>
-          <w:szCs w:val="21"/>
-        </w:rPr>
-        <w:t xml:space="preserve">[16] </w:t>
-      </w:r>
-      <w:r>
-        <w:rPr>
-          <w:sz w:val="21"/>
-          <w:szCs w:val="21"/>
-        </w:rPr>
-        <w:t>Weng J, Di Virgilio F, et al. Tourism forecasting with granular sentiment analysis[J]. Tourism Management, 2024, 100: 104815.</w:t>
-      </w:r>
-    </w:p>
-    <w:p>
-      <w:pPr>
-        <w:pStyle w:val="af7"/>
-        <w:ind w:firstLine="420"/>
-        <w:rPr>
-          <w:sz w:val="21"/>
-          <w:szCs w:val="21"/>
-        </w:rPr>
-      </w:pPr>
-      <w:r>
-        <w:rPr>
-          <w:rFonts w:ascii="宋体" w:hAnsi="宋体"/>
-          <w:sz w:val="21"/>
-          <w:szCs w:val="21"/>
-        </w:rPr>
-        <w:t>[17] 中国旅游研究院. 全国旅游市场服务质量提升报告[EB/OL]. 2023-07-27.</w:t>
-      </w:r>
-    </w:p>
-    <w:p>
-      <w:pPr>
-        <w:pStyle w:val="af7"/>
-        <w:ind w:firstLine="420"/>
-        <w:rPr>
-          <w:rFonts w:ascii="宋体" w:hAnsi="宋体" w:hint="eastAsia"/>
-          <w:sz w:val="21"/>
-          <w:szCs w:val="21"/>
-        </w:rPr>
-      </w:pPr>
-      <w:r>
-        <w:rPr>
-          <w:rFonts w:ascii="宋体" w:hAnsi="宋体"/>
-          <w:sz w:val="21"/>
-          <w:szCs w:val="21"/>
-        </w:rPr>
         <w:t>[18] 中国互联网络信息中心. 中国互联网络发展状况统计报告[R/OL]. 2025.</w:t>
       </w:r>
     </w:p>
@@ -11307,15 +11129,28 @@
     <w:p>
       <w:pPr>
         <w:pStyle w:val="af7"/>
+      </w:pPr>
+      <w:r>
         <w:rPr>
           <w:rFonts w:hint="eastAsia"/>
         </w:rPr>
+        <w:t>本论文是在指导教师的悉心指导下完成的。从选题确定、研究思路梳理到论文撰写与修改完善，指导教师在研究方向把握、论文结构设计、资料整理方法以及学术规范要求等方面都给予了我认真细致的指导与帮助。尤其在论文框架调整、研究重点凝练和文字表达规范化过程中，指导教师提出了许多切实中肯的意见，使我能够不断发现问题、完善内容，并最终完成本论文。在此，谨向指导教师表示诚挚的感谢。</w:t>
+      </w:r>
+    </w:p>
+    <w:p>
+      <w:pPr>
+        <w:pStyle w:val="af7"/>
+      </w:pPr>
+    </w:p>
+    <w:p>
+      <w:pPr>
+        <w:pStyle w:val="af7"/>
       </w:pPr>
       <w:r>
         <w:rPr>
           <w:rFonts w:hint="eastAsia"/>
         </w:rPr>
-        <w:t>本论文是在指导教师的悉心指导下完成的。从选题确定、研究思路梳理到论文撰写与修改完善，指导教师在研究方向把握、论文结构设计、资料整理方法以及学术规范要求等方面都给予了我认真细致的指导与帮助。尤其在论文框架调整、研究重点凝练和文字表达规范化过程中，指导教师提出了许多切实中肯的意见，使我能够不断发现问题、完善内容，并最终完成本论文。在此，谨向指导教师表示诚挚的感谢。</w:t>
+        <w:t>同时，感谢学院任课教师在本科阶段的培养，使我系统学习了专业基础知识与研究方法，为本次论文写作奠定了理论基础。感谢在论文开题、资料查找、研究推进和修改过程中给予我建议和帮助的老师与同学，他们的意见为我完善研究内容、规范研究思路提供了有益参考。</w:t>
       </w:r>
     </w:p>
     <w:p>
@@ -11326,42 +11161,6 @@
     <w:p>
       <w:pPr>
         <w:pStyle w:val="af7"/>
-        <w:rPr>
-          <w:rFonts w:hint="eastAsia"/>
-        </w:rPr>
-      </w:pPr>
-      <w:r>
-        <w:rPr>
-          <w:rFonts w:hint="eastAsia"/>
-        </w:rPr>
-        <w:t>同时，感谢学院任课教师在本科阶段的培养，使我系统学习了专业基础知识与研究方法，为本次论文写作奠定了理论基础。感谢在论文开题、资料查找、研究推进和修改过程中给予我建议和帮助的老师与同学，他们的意见为</w:t>
-      </w:r>
-      <w:proofErr w:type="gramStart"/>
-      <w:r>
-        <w:rPr>
-          <w:rFonts w:hint="eastAsia"/>
-        </w:rPr>
-        <w:t>我完善</w:t>
-      </w:r>
-      <w:proofErr w:type="gramEnd"/>
-      <w:r>
-        <w:rPr>
-          <w:rFonts w:hint="eastAsia"/>
-        </w:rPr>
-        <w:t>研究内容、规范研究思路提供了有益参考。</w:t>
-      </w:r>
-    </w:p>
-    <w:p>
-      <w:pPr>
-        <w:pStyle w:val="af7"/>
-      </w:pPr>
-    </w:p>
-    <w:p>
-      <w:pPr>
-        <w:pStyle w:val="af7"/>
-        <w:rPr>
-          <w:rFonts w:hint="eastAsia"/>
-        </w:rPr>
       </w:pPr>
       <w:r>
         <w:rPr>
@@ -11485,7 +11284,7 @@
       <mc:AlternateContent>
         <mc:Choice Requires="wps">
           <w:drawing>
-            <wp:anchor distT="0" distB="0" distL="114300" distR="114300" simplePos="0" relativeHeight="251662336" behindDoc="0" locked="0" layoutInCell="1" allowOverlap="1" wp14:anchorId="5A955832" wp14:editId="2E654DC2">
+            <wp:anchor distT="0" distB="0" distL="114300" distR="114300" simplePos="0" relativeHeight="251662336" behindDoc="0" locked="0" layoutInCell="1" allowOverlap="1" wp14:anchorId="5CBBE237" wp14:editId="2EE24A2C">
               <wp:simplePos x="0" y="0"/>
               <wp:positionH relativeFrom="column">
                 <wp:posOffset>-15240</wp:posOffset>
@@ -11619,7 +11418,7 @@
       <mc:AlternateContent>
         <mc:Choice Requires="wps">
           <w:drawing>
-            <wp:anchor distT="0" distB="0" distL="114300" distR="114300" simplePos="0" relativeHeight="251659264" behindDoc="0" locked="0" layoutInCell="1" allowOverlap="1" wp14:anchorId="7F64CBE9" wp14:editId="58EFB1F0">
+            <wp:anchor distT="0" distB="0" distL="114300" distR="114300" simplePos="0" relativeHeight="251659264" behindDoc="0" locked="0" layoutInCell="1" allowOverlap="1" wp14:anchorId="3A444CEE" wp14:editId="69482338">
               <wp:simplePos x="0" y="0"/>
               <wp:positionH relativeFrom="margin">
                 <wp:posOffset>-22225</wp:posOffset>
@@ -11692,7 +11491,7 @@
       <mc:AlternateContent>
         <mc:Choice Requires="wps">
           <w:drawing>
-            <wp:anchor distT="0" distB="0" distL="114300" distR="114300" simplePos="0" relativeHeight="251661312" behindDoc="0" locked="0" layoutInCell="1" allowOverlap="1" wp14:anchorId="4BE054C7" wp14:editId="782133A7">
+            <wp:anchor distT="0" distB="0" distL="114300" distR="114300" simplePos="0" relativeHeight="251661312" behindDoc="0" locked="0" layoutInCell="1" allowOverlap="1" wp14:anchorId="79E93D02" wp14:editId="03D677F5">
               <wp:simplePos x="0" y="0"/>
               <wp:positionH relativeFrom="column">
                 <wp:posOffset>-25400</wp:posOffset>
@@ -11765,7 +11564,7 @@
       <mc:AlternateContent>
         <mc:Choice Requires="wps">
           <w:drawing>
-            <wp:anchor distT="0" distB="0" distL="114300" distR="114300" simplePos="0" relativeHeight="251663360" behindDoc="0" locked="0" layoutInCell="1" allowOverlap="1" wp14:anchorId="2CC773F2" wp14:editId="7AB7E281">
+            <wp:anchor distT="0" distB="0" distL="114300" distR="114300" simplePos="0" relativeHeight="251663360" behindDoc="0" locked="0" layoutInCell="1" allowOverlap="1" wp14:anchorId="55C499CA" wp14:editId="724CC587">
               <wp:simplePos x="0" y="0"/>
               <wp:positionH relativeFrom="margin">
                 <wp:posOffset>-12700</wp:posOffset>
@@ -11954,7 +11753,7 @@
       <mc:AlternateContent>
         <mc:Choice Requires="wps">
           <w:drawing>
-            <wp:anchor distT="0" distB="0" distL="114300" distR="114300" simplePos="0" relativeHeight="251660288" behindDoc="0" locked="0" layoutInCell="1" allowOverlap="1" wp14:anchorId="7E8A2D9C" wp14:editId="1604A951">
+            <wp:anchor distT="0" distB="0" distL="114300" distR="114300" simplePos="0" relativeHeight="251660288" behindDoc="0" locked="0" layoutInCell="1" allowOverlap="1" wp14:anchorId="0F7C169B" wp14:editId="267BE412">
               <wp:simplePos x="0" y="0"/>
               <wp:positionH relativeFrom="column">
                 <wp:posOffset>-482600</wp:posOffset>
@@ -13149,10 +12948,6 @@
 </file>
 
 <file path=customXml/item1.xml><?xml version="1.0" encoding="utf-8"?>
-<b:Sources xmlns:b="http://schemas.openxmlformats.org/officeDocument/2006/bibliography" xmlns="http://schemas.openxmlformats.org/officeDocument/2006/bibliography" SelectedStyle="\APASixthEditionOfficeOnline.xsl" StyleName="APA" Version="6"/>
-</file>
-
-<file path=customXml/item2.xml><?xml version="1.0" encoding="utf-8"?>
 <s:customData xmlns="http://www.wps.cn/officeDocument/2013/wpsCustomData" xmlns:s="http://www.wps.cn/officeDocument/2013/wpsCustomData">
   <customSectProps>
     <customSectPr/>
@@ -13166,18 +12961,22 @@
 </s:customData>
 </file>
 
+<file path=customXml/item2.xml><?xml version="1.0" encoding="utf-8"?>
+<b:Sources xmlns:b="http://schemas.openxmlformats.org/officeDocument/2006/bibliography" xmlns="http://schemas.openxmlformats.org/officeDocument/2006/bibliography" SelectedStyle="\APASixthEditionOfficeOnline.xsl" StyleName="APA" Version="6"/>
+</file>
+
 <file path=customXml/itemProps1.xml><?xml version="1.0" encoding="utf-8"?>
+<ds:datastoreItem xmlns:ds="http://schemas.openxmlformats.org/officeDocument/2006/customXml" ds:itemID="{B1977F7D-205B-4081-913C-38D41E755F92}">
+  <ds:schemaRefs>
+    <ds:schemaRef ds:uri="http://www.wps.cn/officeDocument/2013/wpsCustomData"/>
+  </ds:schemaRefs>
+</ds:datastoreItem>
+</file>
+
+<file path=customXml/itemProps2.xml><?xml version="1.0" encoding="utf-8"?>
 <ds:datastoreItem xmlns:ds="http://schemas.openxmlformats.org/officeDocument/2006/customXml" ds:itemID="{6317AEF4-A811-414A-A4EB-C796A35EB062}">
   <ds:schemaRefs>
     <ds:schemaRef ds:uri="http://schemas.openxmlformats.org/officeDocument/2006/bibliography"/>
   </ds:schemaRefs>
 </ds:datastoreItem>
-</file>
-
-<file path=customXml/itemProps2.xml><?xml version="1.0" encoding="utf-8"?>
-<ds:datastoreItem xmlns:ds="http://schemas.openxmlformats.org/officeDocument/2006/customXml" ds:itemID="{B1977F7D-205B-4081-913C-38D41E755F92}">
-  <ds:schemaRefs>
-    <ds:schemaRef ds:uri="http://www.wps.cn/officeDocument/2013/wpsCustomData"/>
-  </ds:schemaRefs>
-</ds:datastoreItem>
 </file>